--- a/BRD_DWH_Data_Retention_v0.1.docx
+++ b/BRD_DWH_Data_Retention_v0.1.docx
@@ -61,12 +61,6 @@
         <w:gridCol w:w="6747"/>
       </w:tblGrid>
       <w:tr>
-        <w:tblPrEx>
-          <w:tblCellMar>
-            <w:top w:w="0" w:type="dxa"/>
-            <w:bottom w:w="0" w:type="dxa"/>
-          </w:tblCellMar>
-        </w:tblPrEx>
         <w:trPr>
           <w:tblHeader/>
         </w:trPr>
@@ -124,12 +118,6 @@
         </w:tc>
       </w:tr>
       <w:tr>
-        <w:tblPrEx>
-          <w:tblCellMar>
-            <w:top w:w="0" w:type="dxa"/>
-            <w:bottom w:w="0" w:type="dxa"/>
-          </w:tblCellMar>
-        </w:tblPrEx>
         <w:trPr>
           <w:cantSplit/>
         </w:trPr>
@@ -181,12 +169,6 @@
         </w:tc>
       </w:tr>
       <w:tr>
-        <w:tblPrEx>
-          <w:tblCellMar>
-            <w:top w:w="0" w:type="dxa"/>
-            <w:bottom w:w="0" w:type="dxa"/>
-          </w:tblCellMar>
-        </w:tblPrEx>
         <w:trPr>
           <w:cantSplit/>
         </w:trPr>
@@ -245,12 +227,6 @@
         </w:tc>
       </w:tr>
       <w:tr>
-        <w:tblPrEx>
-          <w:tblCellMar>
-            <w:top w:w="0" w:type="dxa"/>
-            <w:bottom w:w="0" w:type="dxa"/>
-          </w:tblCellMar>
-        </w:tblPrEx>
         <w:trPr>
           <w:cantSplit/>
         </w:trPr>
@@ -302,12 +278,6 @@
         </w:tc>
       </w:tr>
       <w:tr>
-        <w:tblPrEx>
-          <w:tblCellMar>
-            <w:top w:w="0" w:type="dxa"/>
-            <w:bottom w:w="0" w:type="dxa"/>
-          </w:tblCellMar>
-        </w:tblPrEx>
         <w:trPr>
           <w:cantSplit/>
         </w:trPr>
@@ -353,18 +323,26 @@
                 <w:sz w:val="18"/>
                 <w:szCs w:val="18"/>
               </w:rPr>
-              <w:t>27 October 2026</w:t>
-            </w:r>
-          </w:p>
-        </w:tc>
-      </w:tr>
-      <w:tr>
-        <w:tblPrEx>
-          <w:tblCellMar>
-            <w:top w:w="0" w:type="dxa"/>
-            <w:bottom w:w="0" w:type="dxa"/>
-          </w:tblCellMar>
-        </w:tblPrEx>
+              <w:t>2</w:t>
+            </w:r>
+            <w:r>
+              <w:rPr>
+                <w:sz w:val="18"/>
+                <w:szCs w:val="18"/>
+              </w:rPr>
+              <w:t>9</w:t>
+            </w:r>
+            <w:r>
+              <w:rPr>
+                <w:sz w:val="18"/>
+                <w:szCs w:val="18"/>
+              </w:rPr>
+              <w:t xml:space="preserve"> October 2026</w:t>
+            </w:r>
+          </w:p>
+        </w:tc>
+      </w:tr>
+      <w:tr>
         <w:trPr>
           <w:cantSplit/>
         </w:trPr>
@@ -425,12 +403,6 @@
         </w:tc>
       </w:tr>
       <w:tr>
-        <w:tblPrEx>
-          <w:tblCellMar>
-            <w:top w:w="0" w:type="dxa"/>
-            <w:bottom w:w="0" w:type="dxa"/>
-          </w:tblCellMar>
-        </w:tblPrEx>
         <w:trPr>
           <w:cantSplit/>
         </w:trPr>
@@ -478,7 +450,35 @@
                 <w:sz w:val="18"/>
                 <w:szCs w:val="18"/>
               </w:rPr>
-              <w:t>Pending approval (version 0.5 approved on 25 October 2026)</w:t>
+              <w:t>Pending approval (version 0.</w:t>
+            </w:r>
+            <w:r>
+              <w:rPr>
+                <w:sz w:val="18"/>
+                <w:szCs w:val="18"/>
+              </w:rPr>
+              <w:t>1</w:t>
+            </w:r>
+            <w:r>
+              <w:rPr>
+                <w:sz w:val="18"/>
+                <w:szCs w:val="18"/>
+              </w:rPr>
+              <w:t xml:space="preserve"> approved on 2</w:t>
+            </w:r>
+            <w:r>
+              <w:rPr>
+                <w:sz w:val="18"/>
+                <w:szCs w:val="18"/>
+              </w:rPr>
+              <w:t>9</w:t>
+            </w:r>
+            <w:r>
+              <w:rPr>
+                <w:sz w:val="18"/>
+                <w:szCs w:val="18"/>
+              </w:rPr>
+              <w:t xml:space="preserve"> October 2026)</w:t>
             </w:r>
           </w:p>
         </w:tc>
@@ -489,7 +489,7 @@
         <w:pStyle w:val="Heading1"/>
         <w:pageBreakBefore/>
       </w:pPr>
-      <w:bookmarkStart w:id="0" w:name="_Toc244011569"/>
+      <w:bookmarkStart w:id="0" w:name="_Toc244205217"/>
       <w:r>
         <w:lastRenderedPageBreak/>
         <w:t>Document Control</w:t>
@@ -502,7 +502,7 @@
         <w:keepNext/>
         <w:keepLines/>
       </w:pPr>
-      <w:bookmarkStart w:id="1" w:name="_Toc244011570"/>
+      <w:bookmarkStart w:id="1" w:name="_Toc244205218"/>
       <w:r>
         <w:t>Revision History</w:t>
       </w:r>
@@ -533,12 +533,6 @@
         <w:gridCol w:w="4821"/>
       </w:tblGrid>
       <w:tr>
-        <w:tblPrEx>
-          <w:tblCellMar>
-            <w:top w:w="0" w:type="dxa"/>
-            <w:bottom w:w="0" w:type="dxa"/>
-          </w:tblCellMar>
-        </w:tblPrEx>
         <w:trPr>
           <w:tblHeader/>
         </w:trPr>
@@ -648,12 +642,6 @@
         </w:tc>
       </w:tr>
       <w:tr>
-        <w:tblPrEx>
-          <w:tblCellMar>
-            <w:top w:w="0" w:type="dxa"/>
-            <w:bottom w:w="0" w:type="dxa"/>
-          </w:tblCellMar>
-        </w:tblPrEx>
         <w:trPr>
           <w:cantSplit/>
         </w:trPr>
@@ -699,7 +687,21 @@
                 <w:sz w:val="18"/>
                 <w:szCs w:val="18"/>
               </w:rPr>
-              <w:t>25 October 2026</w:t>
+              <w:t>2</w:t>
+            </w:r>
+            <w:r>
+              <w:rPr>
+                <w:sz w:val="18"/>
+                <w:szCs w:val="18"/>
+              </w:rPr>
+              <w:t>9</w:t>
+            </w:r>
+            <w:r>
+              <w:rPr>
+                <w:sz w:val="18"/>
+                <w:szCs w:val="18"/>
+              </w:rPr>
+              <w:t xml:space="preserve"> October 2026</w:t>
             </w:r>
           </w:p>
         </w:tc>
@@ -760,12 +762,6 @@
         </w:tc>
       </w:tr>
       <w:tr>
-        <w:tblPrEx>
-          <w:tblCellMar>
-            <w:top w:w="0" w:type="dxa"/>
-            <w:bottom w:w="0" w:type="dxa"/>
-          </w:tblCellMar>
-        </w:tblPrEx>
         <w:trPr>
           <w:cantSplit/>
         </w:trPr>
@@ -835,12 +831,6 @@
         </w:tc>
       </w:tr>
       <w:tr>
-        <w:tblPrEx>
-          <w:tblCellMar>
-            <w:top w:w="0" w:type="dxa"/>
-            <w:bottom w:w="0" w:type="dxa"/>
-          </w:tblCellMar>
-        </w:tblPrEx>
         <w:trPr>
           <w:cantSplit/>
         </w:trPr>
@@ -910,12 +900,6 @@
         </w:tc>
       </w:tr>
       <w:tr>
-        <w:tblPrEx>
-          <w:tblCellMar>
-            <w:top w:w="0" w:type="dxa"/>
-            <w:bottom w:w="0" w:type="dxa"/>
-          </w:tblCellMar>
-        </w:tblPrEx>
         <w:trPr>
           <w:cantSplit/>
         </w:trPr>
@@ -985,12 +969,6 @@
         </w:tc>
       </w:tr>
       <w:tr>
-        <w:tblPrEx>
-          <w:tblCellMar>
-            <w:top w:w="0" w:type="dxa"/>
-            <w:bottom w:w="0" w:type="dxa"/>
-          </w:tblCellMar>
-        </w:tblPrEx>
         <w:trPr>
           <w:cantSplit/>
         </w:trPr>
@@ -1060,12 +1038,6 @@
         </w:tc>
       </w:tr>
       <w:tr>
-        <w:tblPrEx>
-          <w:tblCellMar>
-            <w:top w:w="0" w:type="dxa"/>
-            <w:bottom w:w="0" w:type="dxa"/>
-          </w:tblCellMar>
-        </w:tblPrEx>
         <w:trPr>
           <w:cantSplit/>
         </w:trPr>
@@ -1135,12 +1107,6 @@
         </w:tc>
       </w:tr>
       <w:tr>
-        <w:tblPrEx>
-          <w:tblCellMar>
-            <w:top w:w="0" w:type="dxa"/>
-            <w:bottom w:w="0" w:type="dxa"/>
-          </w:tblCellMar>
-        </w:tblPrEx>
         <w:trPr>
           <w:cantSplit/>
         </w:trPr>
@@ -1225,25 +1191,11 @@
         <w:keepNext/>
         <w:keepLines/>
       </w:pPr>
-      <w:bookmarkStart w:id="2" w:name="_Toc244011571"/>
+      <w:bookmarkStart w:id="2" w:name="_Toc244205219"/>
       <w:r>
         <w:t>Approval</w:t>
       </w:r>
       <w:bookmarkEnd w:id="2"/>
-    </w:p>
-    <w:p>
-      <w:pPr>
-        <w:spacing w:after="120" w:line="276" w:lineRule="auto"/>
-      </w:pPr>
-      <w:r>
-        <w:t>Version 0.5 was approved by all approvers on 25 October 2026. Version 0.</w:t>
-      </w:r>
-      <w:r>
-        <w:t>1</w:t>
-      </w:r>
-      <w:r>
-        <w:t xml:space="preserve"> changes the retention period and the database platform and therefore requires approval.</w:t>
-      </w:r>
     </w:p>
     <w:tbl>
       <w:tblPr>
@@ -1271,12 +1223,6 @@
         <w:gridCol w:w="1543"/>
       </w:tblGrid>
       <w:tr>
-        <w:tblPrEx>
-          <w:tblCellMar>
-            <w:top w:w="0" w:type="dxa"/>
-            <w:bottom w:w="0" w:type="dxa"/>
-          </w:tblCellMar>
-        </w:tblPrEx>
         <w:trPr>
           <w:tblHeader/>
         </w:trPr>
@@ -1412,12 +1358,6 @@
         </w:tc>
       </w:tr>
       <w:tr>
-        <w:tblPrEx>
-          <w:tblCellMar>
-            <w:top w:w="0" w:type="dxa"/>
-            <w:bottom w:w="0" w:type="dxa"/>
-          </w:tblCellMar>
-        </w:tblPrEx>
         <w:trPr>
           <w:cantSplit/>
         </w:trPr>
@@ -1533,12 +1473,6 @@
         </w:tc>
       </w:tr>
       <w:tr>
-        <w:tblPrEx>
-          <w:tblCellMar>
-            <w:top w:w="0" w:type="dxa"/>
-            <w:bottom w:w="0" w:type="dxa"/>
-          </w:tblCellMar>
-        </w:tblPrEx>
         <w:trPr>
           <w:cantSplit/>
         </w:trPr>
@@ -1654,12 +1588,6 @@
         </w:tc>
       </w:tr>
       <w:tr>
-        <w:tblPrEx>
-          <w:tblCellMar>
-            <w:top w:w="0" w:type="dxa"/>
-            <w:bottom w:w="0" w:type="dxa"/>
-          </w:tblCellMar>
-        </w:tblPrEx>
         <w:trPr>
           <w:cantSplit/>
         </w:trPr>
@@ -1775,12 +1703,6 @@
         </w:tc>
       </w:tr>
       <w:tr>
-        <w:tblPrEx>
-          <w:tblCellMar>
-            <w:top w:w="0" w:type="dxa"/>
-            <w:bottom w:w="0" w:type="dxa"/>
-          </w:tblCellMar>
-        </w:tblPrEx>
         <w:trPr>
           <w:cantSplit/>
         </w:trPr>
@@ -1912,7 +1834,7 @@
         <w:keepNext/>
         <w:keepLines/>
       </w:pPr>
-      <w:bookmarkStart w:id="3" w:name="_Toc244011572"/>
+      <w:bookmarkStart w:id="3" w:name="_Toc244205220"/>
       <w:r>
         <w:t>Document Conventions</w:t>
       </w:r>
@@ -1941,12 +1863,6 @@
         <w:gridCol w:w="7711"/>
       </w:tblGrid>
       <w:tr>
-        <w:tblPrEx>
-          <w:tblCellMar>
-            <w:top w:w="0" w:type="dxa"/>
-            <w:bottom w:w="0" w:type="dxa"/>
-          </w:tblCellMar>
-        </w:tblPrEx>
         <w:trPr>
           <w:tblHeader/>
         </w:trPr>
@@ -2004,12 +1920,6 @@
         </w:tc>
       </w:tr>
       <w:tr>
-        <w:tblPrEx>
-          <w:tblCellMar>
-            <w:top w:w="0" w:type="dxa"/>
-            <w:bottom w:w="0" w:type="dxa"/>
-          </w:tblCellMar>
-        </w:tblPrEx>
         <w:trPr>
           <w:cantSplit/>
         </w:trPr>
@@ -2070,12 +1980,6 @@
         </w:tc>
       </w:tr>
       <w:tr>
-        <w:tblPrEx>
-          <w:tblCellMar>
-            <w:top w:w="0" w:type="dxa"/>
-            <w:bottom w:w="0" w:type="dxa"/>
-          </w:tblCellMar>
-        </w:tblPrEx>
         <w:trPr>
           <w:cantSplit/>
         </w:trPr>
@@ -2152,12 +2056,6 @@
         </w:tc>
       </w:tr>
       <w:tr>
-        <w:tblPrEx>
-          <w:tblCellMar>
-            <w:top w:w="0" w:type="dxa"/>
-            <w:bottom w:w="0" w:type="dxa"/>
-          </w:tblCellMar>
-        </w:tblPrEx>
         <w:trPr>
           <w:cantSplit/>
         </w:trPr>
@@ -2234,12 +2132,6 @@
         </w:tc>
       </w:tr>
       <w:tr>
-        <w:tblPrEx>
-          <w:tblCellMar>
-            <w:top w:w="0" w:type="dxa"/>
-            <w:bottom w:w="0" w:type="dxa"/>
-          </w:tblCellMar>
-        </w:tblPrEx>
         <w:trPr>
           <w:cantSplit/>
         </w:trPr>
@@ -2300,12 +2192,6 @@
         </w:tc>
       </w:tr>
       <w:tr>
-        <w:tblPrEx>
-          <w:tblCellMar>
-            <w:top w:w="0" w:type="dxa"/>
-            <w:bottom w:w="0" w:type="dxa"/>
-          </w:tblCellMar>
-        </w:tblPrEx>
         <w:trPr>
           <w:cantSplit/>
         </w:trPr>
@@ -2366,12 +2252,6 @@
         </w:tc>
       </w:tr>
       <w:tr>
-        <w:tblPrEx>
-          <w:tblCellMar>
-            <w:top w:w="0" w:type="dxa"/>
-            <w:bottom w:w="0" w:type="dxa"/>
-          </w:tblCellMar>
-        </w:tblPrEx>
         <w:trPr>
           <w:cantSplit/>
         </w:trPr>
@@ -2432,12 +2312,6 @@
         </w:tc>
       </w:tr>
       <w:tr>
-        <w:tblPrEx>
-          <w:tblCellMar>
-            <w:top w:w="0" w:type="dxa"/>
-            <w:bottom w:w="0" w:type="dxa"/>
-          </w:tblCellMar>
-        </w:tblPrEx>
         <w:trPr>
           <w:cantSplit/>
         </w:trPr>
@@ -2530,12 +2404,6 @@
         </w:tc>
       </w:tr>
       <w:tr>
-        <w:tblPrEx>
-          <w:tblCellMar>
-            <w:top w:w="0" w:type="dxa"/>
-            <w:bottom w:w="0" w:type="dxa"/>
-          </w:tblCellMar>
-        </w:tblPrEx>
         <w:trPr>
           <w:cantSplit/>
         </w:trPr>
@@ -2596,12 +2464,6 @@
         </w:tc>
       </w:tr>
       <w:tr>
-        <w:tblPrEx>
-          <w:tblCellMar>
-            <w:top w:w="0" w:type="dxa"/>
-            <w:bottom w:w="0" w:type="dxa"/>
-          </w:tblCellMar>
-        </w:tblPrEx>
         <w:trPr>
           <w:cantSplit/>
         </w:trPr>
@@ -2678,12 +2540,6 @@
         </w:tc>
       </w:tr>
       <w:tr>
-        <w:tblPrEx>
-          <w:tblCellMar>
-            <w:top w:w="0" w:type="dxa"/>
-            <w:bottom w:w="0" w:type="dxa"/>
-          </w:tblCellMar>
-        </w:tblPrEx>
         <w:trPr>
           <w:cantSplit/>
         </w:trPr>
@@ -2776,7 +2632,12 @@
               <w:tab w:val="right" w:leader="dot" w:pos="9628"/>
             </w:tabs>
             <w:rPr>
+              <w:rFonts w:asciiTheme="minorHAnsi" w:eastAsiaTheme="minorEastAsia" w:hAnsiTheme="minorHAnsi" w:cstheme="minorBidi"/>
               <w:noProof/>
+              <w:kern w:val="2"/>
+              <w:sz w:val="24"/>
+              <w:szCs w:val="24"/>
+              <w14:ligatures w14:val="standardContextual"/>
             </w:rPr>
           </w:pPr>
           <w:r>
@@ -2788,7 +2649,7 @@
           <w:r>
             <w:fldChar w:fldCharType="separate"/>
           </w:r>
-          <w:hyperlink w:anchor="_Toc244011569" w:history="1">
+          <w:hyperlink w:anchor="_Toc244205217" w:history="1">
             <w:r>
               <w:rPr>
                 <w:rStyle w:val="Hyperlink"/>
@@ -2812,7 +2673,7 @@
               <w:rPr>
                 <w:noProof/>
               </w:rPr>
-              <w:instrText xml:space="preserve"> PAGEREF _Toc244011569 \h </w:instrText>
+              <w:instrText xml:space="preserve"> PAGEREF _Toc244205217 \h </w:instrText>
             </w:r>
             <w:r>
               <w:rPr>
@@ -2846,10 +2707,15 @@
               <w:tab w:val="right" w:leader="dot" w:pos="9628"/>
             </w:tabs>
             <w:rPr>
+              <w:rFonts w:asciiTheme="minorHAnsi" w:eastAsiaTheme="minorEastAsia" w:hAnsiTheme="minorHAnsi" w:cstheme="minorBidi"/>
               <w:noProof/>
+              <w:kern w:val="2"/>
+              <w:sz w:val="24"/>
+              <w:szCs w:val="24"/>
+              <w14:ligatures w14:val="standardContextual"/>
             </w:rPr>
           </w:pPr>
-          <w:hyperlink w:anchor="_Toc244011570" w:history="1">
+          <w:hyperlink w:anchor="_Toc244205218" w:history="1">
             <w:r>
               <w:rPr>
                 <w:rStyle w:val="Hyperlink"/>
@@ -2873,7 +2739,7 @@
               <w:rPr>
                 <w:noProof/>
               </w:rPr>
-              <w:instrText xml:space="preserve"> PAGEREF _Toc244011570 \h </w:instrText>
+              <w:instrText xml:space="preserve"> PAGEREF _Toc244205218 \h </w:instrText>
             </w:r>
             <w:r>
               <w:rPr>
@@ -2907,10 +2773,15 @@
               <w:tab w:val="right" w:leader="dot" w:pos="9628"/>
             </w:tabs>
             <w:rPr>
+              <w:rFonts w:asciiTheme="minorHAnsi" w:eastAsiaTheme="minorEastAsia" w:hAnsiTheme="minorHAnsi" w:cstheme="minorBidi"/>
               <w:noProof/>
+              <w:kern w:val="2"/>
+              <w:sz w:val="24"/>
+              <w:szCs w:val="24"/>
+              <w14:ligatures w14:val="standardContextual"/>
             </w:rPr>
           </w:pPr>
-          <w:hyperlink w:anchor="_Toc244011571" w:history="1">
+          <w:hyperlink w:anchor="_Toc244205219" w:history="1">
             <w:r>
               <w:rPr>
                 <w:rStyle w:val="Hyperlink"/>
@@ -2934,7 +2805,7 @@
               <w:rPr>
                 <w:noProof/>
               </w:rPr>
-              <w:instrText xml:space="preserve"> PAGEREF _Toc244011571 \h </w:instrText>
+              <w:instrText xml:space="preserve"> PAGEREF _Toc244205219 \h </w:instrText>
             </w:r>
             <w:r>
               <w:rPr>
@@ -2968,10 +2839,15 @@
               <w:tab w:val="right" w:leader="dot" w:pos="9628"/>
             </w:tabs>
             <w:rPr>
+              <w:rFonts w:asciiTheme="minorHAnsi" w:eastAsiaTheme="minorEastAsia" w:hAnsiTheme="minorHAnsi" w:cstheme="minorBidi"/>
               <w:noProof/>
+              <w:kern w:val="2"/>
+              <w:sz w:val="24"/>
+              <w:szCs w:val="24"/>
+              <w14:ligatures w14:val="standardContextual"/>
             </w:rPr>
           </w:pPr>
-          <w:hyperlink w:anchor="_Toc244011572" w:history="1">
+          <w:hyperlink w:anchor="_Toc244205220" w:history="1">
             <w:r>
               <w:rPr>
                 <w:rStyle w:val="Hyperlink"/>
@@ -2995,7 +2871,7 @@
               <w:rPr>
                 <w:noProof/>
               </w:rPr>
-              <w:instrText xml:space="preserve"> PAGEREF _Toc244011572 \h </w:instrText>
+              <w:instrText xml:space="preserve"> PAGEREF _Toc244205220 \h </w:instrText>
             </w:r>
             <w:r>
               <w:rPr>
@@ -3029,10 +2905,15 @@
               <w:tab w:val="right" w:leader="dot" w:pos="9628"/>
             </w:tabs>
             <w:rPr>
+              <w:rFonts w:asciiTheme="minorHAnsi" w:eastAsiaTheme="minorEastAsia" w:hAnsiTheme="minorHAnsi" w:cstheme="minorBidi"/>
               <w:noProof/>
+              <w:kern w:val="2"/>
+              <w:sz w:val="24"/>
+              <w:szCs w:val="24"/>
+              <w14:ligatures w14:val="standardContextual"/>
             </w:rPr>
           </w:pPr>
-          <w:hyperlink w:anchor="_Toc244011573" w:history="1">
+          <w:hyperlink w:anchor="_Toc244205221" w:history="1">
             <w:r>
               <w:rPr>
                 <w:rStyle w:val="Hyperlink"/>
@@ -3056,7 +2937,7 @@
               <w:rPr>
                 <w:noProof/>
               </w:rPr>
-              <w:instrText xml:space="preserve"> PAGEREF _Toc244011573 \h </w:instrText>
+              <w:instrText xml:space="preserve"> PAGEREF _Toc244205221 \h </w:instrText>
             </w:r>
             <w:r>
               <w:rPr>
@@ -3090,10 +2971,15 @@
               <w:tab w:val="right" w:leader="dot" w:pos="9628"/>
             </w:tabs>
             <w:rPr>
+              <w:rFonts w:asciiTheme="minorHAnsi" w:eastAsiaTheme="minorEastAsia" w:hAnsiTheme="minorHAnsi" w:cstheme="minorBidi"/>
               <w:noProof/>
+              <w:kern w:val="2"/>
+              <w:sz w:val="24"/>
+              <w:szCs w:val="24"/>
+              <w14:ligatures w14:val="standardContextual"/>
             </w:rPr>
           </w:pPr>
-          <w:hyperlink w:anchor="_Toc244011574" w:history="1">
+          <w:hyperlink w:anchor="_Toc244205222" w:history="1">
             <w:r>
               <w:rPr>
                 <w:rStyle w:val="Hyperlink"/>
@@ -3117,7 +3003,7 @@
               <w:rPr>
                 <w:noProof/>
               </w:rPr>
-              <w:instrText xml:space="preserve"> PAGEREF _Toc244011574 \h </w:instrText>
+              <w:instrText xml:space="preserve"> PAGEREF _Toc244205222 \h </w:instrText>
             </w:r>
             <w:r>
               <w:rPr>
@@ -3151,10 +3037,15 @@
               <w:tab w:val="right" w:leader="dot" w:pos="9628"/>
             </w:tabs>
             <w:rPr>
+              <w:rFonts w:asciiTheme="minorHAnsi" w:eastAsiaTheme="minorEastAsia" w:hAnsiTheme="minorHAnsi" w:cstheme="minorBidi"/>
               <w:noProof/>
+              <w:kern w:val="2"/>
+              <w:sz w:val="24"/>
+              <w:szCs w:val="24"/>
+              <w14:ligatures w14:val="standardContextual"/>
             </w:rPr>
           </w:pPr>
-          <w:hyperlink w:anchor="_Toc244011575" w:history="1">
+          <w:hyperlink w:anchor="_Toc244205223" w:history="1">
             <w:r>
               <w:rPr>
                 <w:rStyle w:val="Hyperlink"/>
@@ -3178,7 +3069,7 @@
               <w:rPr>
                 <w:noProof/>
               </w:rPr>
-              <w:instrText xml:space="preserve"> PAGEREF _Toc244011575 \h </w:instrText>
+              <w:instrText xml:space="preserve"> PAGEREF _Toc244205223 \h </w:instrText>
             </w:r>
             <w:r>
               <w:rPr>
@@ -3212,10 +3103,15 @@
               <w:tab w:val="right" w:leader="dot" w:pos="9628"/>
             </w:tabs>
             <w:rPr>
+              <w:rFonts w:asciiTheme="minorHAnsi" w:eastAsiaTheme="minorEastAsia" w:hAnsiTheme="minorHAnsi" w:cstheme="minorBidi"/>
               <w:noProof/>
+              <w:kern w:val="2"/>
+              <w:sz w:val="24"/>
+              <w:szCs w:val="24"/>
+              <w14:ligatures w14:val="standardContextual"/>
             </w:rPr>
           </w:pPr>
-          <w:hyperlink w:anchor="_Toc244011576" w:history="1">
+          <w:hyperlink w:anchor="_Toc244205224" w:history="1">
             <w:r>
               <w:rPr>
                 <w:rStyle w:val="Hyperlink"/>
@@ -3239,7 +3135,7 @@
               <w:rPr>
                 <w:noProof/>
               </w:rPr>
-              <w:instrText xml:space="preserve"> PAGEREF _Toc244011576 \h </w:instrText>
+              <w:instrText xml:space="preserve"> PAGEREF _Toc244205224 \h </w:instrText>
             </w:r>
             <w:r>
               <w:rPr>
@@ -3273,10 +3169,15 @@
               <w:tab w:val="right" w:leader="dot" w:pos="9628"/>
             </w:tabs>
             <w:rPr>
+              <w:rFonts w:asciiTheme="minorHAnsi" w:eastAsiaTheme="minorEastAsia" w:hAnsiTheme="minorHAnsi" w:cstheme="minorBidi"/>
               <w:noProof/>
+              <w:kern w:val="2"/>
+              <w:sz w:val="24"/>
+              <w:szCs w:val="24"/>
+              <w14:ligatures w14:val="standardContextual"/>
             </w:rPr>
           </w:pPr>
-          <w:hyperlink w:anchor="_Toc244011577" w:history="1">
+          <w:hyperlink w:anchor="_Toc244205225" w:history="1">
             <w:r>
               <w:rPr>
                 <w:rStyle w:val="Hyperlink"/>
@@ -3300,7 +3201,7 @@
               <w:rPr>
                 <w:noProof/>
               </w:rPr>
-              <w:instrText xml:space="preserve"> PAGEREF _Toc244011577 \h </w:instrText>
+              <w:instrText xml:space="preserve"> PAGEREF _Toc244205225 \h </w:instrText>
             </w:r>
             <w:r>
               <w:rPr>
@@ -3334,10 +3235,15 @@
               <w:tab w:val="right" w:leader="dot" w:pos="9628"/>
             </w:tabs>
             <w:rPr>
+              <w:rFonts w:asciiTheme="minorHAnsi" w:eastAsiaTheme="minorEastAsia" w:hAnsiTheme="minorHAnsi" w:cstheme="minorBidi"/>
               <w:noProof/>
+              <w:kern w:val="2"/>
+              <w:sz w:val="24"/>
+              <w:szCs w:val="24"/>
+              <w14:ligatures w14:val="standardContextual"/>
             </w:rPr>
           </w:pPr>
-          <w:hyperlink w:anchor="_Toc244011578" w:history="1">
+          <w:hyperlink w:anchor="_Toc244205226" w:history="1">
             <w:r>
               <w:rPr>
                 <w:rStyle w:val="Hyperlink"/>
@@ -3361,7 +3267,7 @@
               <w:rPr>
                 <w:noProof/>
               </w:rPr>
-              <w:instrText xml:space="preserve"> PAGEREF _Toc244011578 \h </w:instrText>
+              <w:instrText xml:space="preserve"> PAGEREF _Toc244205226 \h </w:instrText>
             </w:r>
             <w:r>
               <w:rPr>
@@ -3378,7 +3284,7 @@
               <w:rPr>
                 <w:noProof/>
               </w:rPr>
-              <w:t>8</w:t>
+              <w:t>7</w:t>
             </w:r>
             <w:r>
               <w:rPr>
@@ -3395,10 +3301,15 @@
               <w:tab w:val="right" w:leader="dot" w:pos="9628"/>
             </w:tabs>
             <w:rPr>
+              <w:rFonts w:asciiTheme="minorHAnsi" w:eastAsiaTheme="minorEastAsia" w:hAnsiTheme="minorHAnsi" w:cstheme="minorBidi"/>
               <w:noProof/>
+              <w:kern w:val="2"/>
+              <w:sz w:val="24"/>
+              <w:szCs w:val="24"/>
+              <w14:ligatures w14:val="standardContextual"/>
             </w:rPr>
           </w:pPr>
-          <w:hyperlink w:anchor="_Toc244011579" w:history="1">
+          <w:hyperlink w:anchor="_Toc244205227" w:history="1">
             <w:r>
               <w:rPr>
                 <w:rStyle w:val="Hyperlink"/>
@@ -3422,7 +3333,7 @@
               <w:rPr>
                 <w:noProof/>
               </w:rPr>
-              <w:instrText xml:space="preserve"> PAGEREF _Toc244011579 \h </w:instrText>
+              <w:instrText xml:space="preserve"> PAGEREF _Toc244205227 \h </w:instrText>
             </w:r>
             <w:r>
               <w:rPr>
@@ -3439,7 +3350,7 @@
               <w:rPr>
                 <w:noProof/>
               </w:rPr>
-              <w:t>8</w:t>
+              <w:t>7</w:t>
             </w:r>
             <w:r>
               <w:rPr>
@@ -3456,10 +3367,15 @@
               <w:tab w:val="right" w:leader="dot" w:pos="9628"/>
             </w:tabs>
             <w:rPr>
+              <w:rFonts w:asciiTheme="minorHAnsi" w:eastAsiaTheme="minorEastAsia" w:hAnsiTheme="minorHAnsi" w:cstheme="minorBidi"/>
               <w:noProof/>
+              <w:kern w:val="2"/>
+              <w:sz w:val="24"/>
+              <w:szCs w:val="24"/>
+              <w14:ligatures w14:val="standardContextual"/>
             </w:rPr>
           </w:pPr>
-          <w:hyperlink w:anchor="_Toc244011580" w:history="1">
+          <w:hyperlink w:anchor="_Toc244205228" w:history="1">
             <w:r>
               <w:rPr>
                 <w:rStyle w:val="Hyperlink"/>
@@ -3483,7 +3399,7 @@
               <w:rPr>
                 <w:noProof/>
               </w:rPr>
-              <w:instrText xml:space="preserve"> PAGEREF _Toc244011580 \h </w:instrText>
+              <w:instrText xml:space="preserve"> PAGEREF _Toc244205228 \h </w:instrText>
             </w:r>
             <w:r>
               <w:rPr>
@@ -3517,10 +3433,15 @@
               <w:tab w:val="right" w:leader="dot" w:pos="9628"/>
             </w:tabs>
             <w:rPr>
+              <w:rFonts w:asciiTheme="minorHAnsi" w:eastAsiaTheme="minorEastAsia" w:hAnsiTheme="minorHAnsi" w:cstheme="minorBidi"/>
               <w:noProof/>
+              <w:kern w:val="2"/>
+              <w:sz w:val="24"/>
+              <w:szCs w:val="24"/>
+              <w14:ligatures w14:val="standardContextual"/>
             </w:rPr>
           </w:pPr>
-          <w:hyperlink w:anchor="_Toc244011581" w:history="1">
+          <w:hyperlink w:anchor="_Toc244205229" w:history="1">
             <w:r>
               <w:rPr>
                 <w:rStyle w:val="Hyperlink"/>
@@ -3544,7 +3465,7 @@
               <w:rPr>
                 <w:noProof/>
               </w:rPr>
-              <w:instrText xml:space="preserve"> PAGEREF _Toc244011581 \h </w:instrText>
+              <w:instrText xml:space="preserve"> PAGEREF _Toc244205229 \h </w:instrText>
             </w:r>
             <w:r>
               <w:rPr>
@@ -3561,7 +3482,7 @@
               <w:rPr>
                 <w:noProof/>
               </w:rPr>
-              <w:t>9</w:t>
+              <w:t>8</w:t>
             </w:r>
             <w:r>
               <w:rPr>
@@ -3578,10 +3499,15 @@
               <w:tab w:val="right" w:leader="dot" w:pos="9628"/>
             </w:tabs>
             <w:rPr>
+              <w:rFonts w:asciiTheme="minorHAnsi" w:eastAsiaTheme="minorEastAsia" w:hAnsiTheme="minorHAnsi" w:cstheme="minorBidi"/>
               <w:noProof/>
+              <w:kern w:val="2"/>
+              <w:sz w:val="24"/>
+              <w:szCs w:val="24"/>
+              <w14:ligatures w14:val="standardContextual"/>
             </w:rPr>
           </w:pPr>
-          <w:hyperlink w:anchor="_Toc244011582" w:history="1">
+          <w:hyperlink w:anchor="_Toc244205230" w:history="1">
             <w:r>
               <w:rPr>
                 <w:rStyle w:val="Hyperlink"/>
@@ -3605,7 +3531,7 @@
               <w:rPr>
                 <w:noProof/>
               </w:rPr>
-              <w:instrText xml:space="preserve"> PAGEREF _Toc244011582 \h </w:instrText>
+              <w:instrText xml:space="preserve"> PAGEREF _Toc244205230 \h </w:instrText>
             </w:r>
             <w:r>
               <w:rPr>
@@ -3622,7 +3548,7 @@
               <w:rPr>
                 <w:noProof/>
               </w:rPr>
-              <w:t>10</w:t>
+              <w:t>9</w:t>
             </w:r>
             <w:r>
               <w:rPr>
@@ -3639,10 +3565,15 @@
               <w:tab w:val="right" w:leader="dot" w:pos="9628"/>
             </w:tabs>
             <w:rPr>
+              <w:rFonts w:asciiTheme="minorHAnsi" w:eastAsiaTheme="minorEastAsia" w:hAnsiTheme="minorHAnsi" w:cstheme="minorBidi"/>
               <w:noProof/>
+              <w:kern w:val="2"/>
+              <w:sz w:val="24"/>
+              <w:szCs w:val="24"/>
+              <w14:ligatures w14:val="standardContextual"/>
             </w:rPr>
           </w:pPr>
-          <w:hyperlink w:anchor="_Toc244011583" w:history="1">
+          <w:hyperlink w:anchor="_Toc244205231" w:history="1">
             <w:r>
               <w:rPr>
                 <w:rStyle w:val="Hyperlink"/>
@@ -3666,7 +3597,7 @@
               <w:rPr>
                 <w:noProof/>
               </w:rPr>
-              <w:instrText xml:space="preserve"> PAGEREF _Toc244011583 \h </w:instrText>
+              <w:instrText xml:space="preserve"> PAGEREF _Toc244205231 \h </w:instrText>
             </w:r>
             <w:r>
               <w:rPr>
@@ -3683,7 +3614,7 @@
               <w:rPr>
                 <w:noProof/>
               </w:rPr>
-              <w:t>10</w:t>
+              <w:t>9</w:t>
             </w:r>
             <w:r>
               <w:rPr>
@@ -3700,10 +3631,15 @@
               <w:tab w:val="right" w:leader="dot" w:pos="9628"/>
             </w:tabs>
             <w:rPr>
+              <w:rFonts w:asciiTheme="minorHAnsi" w:eastAsiaTheme="minorEastAsia" w:hAnsiTheme="minorHAnsi" w:cstheme="minorBidi"/>
               <w:noProof/>
+              <w:kern w:val="2"/>
+              <w:sz w:val="24"/>
+              <w:szCs w:val="24"/>
+              <w14:ligatures w14:val="standardContextual"/>
             </w:rPr>
           </w:pPr>
-          <w:hyperlink w:anchor="_Toc244011584" w:history="1">
+          <w:hyperlink w:anchor="_Toc244205232" w:history="1">
             <w:r>
               <w:rPr>
                 <w:rStyle w:val="Hyperlink"/>
@@ -3727,7 +3663,7 @@
               <w:rPr>
                 <w:noProof/>
               </w:rPr>
-              <w:instrText xml:space="preserve"> PAGEREF _Toc244011584 \h </w:instrText>
+              <w:instrText xml:space="preserve"> PAGEREF _Toc244205232 \h </w:instrText>
             </w:r>
             <w:r>
               <w:rPr>
@@ -3744,7 +3680,7 @@
               <w:rPr>
                 <w:noProof/>
               </w:rPr>
-              <w:t>10</w:t>
+              <w:t>9</w:t>
             </w:r>
             <w:r>
               <w:rPr>
@@ -3761,10 +3697,15 @@
               <w:tab w:val="right" w:leader="dot" w:pos="9628"/>
             </w:tabs>
             <w:rPr>
+              <w:rFonts w:asciiTheme="minorHAnsi" w:eastAsiaTheme="minorEastAsia" w:hAnsiTheme="minorHAnsi" w:cstheme="minorBidi"/>
               <w:noProof/>
+              <w:kern w:val="2"/>
+              <w:sz w:val="24"/>
+              <w:szCs w:val="24"/>
+              <w14:ligatures w14:val="standardContextual"/>
             </w:rPr>
           </w:pPr>
-          <w:hyperlink w:anchor="_Toc244011585" w:history="1">
+          <w:hyperlink w:anchor="_Toc244205233" w:history="1">
             <w:r>
               <w:rPr>
                 <w:rStyle w:val="Hyperlink"/>
@@ -3788,7 +3729,7 @@
               <w:rPr>
                 <w:noProof/>
               </w:rPr>
-              <w:instrText xml:space="preserve"> PAGEREF _Toc244011585 \h </w:instrText>
+              <w:instrText xml:space="preserve"> PAGEREF _Toc244205233 \h </w:instrText>
             </w:r>
             <w:r>
               <w:rPr>
@@ -3805,7 +3746,7 @@
               <w:rPr>
                 <w:noProof/>
               </w:rPr>
-              <w:t>10</w:t>
+              <w:t>9</w:t>
             </w:r>
             <w:r>
               <w:rPr>
@@ -3822,10 +3763,15 @@
               <w:tab w:val="right" w:leader="dot" w:pos="9628"/>
             </w:tabs>
             <w:rPr>
+              <w:rFonts w:asciiTheme="minorHAnsi" w:eastAsiaTheme="minorEastAsia" w:hAnsiTheme="minorHAnsi" w:cstheme="minorBidi"/>
               <w:noProof/>
+              <w:kern w:val="2"/>
+              <w:sz w:val="24"/>
+              <w:szCs w:val="24"/>
+              <w14:ligatures w14:val="standardContextual"/>
             </w:rPr>
           </w:pPr>
-          <w:hyperlink w:anchor="_Toc244011586" w:history="1">
+          <w:hyperlink w:anchor="_Toc244205234" w:history="1">
             <w:r>
               <w:rPr>
                 <w:rStyle w:val="Hyperlink"/>
@@ -3849,7 +3795,7 @@
               <w:rPr>
                 <w:noProof/>
               </w:rPr>
-              <w:instrText xml:space="preserve"> PAGEREF _Toc244011586 \h </w:instrText>
+              <w:instrText xml:space="preserve"> PAGEREF _Toc244205234 \h </w:instrText>
             </w:r>
             <w:r>
               <w:rPr>
@@ -3883,10 +3829,15 @@
               <w:tab w:val="right" w:leader="dot" w:pos="9628"/>
             </w:tabs>
             <w:rPr>
+              <w:rFonts w:asciiTheme="minorHAnsi" w:eastAsiaTheme="minorEastAsia" w:hAnsiTheme="minorHAnsi" w:cstheme="minorBidi"/>
               <w:noProof/>
+              <w:kern w:val="2"/>
+              <w:sz w:val="24"/>
+              <w:szCs w:val="24"/>
+              <w14:ligatures w14:val="standardContextual"/>
             </w:rPr>
           </w:pPr>
-          <w:hyperlink w:anchor="_Toc244011587" w:history="1">
+          <w:hyperlink w:anchor="_Toc244205235" w:history="1">
             <w:r>
               <w:rPr>
                 <w:rStyle w:val="Hyperlink"/>
@@ -3910,7 +3861,7 @@
               <w:rPr>
                 <w:noProof/>
               </w:rPr>
-              <w:instrText xml:space="preserve"> PAGEREF _Toc244011587 \h </w:instrText>
+              <w:instrText xml:space="preserve"> PAGEREF _Toc244205235 \h </w:instrText>
             </w:r>
             <w:r>
               <w:rPr>
@@ -3944,10 +3895,15 @@
               <w:tab w:val="right" w:leader="dot" w:pos="9628"/>
             </w:tabs>
             <w:rPr>
+              <w:rFonts w:asciiTheme="minorHAnsi" w:eastAsiaTheme="minorEastAsia" w:hAnsiTheme="minorHAnsi" w:cstheme="minorBidi"/>
               <w:noProof/>
+              <w:kern w:val="2"/>
+              <w:sz w:val="24"/>
+              <w:szCs w:val="24"/>
+              <w14:ligatures w14:val="standardContextual"/>
             </w:rPr>
           </w:pPr>
-          <w:hyperlink w:anchor="_Toc244011588" w:history="1">
+          <w:hyperlink w:anchor="_Toc244205236" w:history="1">
             <w:r>
               <w:rPr>
                 <w:rStyle w:val="Hyperlink"/>
@@ -3971,7 +3927,7 @@
               <w:rPr>
                 <w:noProof/>
               </w:rPr>
-              <w:instrText xml:space="preserve"> PAGEREF _Toc244011588 \h </w:instrText>
+              <w:instrText xml:space="preserve"> PAGEREF _Toc244205236 \h </w:instrText>
             </w:r>
             <w:r>
               <w:rPr>
@@ -3988,7 +3944,7 @@
               <w:rPr>
                 <w:noProof/>
               </w:rPr>
-              <w:t>13</w:t>
+              <w:t>12</w:t>
             </w:r>
             <w:r>
               <w:rPr>
@@ -4005,10 +3961,15 @@
               <w:tab w:val="right" w:leader="dot" w:pos="9628"/>
             </w:tabs>
             <w:rPr>
+              <w:rFonts w:asciiTheme="minorHAnsi" w:eastAsiaTheme="minorEastAsia" w:hAnsiTheme="minorHAnsi" w:cstheme="minorBidi"/>
               <w:noProof/>
+              <w:kern w:val="2"/>
+              <w:sz w:val="24"/>
+              <w:szCs w:val="24"/>
+              <w14:ligatures w14:val="standardContextual"/>
             </w:rPr>
           </w:pPr>
-          <w:hyperlink w:anchor="_Toc244011589" w:history="1">
+          <w:hyperlink w:anchor="_Toc244205237" w:history="1">
             <w:r>
               <w:rPr>
                 <w:rStyle w:val="Hyperlink"/>
@@ -4032,7 +3993,7 @@
               <w:rPr>
                 <w:noProof/>
               </w:rPr>
-              <w:instrText xml:space="preserve"> PAGEREF _Toc244011589 \h </w:instrText>
+              <w:instrText xml:space="preserve"> PAGEREF _Toc244205237 \h </w:instrText>
             </w:r>
             <w:r>
               <w:rPr>
@@ -4049,7 +4010,7 @@
               <w:rPr>
                 <w:noProof/>
               </w:rPr>
-              <w:t>13</w:t>
+              <w:t>12</w:t>
             </w:r>
             <w:r>
               <w:rPr>
@@ -4066,10 +4027,15 @@
               <w:tab w:val="right" w:leader="dot" w:pos="9628"/>
             </w:tabs>
             <w:rPr>
+              <w:rFonts w:asciiTheme="minorHAnsi" w:eastAsiaTheme="minorEastAsia" w:hAnsiTheme="minorHAnsi" w:cstheme="minorBidi"/>
               <w:noProof/>
+              <w:kern w:val="2"/>
+              <w:sz w:val="24"/>
+              <w:szCs w:val="24"/>
+              <w14:ligatures w14:val="standardContextual"/>
             </w:rPr>
           </w:pPr>
-          <w:hyperlink w:anchor="_Toc244011590" w:history="1">
+          <w:hyperlink w:anchor="_Toc244205238" w:history="1">
             <w:r>
               <w:rPr>
                 <w:rStyle w:val="Hyperlink"/>
@@ -4093,7 +4059,7 @@
               <w:rPr>
                 <w:noProof/>
               </w:rPr>
-              <w:instrText xml:space="preserve"> PAGEREF _Toc244011590 \h </w:instrText>
+              <w:instrText xml:space="preserve"> PAGEREF _Toc244205238 \h </w:instrText>
             </w:r>
             <w:r>
               <w:rPr>
@@ -4110,7 +4076,7 @@
               <w:rPr>
                 <w:noProof/>
               </w:rPr>
-              <w:t>14</w:t>
+              <w:t>13</w:t>
             </w:r>
             <w:r>
               <w:rPr>
@@ -4127,10 +4093,15 @@
               <w:tab w:val="right" w:leader="dot" w:pos="9628"/>
             </w:tabs>
             <w:rPr>
+              <w:rFonts w:asciiTheme="minorHAnsi" w:eastAsiaTheme="minorEastAsia" w:hAnsiTheme="minorHAnsi" w:cstheme="minorBidi"/>
               <w:noProof/>
+              <w:kern w:val="2"/>
+              <w:sz w:val="24"/>
+              <w:szCs w:val="24"/>
+              <w14:ligatures w14:val="standardContextual"/>
             </w:rPr>
           </w:pPr>
-          <w:hyperlink w:anchor="_Toc244011591" w:history="1">
+          <w:hyperlink w:anchor="_Toc244205239" w:history="1">
             <w:r>
               <w:rPr>
                 <w:rStyle w:val="Hyperlink"/>
@@ -4154,7 +4125,7 @@
               <w:rPr>
                 <w:noProof/>
               </w:rPr>
-              <w:instrText xml:space="preserve"> PAGEREF _Toc244011591 \h </w:instrText>
+              <w:instrText xml:space="preserve"> PAGEREF _Toc244205239 \h </w:instrText>
             </w:r>
             <w:r>
               <w:rPr>
@@ -4171,7 +4142,7 @@
               <w:rPr>
                 <w:noProof/>
               </w:rPr>
-              <w:t>15</w:t>
+              <w:t>14</w:t>
             </w:r>
             <w:r>
               <w:rPr>
@@ -4188,10 +4159,15 @@
               <w:tab w:val="right" w:leader="dot" w:pos="9628"/>
             </w:tabs>
             <w:rPr>
+              <w:rFonts w:asciiTheme="minorHAnsi" w:eastAsiaTheme="minorEastAsia" w:hAnsiTheme="minorHAnsi" w:cstheme="minorBidi"/>
               <w:noProof/>
+              <w:kern w:val="2"/>
+              <w:sz w:val="24"/>
+              <w:szCs w:val="24"/>
+              <w14:ligatures w14:val="standardContextual"/>
             </w:rPr>
           </w:pPr>
-          <w:hyperlink w:anchor="_Toc244011592" w:history="1">
+          <w:hyperlink w:anchor="_Toc244205240" w:history="1">
             <w:r>
               <w:rPr>
                 <w:rStyle w:val="Hyperlink"/>
@@ -4215,7 +4191,7 @@
               <w:rPr>
                 <w:noProof/>
               </w:rPr>
-              <w:instrText xml:space="preserve"> PAGEREF _Toc244011592 \h </w:instrText>
+              <w:instrText xml:space="preserve"> PAGEREF _Toc244205240 \h </w:instrText>
             </w:r>
             <w:r>
               <w:rPr>
@@ -4232,7 +4208,7 @@
               <w:rPr>
                 <w:noProof/>
               </w:rPr>
-              <w:t>17</w:t>
+              <w:t>15</w:t>
             </w:r>
             <w:r>
               <w:rPr>
@@ -4249,10 +4225,15 @@
               <w:tab w:val="right" w:leader="dot" w:pos="9628"/>
             </w:tabs>
             <w:rPr>
+              <w:rFonts w:asciiTheme="minorHAnsi" w:eastAsiaTheme="minorEastAsia" w:hAnsiTheme="minorHAnsi" w:cstheme="minorBidi"/>
               <w:noProof/>
+              <w:kern w:val="2"/>
+              <w:sz w:val="24"/>
+              <w:szCs w:val="24"/>
+              <w14:ligatures w14:val="standardContextual"/>
             </w:rPr>
           </w:pPr>
-          <w:hyperlink w:anchor="_Toc244011593" w:history="1">
+          <w:hyperlink w:anchor="_Toc244205241" w:history="1">
             <w:r>
               <w:rPr>
                 <w:rStyle w:val="Hyperlink"/>
@@ -4276,7 +4257,7 @@
               <w:rPr>
                 <w:noProof/>
               </w:rPr>
-              <w:instrText xml:space="preserve"> PAGEREF _Toc244011593 \h </w:instrText>
+              <w:instrText xml:space="preserve"> PAGEREF _Toc244205241 \h </w:instrText>
             </w:r>
             <w:r>
               <w:rPr>
@@ -4293,7 +4274,7 @@
               <w:rPr>
                 <w:noProof/>
               </w:rPr>
-              <w:t>18</w:t>
+              <w:t>16</w:t>
             </w:r>
             <w:r>
               <w:rPr>
@@ -4310,10 +4291,15 @@
               <w:tab w:val="right" w:leader="dot" w:pos="9628"/>
             </w:tabs>
             <w:rPr>
+              <w:rFonts w:asciiTheme="minorHAnsi" w:eastAsiaTheme="minorEastAsia" w:hAnsiTheme="minorHAnsi" w:cstheme="minorBidi"/>
               <w:noProof/>
+              <w:kern w:val="2"/>
+              <w:sz w:val="24"/>
+              <w:szCs w:val="24"/>
+              <w14:ligatures w14:val="standardContextual"/>
             </w:rPr>
           </w:pPr>
-          <w:hyperlink w:anchor="_Toc244011594" w:history="1">
+          <w:hyperlink w:anchor="_Toc244205242" w:history="1">
             <w:r>
               <w:rPr>
                 <w:rStyle w:val="Hyperlink"/>
@@ -4337,7 +4323,7 @@
               <w:rPr>
                 <w:noProof/>
               </w:rPr>
-              <w:instrText xml:space="preserve"> PAGEREF _Toc244011594 \h </w:instrText>
+              <w:instrText xml:space="preserve"> PAGEREF _Toc244205242 \h </w:instrText>
             </w:r>
             <w:r>
               <w:rPr>
@@ -4354,7 +4340,7 @@
               <w:rPr>
                 <w:noProof/>
               </w:rPr>
-              <w:t>18</w:t>
+              <w:t>16</w:t>
             </w:r>
             <w:r>
               <w:rPr>
@@ -4371,10 +4357,15 @@
               <w:tab w:val="right" w:leader="dot" w:pos="9628"/>
             </w:tabs>
             <w:rPr>
+              <w:rFonts w:asciiTheme="minorHAnsi" w:eastAsiaTheme="minorEastAsia" w:hAnsiTheme="minorHAnsi" w:cstheme="minorBidi"/>
               <w:noProof/>
+              <w:kern w:val="2"/>
+              <w:sz w:val="24"/>
+              <w:szCs w:val="24"/>
+              <w14:ligatures w14:val="standardContextual"/>
             </w:rPr>
           </w:pPr>
-          <w:hyperlink w:anchor="_Toc244011595" w:history="1">
+          <w:hyperlink w:anchor="_Toc244205243" w:history="1">
             <w:r>
               <w:rPr>
                 <w:rStyle w:val="Hyperlink"/>
@@ -4398,7 +4389,7 @@
               <w:rPr>
                 <w:noProof/>
               </w:rPr>
-              <w:instrText xml:space="preserve"> PAGEREF _Toc244011595 \h </w:instrText>
+              <w:instrText xml:space="preserve"> PAGEREF _Toc244205243 \h </w:instrText>
             </w:r>
             <w:r>
               <w:rPr>
@@ -4415,7 +4406,7 @@
               <w:rPr>
                 <w:noProof/>
               </w:rPr>
-              <w:t>18</w:t>
+              <w:t>17</w:t>
             </w:r>
             <w:r>
               <w:rPr>
@@ -4432,10 +4423,15 @@
               <w:tab w:val="right" w:leader="dot" w:pos="9628"/>
             </w:tabs>
             <w:rPr>
+              <w:rFonts w:asciiTheme="minorHAnsi" w:eastAsiaTheme="minorEastAsia" w:hAnsiTheme="minorHAnsi" w:cstheme="minorBidi"/>
               <w:noProof/>
+              <w:kern w:val="2"/>
+              <w:sz w:val="24"/>
+              <w:szCs w:val="24"/>
+              <w14:ligatures w14:val="standardContextual"/>
             </w:rPr>
           </w:pPr>
-          <w:hyperlink w:anchor="_Toc244011596" w:history="1">
+          <w:hyperlink w:anchor="_Toc244205244" w:history="1">
             <w:r>
               <w:rPr>
                 <w:rStyle w:val="Hyperlink"/>
@@ -4459,7 +4455,7 @@
               <w:rPr>
                 <w:noProof/>
               </w:rPr>
-              <w:instrText xml:space="preserve"> PAGEREF _Toc244011596 \h </w:instrText>
+              <w:instrText xml:space="preserve"> PAGEREF _Toc244205244 \h </w:instrText>
             </w:r>
             <w:r>
               <w:rPr>
@@ -4476,7 +4472,7 @@
               <w:rPr>
                 <w:noProof/>
               </w:rPr>
-              <w:t>19</w:t>
+              <w:t>17</w:t>
             </w:r>
             <w:r>
               <w:rPr>
@@ -4493,10 +4489,15 @@
               <w:tab w:val="right" w:leader="dot" w:pos="9628"/>
             </w:tabs>
             <w:rPr>
+              <w:rFonts w:asciiTheme="minorHAnsi" w:eastAsiaTheme="minorEastAsia" w:hAnsiTheme="minorHAnsi" w:cstheme="minorBidi"/>
               <w:noProof/>
+              <w:kern w:val="2"/>
+              <w:sz w:val="24"/>
+              <w:szCs w:val="24"/>
+              <w14:ligatures w14:val="standardContextual"/>
             </w:rPr>
           </w:pPr>
-          <w:hyperlink w:anchor="_Toc244011597" w:history="1">
+          <w:hyperlink w:anchor="_Toc244205245" w:history="1">
             <w:r>
               <w:rPr>
                 <w:rStyle w:val="Hyperlink"/>
@@ -4520,7 +4521,7 @@
               <w:rPr>
                 <w:noProof/>
               </w:rPr>
-              <w:instrText xml:space="preserve"> PAGEREF _Toc244011597 \h </w:instrText>
+              <w:instrText xml:space="preserve"> PAGEREF _Toc244205245 \h </w:instrText>
             </w:r>
             <w:r>
               <w:rPr>
@@ -4537,7 +4538,7 @@
               <w:rPr>
                 <w:noProof/>
               </w:rPr>
-              <w:t>19</w:t>
+              <w:t>17</w:t>
             </w:r>
             <w:r>
               <w:rPr>
@@ -4554,10 +4555,15 @@
               <w:tab w:val="right" w:leader="dot" w:pos="9628"/>
             </w:tabs>
             <w:rPr>
+              <w:rFonts w:asciiTheme="minorHAnsi" w:eastAsiaTheme="minorEastAsia" w:hAnsiTheme="minorHAnsi" w:cstheme="minorBidi"/>
               <w:noProof/>
+              <w:kern w:val="2"/>
+              <w:sz w:val="24"/>
+              <w:szCs w:val="24"/>
+              <w14:ligatures w14:val="standardContextual"/>
             </w:rPr>
           </w:pPr>
-          <w:hyperlink w:anchor="_Toc244011598" w:history="1">
+          <w:hyperlink w:anchor="_Toc244205246" w:history="1">
             <w:r>
               <w:rPr>
                 <w:rStyle w:val="Hyperlink"/>
@@ -4581,7 +4587,7 @@
               <w:rPr>
                 <w:noProof/>
               </w:rPr>
-              <w:instrText xml:space="preserve"> PAGEREF _Toc244011598 \h </w:instrText>
+              <w:instrText xml:space="preserve"> PAGEREF _Toc244205246 \h </w:instrText>
             </w:r>
             <w:r>
               <w:rPr>
@@ -4598,7 +4604,7 @@
               <w:rPr>
                 <w:noProof/>
               </w:rPr>
-              <w:t>20</w:t>
+              <w:t>18</w:t>
             </w:r>
             <w:r>
               <w:rPr>
@@ -4615,10 +4621,15 @@
               <w:tab w:val="right" w:leader="dot" w:pos="9628"/>
             </w:tabs>
             <w:rPr>
+              <w:rFonts w:asciiTheme="minorHAnsi" w:eastAsiaTheme="minorEastAsia" w:hAnsiTheme="minorHAnsi" w:cstheme="minorBidi"/>
               <w:noProof/>
+              <w:kern w:val="2"/>
+              <w:sz w:val="24"/>
+              <w:szCs w:val="24"/>
+              <w14:ligatures w14:val="standardContextual"/>
             </w:rPr>
           </w:pPr>
-          <w:hyperlink w:anchor="_Toc244011599" w:history="1">
+          <w:hyperlink w:anchor="_Toc244205247" w:history="1">
             <w:r>
               <w:rPr>
                 <w:rStyle w:val="Hyperlink"/>
@@ -4642,7 +4653,7 @@
               <w:rPr>
                 <w:noProof/>
               </w:rPr>
-              <w:instrText xml:space="preserve"> PAGEREF _Toc244011599 \h </w:instrText>
+              <w:instrText xml:space="preserve"> PAGEREF _Toc244205247 \h </w:instrText>
             </w:r>
             <w:r>
               <w:rPr>
@@ -4659,7 +4670,7 @@
               <w:rPr>
                 <w:noProof/>
               </w:rPr>
-              <w:t>20</w:t>
+              <w:t>18</w:t>
             </w:r>
             <w:r>
               <w:rPr>
@@ -4676,10 +4687,15 @@
               <w:tab w:val="right" w:leader="dot" w:pos="9628"/>
             </w:tabs>
             <w:rPr>
+              <w:rFonts w:asciiTheme="minorHAnsi" w:eastAsiaTheme="minorEastAsia" w:hAnsiTheme="minorHAnsi" w:cstheme="minorBidi"/>
               <w:noProof/>
+              <w:kern w:val="2"/>
+              <w:sz w:val="24"/>
+              <w:szCs w:val="24"/>
+              <w14:ligatures w14:val="standardContextual"/>
             </w:rPr>
           </w:pPr>
-          <w:hyperlink w:anchor="_Toc244011600" w:history="1">
+          <w:hyperlink w:anchor="_Toc244205248" w:history="1">
             <w:r>
               <w:rPr>
                 <w:rStyle w:val="Hyperlink"/>
@@ -4703,7 +4719,7 @@
               <w:rPr>
                 <w:noProof/>
               </w:rPr>
-              <w:instrText xml:space="preserve"> PAGEREF _Toc244011600 \h </w:instrText>
+              <w:instrText xml:space="preserve"> PAGEREF _Toc244205248 \h </w:instrText>
             </w:r>
             <w:r>
               <w:rPr>
@@ -4720,7 +4736,7 @@
               <w:rPr>
                 <w:noProof/>
               </w:rPr>
-              <w:t>20</w:t>
+              <w:t>18</w:t>
             </w:r>
             <w:r>
               <w:rPr>
@@ -4737,10 +4753,15 @@
               <w:tab w:val="right" w:leader="dot" w:pos="9628"/>
             </w:tabs>
             <w:rPr>
+              <w:rFonts w:asciiTheme="minorHAnsi" w:eastAsiaTheme="minorEastAsia" w:hAnsiTheme="minorHAnsi" w:cstheme="minorBidi"/>
               <w:noProof/>
+              <w:kern w:val="2"/>
+              <w:sz w:val="24"/>
+              <w:szCs w:val="24"/>
+              <w14:ligatures w14:val="standardContextual"/>
             </w:rPr>
           </w:pPr>
-          <w:hyperlink w:anchor="_Toc244011601" w:history="1">
+          <w:hyperlink w:anchor="_Toc244205249" w:history="1">
             <w:r>
               <w:rPr>
                 <w:rStyle w:val="Hyperlink"/>
@@ -4764,7 +4785,7 @@
               <w:rPr>
                 <w:noProof/>
               </w:rPr>
-              <w:instrText xml:space="preserve"> PAGEREF _Toc244011601 \h </w:instrText>
+              <w:instrText xml:space="preserve"> PAGEREF _Toc244205249 \h </w:instrText>
             </w:r>
             <w:r>
               <w:rPr>
@@ -4781,7 +4802,7 @@
               <w:rPr>
                 <w:noProof/>
               </w:rPr>
-              <w:t>20</w:t>
+              <w:t>18</w:t>
             </w:r>
             <w:r>
               <w:rPr>
@@ -4798,10 +4819,15 @@
               <w:tab w:val="right" w:leader="dot" w:pos="9628"/>
             </w:tabs>
             <w:rPr>
+              <w:rFonts w:asciiTheme="minorHAnsi" w:eastAsiaTheme="minorEastAsia" w:hAnsiTheme="minorHAnsi" w:cstheme="minorBidi"/>
               <w:noProof/>
+              <w:kern w:val="2"/>
+              <w:sz w:val="24"/>
+              <w:szCs w:val="24"/>
+              <w14:ligatures w14:val="standardContextual"/>
             </w:rPr>
           </w:pPr>
-          <w:hyperlink w:anchor="_Toc244011602" w:history="1">
+          <w:hyperlink w:anchor="_Toc244205250" w:history="1">
             <w:r>
               <w:rPr>
                 <w:rStyle w:val="Hyperlink"/>
@@ -4825,7 +4851,7 @@
               <w:rPr>
                 <w:noProof/>
               </w:rPr>
-              <w:instrText xml:space="preserve"> PAGEREF _Toc244011602 \h </w:instrText>
+              <w:instrText xml:space="preserve"> PAGEREF _Toc244205250 \h </w:instrText>
             </w:r>
             <w:r>
               <w:rPr>
@@ -4842,7 +4868,7 @@
               <w:rPr>
                 <w:noProof/>
               </w:rPr>
-              <w:t>21</w:t>
+              <w:t>19</w:t>
             </w:r>
             <w:r>
               <w:rPr>
@@ -4859,10 +4885,15 @@
               <w:tab w:val="right" w:leader="dot" w:pos="9628"/>
             </w:tabs>
             <w:rPr>
+              <w:rFonts w:asciiTheme="minorHAnsi" w:eastAsiaTheme="minorEastAsia" w:hAnsiTheme="minorHAnsi" w:cstheme="minorBidi"/>
               <w:noProof/>
+              <w:kern w:val="2"/>
+              <w:sz w:val="24"/>
+              <w:szCs w:val="24"/>
+              <w14:ligatures w14:val="standardContextual"/>
             </w:rPr>
           </w:pPr>
-          <w:hyperlink w:anchor="_Toc244011603" w:history="1">
+          <w:hyperlink w:anchor="_Toc244205251" w:history="1">
             <w:r>
               <w:rPr>
                 <w:rStyle w:val="Hyperlink"/>
@@ -4886,7 +4917,7 @@
               <w:rPr>
                 <w:noProof/>
               </w:rPr>
-              <w:instrText xml:space="preserve"> PAGEREF _Toc244011603 \h </w:instrText>
+              <w:instrText xml:space="preserve"> PAGEREF _Toc244205251 \h </w:instrText>
             </w:r>
             <w:r>
               <w:rPr>
@@ -4903,7 +4934,7 @@
               <w:rPr>
                 <w:noProof/>
               </w:rPr>
-              <w:t>22</w:t>
+              <w:t>20</w:t>
             </w:r>
             <w:r>
               <w:rPr>
@@ -4920,10 +4951,15 @@
               <w:tab w:val="right" w:leader="dot" w:pos="9628"/>
             </w:tabs>
             <w:rPr>
+              <w:rFonts w:asciiTheme="minorHAnsi" w:eastAsiaTheme="minorEastAsia" w:hAnsiTheme="minorHAnsi" w:cstheme="minorBidi"/>
               <w:noProof/>
+              <w:kern w:val="2"/>
+              <w:sz w:val="24"/>
+              <w:szCs w:val="24"/>
+              <w14:ligatures w14:val="standardContextual"/>
             </w:rPr>
           </w:pPr>
-          <w:hyperlink w:anchor="_Toc244011604" w:history="1">
+          <w:hyperlink w:anchor="_Toc244205252" w:history="1">
             <w:r>
               <w:rPr>
                 <w:rStyle w:val="Hyperlink"/>
@@ -4947,7 +4983,7 @@
               <w:rPr>
                 <w:noProof/>
               </w:rPr>
-              <w:instrText xml:space="preserve"> PAGEREF _Toc244011604 \h </w:instrText>
+              <w:instrText xml:space="preserve"> PAGEREF _Toc244205252 \h </w:instrText>
             </w:r>
             <w:r>
               <w:rPr>
@@ -4964,7 +5000,7 @@
               <w:rPr>
                 <w:noProof/>
               </w:rPr>
-              <w:t>22</w:t>
+              <w:t>20</w:t>
             </w:r>
             <w:r>
               <w:rPr>
@@ -4981,10 +5017,15 @@
               <w:tab w:val="right" w:leader="dot" w:pos="9628"/>
             </w:tabs>
             <w:rPr>
+              <w:rFonts w:asciiTheme="minorHAnsi" w:eastAsiaTheme="minorEastAsia" w:hAnsiTheme="minorHAnsi" w:cstheme="minorBidi"/>
               <w:noProof/>
+              <w:kern w:val="2"/>
+              <w:sz w:val="24"/>
+              <w:szCs w:val="24"/>
+              <w14:ligatures w14:val="standardContextual"/>
             </w:rPr>
           </w:pPr>
-          <w:hyperlink w:anchor="_Toc244011605" w:history="1">
+          <w:hyperlink w:anchor="_Toc244205253" w:history="1">
             <w:r>
               <w:rPr>
                 <w:rStyle w:val="Hyperlink"/>
@@ -5008,7 +5049,7 @@
               <w:rPr>
                 <w:noProof/>
               </w:rPr>
-              <w:instrText xml:space="preserve"> PAGEREF _Toc244011605 \h </w:instrText>
+              <w:instrText xml:space="preserve"> PAGEREF _Toc244205253 \h </w:instrText>
             </w:r>
             <w:r>
               <w:rPr>
@@ -5025,129 +5066,7 @@
               <w:rPr>
                 <w:noProof/>
               </w:rPr>
-              <w:t>22</w:t>
-            </w:r>
-            <w:r>
-              <w:rPr>
-                <w:noProof/>
-              </w:rPr>
-              <w:fldChar w:fldCharType="end"/>
-            </w:r>
-          </w:hyperlink>
-        </w:p>
-        <w:p>
-          <w:pPr>
-            <w:pStyle w:val="TOC1"/>
-            <w:tabs>
-              <w:tab w:val="right" w:leader="dot" w:pos="9628"/>
-            </w:tabs>
-            <w:rPr>
-              <w:noProof/>
-            </w:rPr>
-          </w:pPr>
-          <w:hyperlink w:anchor="_Toc244011606" w:history="1">
-            <w:r>
-              <w:rPr>
-                <w:rStyle w:val="Hyperlink"/>
-                <w:noProof/>
-              </w:rPr>
-              <w:t>11. Items to Be Confirmed</w:t>
-            </w:r>
-            <w:r>
-              <w:rPr>
-                <w:noProof/>
-              </w:rPr>
-              <w:tab/>
-            </w:r>
-            <w:r>
-              <w:rPr>
-                <w:noProof/>
-              </w:rPr>
-              <w:fldChar w:fldCharType="begin"/>
-            </w:r>
-            <w:r>
-              <w:rPr>
-                <w:noProof/>
-              </w:rPr>
-              <w:instrText xml:space="preserve"> PAGEREF _Toc244011606 \h </w:instrText>
-            </w:r>
-            <w:r>
-              <w:rPr>
-                <w:noProof/>
-              </w:rPr>
-            </w:r>
-            <w:r>
-              <w:rPr>
-                <w:noProof/>
-              </w:rPr>
-              <w:fldChar w:fldCharType="separate"/>
-            </w:r>
-            <w:r>
-              <w:rPr>
-                <w:noProof/>
-              </w:rPr>
-              <w:t>24</w:t>
-            </w:r>
-            <w:r>
-              <w:rPr>
-                <w:noProof/>
-              </w:rPr>
-              <w:fldChar w:fldCharType="end"/>
-            </w:r>
-          </w:hyperlink>
-        </w:p>
-        <w:p>
-          <w:pPr>
-            <w:pStyle w:val="TOC1"/>
-            <w:tabs>
-              <w:tab w:val="right" w:leader="dot" w:pos="9628"/>
-            </w:tabs>
-            <w:rPr>
-              <w:noProof/>
-            </w:rPr>
-          </w:pPr>
-          <w:hyperlink w:anchor="_Toc244011607" w:history="1">
-            <w:r>
-              <w:rPr>
-                <w:rStyle w:val="Hyperlink"/>
-                <w:noProof/>
-              </w:rPr>
-              <w:t>12. Requirement Traceability</w:t>
-            </w:r>
-            <w:r>
-              <w:rPr>
-                <w:noProof/>
-              </w:rPr>
-              <w:tab/>
-            </w:r>
-            <w:r>
-              <w:rPr>
-                <w:noProof/>
-              </w:rPr>
-              <w:fldChar w:fldCharType="begin"/>
-            </w:r>
-            <w:r>
-              <w:rPr>
-                <w:noProof/>
-              </w:rPr>
-              <w:instrText xml:space="preserve"> PAGEREF _Toc244011607 \h </w:instrText>
-            </w:r>
-            <w:r>
-              <w:rPr>
-                <w:noProof/>
-              </w:rPr>
-            </w:r>
-            <w:r>
-              <w:rPr>
-                <w:noProof/>
-              </w:rPr>
-              <w:fldChar w:fldCharType="separate"/>
-            </w:r>
-            <w:r>
-              <w:rPr>
-                <w:noProof/>
-              </w:rPr>
-              <w:t>25</w:t>
+              <w:t>21</w:t>
             </w:r>
             <w:r>
               <w:rPr>
@@ -6793,12 +6712,6 @@
         <w:gridCol w:w="7518"/>
       </w:tblGrid>
       <w:tr>
-        <w:tblPrEx>
-          <w:tblCellMar>
-            <w:top w:w="0" w:type="dxa"/>
-            <w:bottom w:w="0" w:type="dxa"/>
-          </w:tblCellMar>
-        </w:tblPrEx>
         <w:trPr>
           <w:tblHeader/>
         </w:trPr>
@@ -6856,12 +6769,6 @@
         </w:tc>
       </w:tr>
       <w:tr>
-        <w:tblPrEx>
-          <w:tblCellMar>
-            <w:top w:w="0" w:type="dxa"/>
-            <w:bottom w:w="0" w:type="dxa"/>
-          </w:tblCellMar>
-        </w:tblPrEx>
         <w:trPr>
           <w:cantSplit/>
         </w:trPr>
@@ -6913,12 +6820,6 @@
         </w:tc>
       </w:tr>
       <w:tr>
-        <w:tblPrEx>
-          <w:tblCellMar>
-            <w:top w:w="0" w:type="dxa"/>
-            <w:bottom w:w="0" w:type="dxa"/>
-          </w:tblCellMar>
-        </w:tblPrEx>
         <w:trPr>
           <w:cantSplit/>
         </w:trPr>
@@ -6970,12 +6871,6 @@
         </w:tc>
       </w:tr>
       <w:tr>
-        <w:tblPrEx>
-          <w:tblCellMar>
-            <w:top w:w="0" w:type="dxa"/>
-            <w:bottom w:w="0" w:type="dxa"/>
-          </w:tblCellMar>
-        </w:tblPrEx>
         <w:trPr>
           <w:cantSplit/>
         </w:trPr>
@@ -7027,12 +6922,6 @@
         </w:tc>
       </w:tr>
       <w:tr>
-        <w:tblPrEx>
-          <w:tblCellMar>
-            <w:top w:w="0" w:type="dxa"/>
-            <w:bottom w:w="0" w:type="dxa"/>
-          </w:tblCellMar>
-        </w:tblPrEx>
         <w:trPr>
           <w:cantSplit/>
         </w:trPr>
@@ -7084,12 +6973,6 @@
         </w:tc>
       </w:tr>
       <w:tr>
-        <w:tblPrEx>
-          <w:tblCellMar>
-            <w:top w:w="0" w:type="dxa"/>
-            <w:bottom w:w="0" w:type="dxa"/>
-          </w:tblCellMar>
-        </w:tblPrEx>
         <w:trPr>
           <w:cantSplit/>
         </w:trPr>
@@ -7141,12 +7024,6 @@
         </w:tc>
       </w:tr>
       <w:tr>
-        <w:tblPrEx>
-          <w:tblCellMar>
-            <w:top w:w="0" w:type="dxa"/>
-            <w:bottom w:w="0" w:type="dxa"/>
-          </w:tblCellMar>
-        </w:tblPrEx>
         <w:trPr>
           <w:cantSplit/>
         </w:trPr>
@@ -7198,12 +7075,6 @@
         </w:tc>
       </w:tr>
       <w:tr>
-        <w:tblPrEx>
-          <w:tblCellMar>
-            <w:top w:w="0" w:type="dxa"/>
-            <w:bottom w:w="0" w:type="dxa"/>
-          </w:tblCellMar>
-        </w:tblPrEx>
         <w:trPr>
           <w:cantSplit/>
         </w:trPr>
@@ -7255,12 +7126,6 @@
         </w:tc>
       </w:tr>
       <w:tr>
-        <w:tblPrEx>
-          <w:tblCellMar>
-            <w:top w:w="0" w:type="dxa"/>
-            <w:bottom w:w="0" w:type="dxa"/>
-          </w:tblCellMar>
-        </w:tblPrEx>
         <w:trPr>
           <w:cantSplit/>
         </w:trPr>
@@ -7353,12 +7218,6 @@
         <w:gridCol w:w="7133"/>
       </w:tblGrid>
       <w:tr>
-        <w:tblPrEx>
-          <w:tblCellMar>
-            <w:top w:w="0" w:type="dxa"/>
-            <w:bottom w:w="0" w:type="dxa"/>
-          </w:tblCellMar>
-        </w:tblPrEx>
         <w:trPr>
           <w:tblHeader/>
         </w:trPr>
@@ -7416,12 +7275,6 @@
         </w:tc>
       </w:tr>
       <w:tr>
-        <w:tblPrEx>
-          <w:tblCellMar>
-            <w:top w:w="0" w:type="dxa"/>
-            <w:bottom w:w="0" w:type="dxa"/>
-          </w:tblCellMar>
-        </w:tblPrEx>
         <w:trPr>
           <w:cantSplit/>
         </w:trPr>
@@ -7473,12 +7326,6 @@
         </w:tc>
       </w:tr>
       <w:tr>
-        <w:tblPrEx>
-          <w:tblCellMar>
-            <w:top w:w="0" w:type="dxa"/>
-            <w:bottom w:w="0" w:type="dxa"/>
-          </w:tblCellMar>
-        </w:tblPrEx>
         <w:trPr>
           <w:cantSplit/>
         </w:trPr>
@@ -7530,12 +7377,6 @@
         </w:tc>
       </w:tr>
       <w:tr>
-        <w:tblPrEx>
-          <w:tblCellMar>
-            <w:top w:w="0" w:type="dxa"/>
-            <w:bottom w:w="0" w:type="dxa"/>
-          </w:tblCellMar>
-        </w:tblPrEx>
         <w:trPr>
           <w:cantSplit/>
         </w:trPr>
@@ -7588,12 +7429,6 @@
         </w:tc>
       </w:tr>
       <w:tr>
-        <w:tblPrEx>
-          <w:tblCellMar>
-            <w:top w:w="0" w:type="dxa"/>
-            <w:bottom w:w="0" w:type="dxa"/>
-          </w:tblCellMar>
-        </w:tblPrEx>
         <w:trPr>
           <w:cantSplit/>
         </w:trPr>
@@ -7645,12 +7480,6 @@
         </w:tc>
       </w:tr>
       <w:tr>
-        <w:tblPrEx>
-          <w:tblCellMar>
-            <w:top w:w="0" w:type="dxa"/>
-            <w:bottom w:w="0" w:type="dxa"/>
-          </w:tblCellMar>
-        </w:tblPrEx>
         <w:trPr>
           <w:cantSplit/>
         </w:trPr>
@@ -7702,12 +7531,6 @@
         </w:tc>
       </w:tr>
       <w:tr>
-        <w:tblPrEx>
-          <w:tblCellMar>
-            <w:top w:w="0" w:type="dxa"/>
-            <w:bottom w:w="0" w:type="dxa"/>
-          </w:tblCellMar>
-        </w:tblPrEx>
         <w:trPr>
           <w:cantSplit/>
         </w:trPr>
@@ -7759,12 +7582,6 @@
         </w:tc>
       </w:tr>
       <w:tr>
-        <w:tblPrEx>
-          <w:tblCellMar>
-            <w:top w:w="0" w:type="dxa"/>
-            <w:bottom w:w="0" w:type="dxa"/>
-          </w:tblCellMar>
-        </w:tblPrEx>
         <w:trPr>
           <w:cantSplit/>
         </w:trPr>
@@ -7816,12 +7633,6 @@
         </w:tc>
       </w:tr>
       <w:tr>
-        <w:tblPrEx>
-          <w:tblCellMar>
-            <w:top w:w="0" w:type="dxa"/>
-            <w:bottom w:w="0" w:type="dxa"/>
-          </w:tblCellMar>
-        </w:tblPrEx>
         <w:trPr>
           <w:cantSplit/>
         </w:trPr>
@@ -7873,12 +7684,6 @@
         </w:tc>
       </w:tr>
       <w:tr>
-        <w:tblPrEx>
-          <w:tblCellMar>
-            <w:top w:w="0" w:type="dxa"/>
-            <w:bottom w:w="0" w:type="dxa"/>
-          </w:tblCellMar>
-        </w:tblPrEx>
         <w:trPr>
           <w:cantSplit/>
         </w:trPr>
@@ -7946,12 +7751,6 @@
         </w:tc>
       </w:tr>
       <w:tr>
-        <w:tblPrEx>
-          <w:tblCellMar>
-            <w:top w:w="0" w:type="dxa"/>
-            <w:bottom w:w="0" w:type="dxa"/>
-          </w:tblCellMar>
-        </w:tblPrEx>
         <w:trPr>
           <w:cantSplit/>
         </w:trPr>
@@ -8003,12 +7802,6 @@
         </w:tc>
       </w:tr>
       <w:tr>
-        <w:tblPrEx>
-          <w:tblCellMar>
-            <w:top w:w="0" w:type="dxa"/>
-            <w:bottom w:w="0" w:type="dxa"/>
-          </w:tblCellMar>
-        </w:tblPrEx>
         <w:trPr>
           <w:cantSplit/>
         </w:trPr>
@@ -8076,12 +7869,6 @@
         </w:tc>
       </w:tr>
       <w:tr>
-        <w:tblPrEx>
-          <w:tblCellMar>
-            <w:top w:w="0" w:type="dxa"/>
-            <w:bottom w:w="0" w:type="dxa"/>
-          </w:tblCellMar>
-        </w:tblPrEx>
         <w:trPr>
           <w:cantSplit/>
         </w:trPr>
@@ -8133,12 +7920,6 @@
         </w:tc>
       </w:tr>
       <w:tr>
-        <w:tblPrEx>
-          <w:tblCellMar>
-            <w:top w:w="0" w:type="dxa"/>
-            <w:bottom w:w="0" w:type="dxa"/>
-          </w:tblCellMar>
-        </w:tblPrEx>
         <w:trPr>
           <w:cantSplit/>
         </w:trPr>
@@ -8190,12 +7971,6 @@
         </w:tc>
       </w:tr>
       <w:tr>
-        <w:tblPrEx>
-          <w:tblCellMar>
-            <w:top w:w="0" w:type="dxa"/>
-            <w:bottom w:w="0" w:type="dxa"/>
-          </w:tblCellMar>
-        </w:tblPrEx>
         <w:trPr>
           <w:cantSplit/>
         </w:trPr>
@@ -8247,12 +8022,6 @@
         </w:tc>
       </w:tr>
       <w:tr>
-        <w:tblPrEx>
-          <w:tblCellMar>
-            <w:top w:w="0" w:type="dxa"/>
-            <w:bottom w:w="0" w:type="dxa"/>
-          </w:tblCellMar>
-        </w:tblPrEx>
         <w:trPr>
           <w:cantSplit/>
         </w:trPr>
@@ -8304,12 +8073,6 @@
         </w:tc>
       </w:tr>
       <w:tr>
-        <w:tblPrEx>
-          <w:tblCellMar>
-            <w:top w:w="0" w:type="dxa"/>
-            <w:bottom w:w="0" w:type="dxa"/>
-          </w:tblCellMar>
-        </w:tblPrEx>
         <w:trPr>
           <w:cantSplit/>
         </w:trPr>
@@ -8361,12 +8124,6 @@
         </w:tc>
       </w:tr>
       <w:tr>
-        <w:tblPrEx>
-          <w:tblCellMar>
-            <w:top w:w="0" w:type="dxa"/>
-            <w:bottom w:w="0" w:type="dxa"/>
-          </w:tblCellMar>
-        </w:tblPrEx>
         <w:trPr>
           <w:cantSplit/>
         </w:trPr>
@@ -8418,12 +8175,6 @@
         </w:tc>
       </w:tr>
       <w:tr>
-        <w:tblPrEx>
-          <w:tblCellMar>
-            <w:top w:w="0" w:type="dxa"/>
-            <w:bottom w:w="0" w:type="dxa"/>
-          </w:tblCellMar>
-        </w:tblPrEx>
         <w:trPr>
           <w:cantSplit/>
         </w:trPr>
@@ -8475,12 +8226,6 @@
         </w:tc>
       </w:tr>
       <w:tr>
-        <w:tblPrEx>
-          <w:tblCellMar>
-            <w:top w:w="0" w:type="dxa"/>
-            <w:bottom w:w="0" w:type="dxa"/>
-          </w:tblCellMar>
-        </w:tblPrEx>
         <w:trPr>
           <w:cantSplit/>
         </w:trPr>
@@ -8532,12 +8277,6 @@
         </w:tc>
       </w:tr>
       <w:tr>
-        <w:tblPrEx>
-          <w:tblCellMar>
-            <w:top w:w="0" w:type="dxa"/>
-            <w:bottom w:w="0" w:type="dxa"/>
-          </w:tblCellMar>
-        </w:tblPrEx>
         <w:trPr>
           <w:cantSplit/>
         </w:trPr>
@@ -8589,12 +8328,6 @@
         </w:tc>
       </w:tr>
       <w:tr>
-        <w:tblPrEx>
-          <w:tblCellMar>
-            <w:top w:w="0" w:type="dxa"/>
-            <w:bottom w:w="0" w:type="dxa"/>
-          </w:tblCellMar>
-        </w:tblPrEx>
         <w:trPr>
           <w:cantSplit/>
         </w:trPr>
@@ -8646,12 +8379,6 @@
         </w:tc>
       </w:tr>
       <w:tr>
-        <w:tblPrEx>
-          <w:tblCellMar>
-            <w:top w:w="0" w:type="dxa"/>
-            <w:bottom w:w="0" w:type="dxa"/>
-          </w:tblCellMar>
-        </w:tblPrEx>
         <w:trPr>
           <w:cantSplit/>
         </w:trPr>
@@ -8703,12 +8430,6 @@
         </w:tc>
       </w:tr>
       <w:tr>
-        <w:tblPrEx>
-          <w:tblCellMar>
-            <w:top w:w="0" w:type="dxa"/>
-            <w:bottom w:w="0" w:type="dxa"/>
-          </w:tblCellMar>
-        </w:tblPrEx>
         <w:trPr>
           <w:cantSplit/>
         </w:trPr>
@@ -8760,12 +8481,6 @@
         </w:tc>
       </w:tr>
       <w:tr>
-        <w:tblPrEx>
-          <w:tblCellMar>
-            <w:top w:w="0" w:type="dxa"/>
-            <w:bottom w:w="0" w:type="dxa"/>
-          </w:tblCellMar>
-        </w:tblPrEx>
         <w:trPr>
           <w:cantSplit/>
         </w:trPr>
@@ -8817,12 +8532,6 @@
         </w:tc>
       </w:tr>
       <w:tr>
-        <w:tblPrEx>
-          <w:tblCellMar>
-            <w:top w:w="0" w:type="dxa"/>
-            <w:bottom w:w="0" w:type="dxa"/>
-          </w:tblCellMar>
-        </w:tblPrEx>
         <w:trPr>
           <w:cantSplit/>
         </w:trPr>
@@ -8874,12 +8583,6 @@
         </w:tc>
       </w:tr>
       <w:tr>
-        <w:tblPrEx>
-          <w:tblCellMar>
-            <w:top w:w="0" w:type="dxa"/>
-            <w:bottom w:w="0" w:type="dxa"/>
-          </w:tblCellMar>
-        </w:tblPrEx>
         <w:trPr>
           <w:cantSplit/>
         </w:trPr>
@@ -8931,12 +8634,6 @@
         </w:tc>
       </w:tr>
       <w:tr>
-        <w:tblPrEx>
-          <w:tblCellMar>
-            <w:top w:w="0" w:type="dxa"/>
-            <w:bottom w:w="0" w:type="dxa"/>
-          </w:tblCellMar>
-        </w:tblPrEx>
         <w:trPr>
           <w:cantSplit/>
         </w:trPr>
@@ -8988,12 +8685,6 @@
         </w:tc>
       </w:tr>
       <w:tr>
-        <w:tblPrEx>
-          <w:tblCellMar>
-            <w:top w:w="0" w:type="dxa"/>
-            <w:bottom w:w="0" w:type="dxa"/>
-          </w:tblCellMar>
-        </w:tblPrEx>
         <w:trPr>
           <w:cantSplit/>
         </w:trPr>
@@ -9053,7 +8744,7 @@
         <w:pStyle w:val="Heading1"/>
         <w:pageBreakBefore/>
       </w:pPr>
-      <w:bookmarkStart w:id="4" w:name="_Toc244011573"/>
+      <w:bookmarkStart w:id="4" w:name="_Toc244205221"/>
       <w:r>
         <w:lastRenderedPageBreak/>
         <w:t>1. Introduction</w:t>
@@ -9066,7 +8757,7 @@
         <w:keepNext/>
         <w:keepLines/>
       </w:pPr>
-      <w:bookmarkStart w:id="5" w:name="_Toc244011574"/>
+      <w:bookmarkStart w:id="5" w:name="_Toc244205222"/>
       <w:r>
         <w:t>1.1 Purpose</w:t>
       </w:r>
@@ -9086,7 +8777,7 @@
         <w:keepNext/>
         <w:keepLines/>
       </w:pPr>
-      <w:bookmarkStart w:id="6" w:name="_Toc244011575"/>
+      <w:bookmarkStart w:id="6" w:name="_Toc244205223"/>
       <w:r>
         <w:t>1.2 Background</w:t>
       </w:r>
@@ -9106,7 +8797,7 @@
         <w:keepNext/>
         <w:keepLines/>
       </w:pPr>
-      <w:bookmarkStart w:id="7" w:name="_Toc244011576"/>
+      <w:bookmarkStart w:id="7" w:name="_Toc244205224"/>
       <w:r>
         <w:t>1.3 Business Objectives</w:t>
       </w:r>
@@ -9135,12 +8826,6 @@
         <w:gridCol w:w="8289"/>
       </w:tblGrid>
       <w:tr>
-        <w:tblPrEx>
-          <w:tblCellMar>
-            <w:top w:w="0" w:type="dxa"/>
-            <w:bottom w:w="0" w:type="dxa"/>
-          </w:tblCellMar>
-        </w:tblPrEx>
         <w:trPr>
           <w:tblHeader/>
         </w:trPr>
@@ -9198,12 +8883,6 @@
         </w:tc>
       </w:tr>
       <w:tr>
-        <w:tblPrEx>
-          <w:tblCellMar>
-            <w:top w:w="0" w:type="dxa"/>
-            <w:bottom w:w="0" w:type="dxa"/>
-          </w:tblCellMar>
-        </w:tblPrEx>
         <w:trPr>
           <w:cantSplit/>
         </w:trPr>
@@ -9255,12 +8934,6 @@
         </w:tc>
       </w:tr>
       <w:tr>
-        <w:tblPrEx>
-          <w:tblCellMar>
-            <w:top w:w="0" w:type="dxa"/>
-            <w:bottom w:w="0" w:type="dxa"/>
-          </w:tblCellMar>
-        </w:tblPrEx>
         <w:trPr>
           <w:cantSplit/>
         </w:trPr>
@@ -9312,12 +8985,6 @@
         </w:tc>
       </w:tr>
       <w:tr>
-        <w:tblPrEx>
-          <w:tblCellMar>
-            <w:top w:w="0" w:type="dxa"/>
-            <w:bottom w:w="0" w:type="dxa"/>
-          </w:tblCellMar>
-        </w:tblPrEx>
         <w:trPr>
           <w:cantSplit/>
         </w:trPr>
@@ -9369,12 +9036,6 @@
         </w:tc>
       </w:tr>
       <w:tr>
-        <w:tblPrEx>
-          <w:tblCellMar>
-            <w:top w:w="0" w:type="dxa"/>
-            <w:bottom w:w="0" w:type="dxa"/>
-          </w:tblCellMar>
-        </w:tblPrEx>
         <w:trPr>
           <w:cantSplit/>
         </w:trPr>
@@ -9426,12 +9087,6 @@
         </w:tc>
       </w:tr>
       <w:tr>
-        <w:tblPrEx>
-          <w:tblCellMar>
-            <w:top w:w="0" w:type="dxa"/>
-            <w:bottom w:w="0" w:type="dxa"/>
-          </w:tblCellMar>
-        </w:tblPrEx>
         <w:trPr>
           <w:cantSplit/>
         </w:trPr>
@@ -9483,12 +9138,6 @@
         </w:tc>
       </w:tr>
       <w:tr>
-        <w:tblPrEx>
-          <w:tblCellMar>
-            <w:top w:w="0" w:type="dxa"/>
-            <w:bottom w:w="0" w:type="dxa"/>
-          </w:tblCellMar>
-        </w:tblPrEx>
         <w:trPr>
           <w:cantSplit/>
         </w:trPr>
@@ -9586,7 +9235,7 @@
         <w:keepNext/>
         <w:keepLines/>
       </w:pPr>
-      <w:bookmarkStart w:id="9" w:name="_Toc244011577"/>
+      <w:bookmarkStart w:id="9" w:name="_Toc244205225"/>
       <w:r>
         <w:t>1.4 Terms and Abbreviations</w:t>
       </w:r>
@@ -9599,7 +9248,6 @@
       <w:r>
         <w:t>Terms and abbreviations used in this document are defined in the Glossary at the beginning of this document.</w:t>
       </w:r>
-      <w:bookmarkStart w:id="10" w:name="_Toc244011578"/>
     </w:p>
     <w:p>
       <w:pPr>
@@ -9610,6 +9258,7 @@
       <w:pPr>
         <w:pStyle w:val="Heading1"/>
       </w:pPr>
+      <w:bookmarkStart w:id="10" w:name="_Toc244205226"/>
       <w:r>
         <w:t>2. Scope</w:t>
       </w:r>
@@ -9621,7 +9270,7 @@
         <w:keepNext/>
         <w:keepLines/>
       </w:pPr>
-      <w:bookmarkStart w:id="11" w:name="_Toc244011579"/>
+      <w:bookmarkStart w:id="11" w:name="_Toc244205227"/>
       <w:r>
         <w:t>2.1 In Scope</w:t>
       </w:r>
@@ -9650,12 +9299,6 @@
         <w:gridCol w:w="8482"/>
       </w:tblGrid>
       <w:tr>
-        <w:tblPrEx>
-          <w:tblCellMar>
-            <w:top w:w="0" w:type="dxa"/>
-            <w:bottom w:w="0" w:type="dxa"/>
-          </w:tblCellMar>
-        </w:tblPrEx>
         <w:trPr>
           <w:tblHeader/>
         </w:trPr>
@@ -9713,12 +9356,6 @@
         </w:tc>
       </w:tr>
       <w:tr>
-        <w:tblPrEx>
-          <w:tblCellMar>
-            <w:top w:w="0" w:type="dxa"/>
-            <w:bottom w:w="0" w:type="dxa"/>
-          </w:tblCellMar>
-        </w:tblPrEx>
         <w:trPr>
           <w:cantSplit/>
         </w:trPr>
@@ -9770,12 +9407,6 @@
         </w:tc>
       </w:tr>
       <w:tr>
-        <w:tblPrEx>
-          <w:tblCellMar>
-            <w:top w:w="0" w:type="dxa"/>
-            <w:bottom w:w="0" w:type="dxa"/>
-          </w:tblCellMar>
-        </w:tblPrEx>
         <w:trPr>
           <w:cantSplit/>
         </w:trPr>
@@ -9827,12 +9458,6 @@
         </w:tc>
       </w:tr>
       <w:tr>
-        <w:tblPrEx>
-          <w:tblCellMar>
-            <w:top w:w="0" w:type="dxa"/>
-            <w:bottom w:w="0" w:type="dxa"/>
-          </w:tblCellMar>
-        </w:tblPrEx>
         <w:trPr>
           <w:cantSplit/>
         </w:trPr>
@@ -9884,12 +9509,6 @@
         </w:tc>
       </w:tr>
       <w:tr>
-        <w:tblPrEx>
-          <w:tblCellMar>
-            <w:top w:w="0" w:type="dxa"/>
-            <w:bottom w:w="0" w:type="dxa"/>
-          </w:tblCellMar>
-        </w:tblPrEx>
         <w:trPr>
           <w:cantSplit/>
         </w:trPr>
@@ -9957,12 +9576,6 @@
         </w:tc>
       </w:tr>
       <w:tr>
-        <w:tblPrEx>
-          <w:tblCellMar>
-            <w:top w:w="0" w:type="dxa"/>
-            <w:bottom w:w="0" w:type="dxa"/>
-          </w:tblCellMar>
-        </w:tblPrEx>
         <w:trPr>
           <w:cantSplit/>
         </w:trPr>
@@ -10014,12 +9627,6 @@
         </w:tc>
       </w:tr>
       <w:tr>
-        <w:tblPrEx>
-          <w:tblCellMar>
-            <w:top w:w="0" w:type="dxa"/>
-            <w:bottom w:w="0" w:type="dxa"/>
-          </w:tblCellMar>
-        </w:tblPrEx>
         <w:trPr>
           <w:cantSplit/>
         </w:trPr>
@@ -10071,12 +9678,6 @@
         </w:tc>
       </w:tr>
       <w:tr>
-        <w:tblPrEx>
-          <w:tblCellMar>
-            <w:top w:w="0" w:type="dxa"/>
-            <w:bottom w:w="0" w:type="dxa"/>
-          </w:tblCellMar>
-        </w:tblPrEx>
         <w:trPr>
           <w:cantSplit/>
         </w:trPr>
@@ -10128,12 +9729,6 @@
         </w:tc>
       </w:tr>
       <w:tr>
-        <w:tblPrEx>
-          <w:tblCellMar>
-            <w:top w:w="0" w:type="dxa"/>
-            <w:bottom w:w="0" w:type="dxa"/>
-          </w:tblCellMar>
-        </w:tblPrEx>
         <w:trPr>
           <w:cantSplit/>
         </w:trPr>
@@ -10185,12 +9780,6 @@
         </w:tc>
       </w:tr>
       <w:tr>
-        <w:tblPrEx>
-          <w:tblCellMar>
-            <w:top w:w="0" w:type="dxa"/>
-            <w:bottom w:w="0" w:type="dxa"/>
-          </w:tblCellMar>
-        </w:tblPrEx>
         <w:trPr>
           <w:cantSplit/>
         </w:trPr>
@@ -10242,12 +9831,6 @@
         </w:tc>
       </w:tr>
       <w:tr>
-        <w:tblPrEx>
-          <w:tblCellMar>
-            <w:top w:w="0" w:type="dxa"/>
-            <w:bottom w:w="0" w:type="dxa"/>
-          </w:tblCellMar>
-        </w:tblPrEx>
         <w:trPr>
           <w:cantSplit/>
         </w:trPr>
@@ -10299,12 +9882,6 @@
         </w:tc>
       </w:tr>
       <w:tr>
-        <w:tblPrEx>
-          <w:tblCellMar>
-            <w:top w:w="0" w:type="dxa"/>
-            <w:bottom w:w="0" w:type="dxa"/>
-          </w:tblCellMar>
-        </w:tblPrEx>
         <w:trPr>
           <w:cantSplit/>
         </w:trPr>
@@ -10357,12 +9934,6 @@
         </w:tc>
       </w:tr>
       <w:tr>
-        <w:tblPrEx>
-          <w:tblCellMar>
-            <w:top w:w="0" w:type="dxa"/>
-            <w:bottom w:w="0" w:type="dxa"/>
-          </w:tblCellMar>
-        </w:tblPrEx>
         <w:trPr>
           <w:cantSplit/>
         </w:trPr>
@@ -10414,12 +9985,6 @@
         </w:tc>
       </w:tr>
       <w:tr>
-        <w:tblPrEx>
-          <w:tblCellMar>
-            <w:top w:w="0" w:type="dxa"/>
-            <w:bottom w:w="0" w:type="dxa"/>
-          </w:tblCellMar>
-        </w:tblPrEx>
         <w:trPr>
           <w:cantSplit/>
         </w:trPr>
@@ -10517,7 +10082,7 @@
         <w:keepNext/>
         <w:keepLines/>
       </w:pPr>
-      <w:bookmarkStart w:id="13" w:name="_Toc244011580"/>
+      <w:bookmarkStart w:id="13" w:name="_Toc244205228"/>
       <w:r>
         <w:t>2.2 Out of Scope</w:t>
       </w:r>
@@ -10546,12 +10111,6 @@
         <w:gridCol w:w="8482"/>
       </w:tblGrid>
       <w:tr>
-        <w:tblPrEx>
-          <w:tblCellMar>
-            <w:top w:w="0" w:type="dxa"/>
-            <w:bottom w:w="0" w:type="dxa"/>
-          </w:tblCellMar>
-        </w:tblPrEx>
         <w:trPr>
           <w:tblHeader/>
         </w:trPr>
@@ -10609,12 +10168,6 @@
         </w:tc>
       </w:tr>
       <w:tr>
-        <w:tblPrEx>
-          <w:tblCellMar>
-            <w:top w:w="0" w:type="dxa"/>
-            <w:bottom w:w="0" w:type="dxa"/>
-          </w:tblCellMar>
-        </w:tblPrEx>
         <w:trPr>
           <w:cantSplit/>
         </w:trPr>
@@ -10666,12 +10219,6 @@
         </w:tc>
       </w:tr>
       <w:tr>
-        <w:tblPrEx>
-          <w:tblCellMar>
-            <w:top w:w="0" w:type="dxa"/>
-            <w:bottom w:w="0" w:type="dxa"/>
-          </w:tblCellMar>
-        </w:tblPrEx>
         <w:trPr>
           <w:cantSplit/>
         </w:trPr>
@@ -10723,12 +10270,6 @@
         </w:tc>
       </w:tr>
       <w:tr>
-        <w:tblPrEx>
-          <w:tblCellMar>
-            <w:top w:w="0" w:type="dxa"/>
-            <w:bottom w:w="0" w:type="dxa"/>
-          </w:tblCellMar>
-        </w:tblPrEx>
         <w:trPr>
           <w:cantSplit/>
         </w:trPr>
@@ -10780,12 +10321,6 @@
         </w:tc>
       </w:tr>
       <w:tr>
-        <w:tblPrEx>
-          <w:tblCellMar>
-            <w:top w:w="0" w:type="dxa"/>
-            <w:bottom w:w="0" w:type="dxa"/>
-          </w:tblCellMar>
-        </w:tblPrEx>
         <w:trPr>
           <w:cantSplit/>
         </w:trPr>
@@ -10837,12 +10372,6 @@
         </w:tc>
       </w:tr>
       <w:tr>
-        <w:tblPrEx>
-          <w:tblCellMar>
-            <w:top w:w="0" w:type="dxa"/>
-            <w:bottom w:w="0" w:type="dxa"/>
-          </w:tblCellMar>
-        </w:tblPrEx>
         <w:trPr>
           <w:cantSplit/>
         </w:trPr>
@@ -10894,12 +10423,6 @@
         </w:tc>
       </w:tr>
       <w:tr>
-        <w:tblPrEx>
-          <w:tblCellMar>
-            <w:top w:w="0" w:type="dxa"/>
-            <w:bottom w:w="0" w:type="dxa"/>
-          </w:tblCellMar>
-        </w:tblPrEx>
         <w:trPr>
           <w:cantSplit/>
         </w:trPr>
@@ -10951,12 +10474,6 @@
         </w:tc>
       </w:tr>
       <w:tr>
-        <w:tblPrEx>
-          <w:tblCellMar>
-            <w:top w:w="0" w:type="dxa"/>
-            <w:bottom w:w="0" w:type="dxa"/>
-          </w:tblCellMar>
-        </w:tblPrEx>
         <w:trPr>
           <w:cantSplit/>
         </w:trPr>
@@ -11008,12 +10525,6 @@
         </w:tc>
       </w:tr>
       <w:tr>
-        <w:tblPrEx>
-          <w:tblCellMar>
-            <w:top w:w="0" w:type="dxa"/>
-            <w:bottom w:w="0" w:type="dxa"/>
-          </w:tblCellMar>
-        </w:tblPrEx>
         <w:trPr>
           <w:cantSplit/>
         </w:trPr>
@@ -11098,7 +10609,6 @@
       <w:r>
         <w:t xml:space="preserve"> – Out-of-scope items</w:t>
       </w:r>
-      <w:bookmarkStart w:id="15" w:name="_Toc244011581"/>
       <w:bookmarkEnd w:id="14"/>
     </w:p>
     <w:p>
@@ -11112,6 +10622,7 @@
       <w:pPr>
         <w:pStyle w:val="Heading1"/>
       </w:pPr>
+      <w:bookmarkStart w:id="15" w:name="_Toc244205229"/>
       <w:r>
         <w:t>3. Stakeholders</w:t>
       </w:r>
@@ -11149,12 +10660,6 @@
         <w:gridCol w:w="5495"/>
       </w:tblGrid>
       <w:tr>
-        <w:tblPrEx>
-          <w:tblCellMar>
-            <w:top w:w="0" w:type="dxa"/>
-            <w:bottom w:w="0" w:type="dxa"/>
-          </w:tblCellMar>
-        </w:tblPrEx>
         <w:trPr>
           <w:tblHeader/>
         </w:trPr>
@@ -11238,12 +10743,6 @@
         </w:tc>
       </w:tr>
       <w:tr>
-        <w:tblPrEx>
-          <w:tblCellMar>
-            <w:top w:w="0" w:type="dxa"/>
-            <w:bottom w:w="0" w:type="dxa"/>
-          </w:tblCellMar>
-        </w:tblPrEx>
         <w:trPr>
           <w:cantSplit/>
         </w:trPr>
@@ -11327,12 +10826,6 @@
         </w:tc>
       </w:tr>
       <w:tr>
-        <w:tblPrEx>
-          <w:tblCellMar>
-            <w:top w:w="0" w:type="dxa"/>
-            <w:bottom w:w="0" w:type="dxa"/>
-          </w:tblCellMar>
-        </w:tblPrEx>
         <w:trPr>
           <w:cantSplit/>
         </w:trPr>
@@ -11416,12 +10909,6 @@
         </w:tc>
       </w:tr>
       <w:tr>
-        <w:tblPrEx>
-          <w:tblCellMar>
-            <w:top w:w="0" w:type="dxa"/>
-            <w:bottom w:w="0" w:type="dxa"/>
-          </w:tblCellMar>
-        </w:tblPrEx>
         <w:trPr>
           <w:cantSplit/>
         </w:trPr>
@@ -11489,12 +10976,6 @@
         </w:tc>
       </w:tr>
       <w:tr>
-        <w:tblPrEx>
-          <w:tblCellMar>
-            <w:top w:w="0" w:type="dxa"/>
-            <w:bottom w:w="0" w:type="dxa"/>
-          </w:tblCellMar>
-        </w:tblPrEx>
         <w:trPr>
           <w:cantSplit/>
         </w:trPr>
@@ -11578,12 +11059,6 @@
         </w:tc>
       </w:tr>
       <w:tr>
-        <w:tblPrEx>
-          <w:tblCellMar>
-            <w:top w:w="0" w:type="dxa"/>
-            <w:bottom w:w="0" w:type="dxa"/>
-          </w:tblCellMar>
-        </w:tblPrEx>
         <w:trPr>
           <w:cantSplit/>
         </w:trPr>
@@ -11667,12 +11142,6 @@
         </w:tc>
       </w:tr>
       <w:tr>
-        <w:tblPrEx>
-          <w:tblCellMar>
-            <w:top w:w="0" w:type="dxa"/>
-            <w:bottom w:w="0" w:type="dxa"/>
-          </w:tblCellMar>
-        </w:tblPrEx>
         <w:trPr>
           <w:cantSplit/>
         </w:trPr>
@@ -11740,12 +11209,6 @@
         </w:tc>
       </w:tr>
       <w:tr>
-        <w:tblPrEx>
-          <w:tblCellMar>
-            <w:top w:w="0" w:type="dxa"/>
-            <w:bottom w:w="0" w:type="dxa"/>
-          </w:tblCellMar>
-        </w:tblPrEx>
         <w:trPr>
           <w:cantSplit/>
         </w:trPr>
@@ -11813,12 +11276,6 @@
         </w:tc>
       </w:tr>
       <w:tr>
-        <w:tblPrEx>
-          <w:tblCellMar>
-            <w:top w:w="0" w:type="dxa"/>
-            <w:bottom w:w="0" w:type="dxa"/>
-          </w:tblCellMar>
-        </w:tblPrEx>
         <w:trPr>
           <w:cantSplit/>
         </w:trPr>
@@ -11927,7 +11384,7 @@
         <w:pStyle w:val="Heading1"/>
         <w:pageBreakBefore/>
       </w:pPr>
-      <w:bookmarkStart w:id="17" w:name="_Toc244011582"/>
+      <w:bookmarkStart w:id="17" w:name="_Toc244205230"/>
       <w:r>
         <w:lastRenderedPageBreak/>
         <w:t>4. Current State and Future State</w:t>
@@ -11940,7 +11397,7 @@
         <w:keepNext/>
         <w:keepLines/>
       </w:pPr>
-      <w:bookmarkStart w:id="18" w:name="_Toc244011583"/>
+      <w:bookmarkStart w:id="18" w:name="_Toc244205231"/>
       <w:r>
         <w:t>4.1 Current State</w:t>
       </w:r>
@@ -11991,7 +11448,7 @@
         <w:keepNext/>
         <w:keepLines/>
       </w:pPr>
-      <w:bookmarkStart w:id="19" w:name="_Toc244011584"/>
+      <w:bookmarkStart w:id="19" w:name="_Toc244205232"/>
       <w:r>
         <w:t>4.2 Future State</w:t>
       </w:r>
@@ -12081,7 +11538,7 @@
         <w:keepNext/>
         <w:keepLines/>
       </w:pPr>
-      <w:bookmarkStart w:id="20" w:name="_Toc244011585"/>
+      <w:bookmarkStart w:id="20" w:name="_Toc244205233"/>
       <w:r>
         <w:t>4.3 Data Lifecycle</w:t>
       </w:r>
@@ -12120,12 +11577,6 @@
         <w:gridCol w:w="1929"/>
       </w:tblGrid>
       <w:tr>
-        <w:tblPrEx>
-          <w:tblCellMar>
-            <w:top w:w="0" w:type="dxa"/>
-            <w:bottom w:w="0" w:type="dxa"/>
-          </w:tblCellMar>
-        </w:tblPrEx>
         <w:trPr>
           <w:tblHeader/>
         </w:trPr>
@@ -12235,12 +11686,6 @@
         </w:tc>
       </w:tr>
       <w:tr>
-        <w:tblPrEx>
-          <w:tblCellMar>
-            <w:top w:w="0" w:type="dxa"/>
-            <w:bottom w:w="0" w:type="dxa"/>
-          </w:tblCellMar>
-        </w:tblPrEx>
         <w:trPr>
           <w:cantSplit/>
         </w:trPr>
@@ -12338,12 +11783,6 @@
         </w:tc>
       </w:tr>
       <w:tr>
-        <w:tblPrEx>
-          <w:tblCellMar>
-            <w:top w:w="0" w:type="dxa"/>
-            <w:bottom w:w="0" w:type="dxa"/>
-          </w:tblCellMar>
-        </w:tblPrEx>
         <w:trPr>
           <w:cantSplit/>
         </w:trPr>
@@ -12441,12 +11880,6 @@
         </w:tc>
       </w:tr>
       <w:tr>
-        <w:tblPrEx>
-          <w:tblCellMar>
-            <w:top w:w="0" w:type="dxa"/>
-            <w:bottom w:w="0" w:type="dxa"/>
-          </w:tblCellMar>
-        </w:tblPrEx>
         <w:trPr>
           <w:cantSplit/>
         </w:trPr>
@@ -12617,7 +12050,7 @@
         <w:keepNext/>
         <w:keepLines/>
       </w:pPr>
-      <w:bookmarkStart w:id="22" w:name="_Toc244011586"/>
+      <w:bookmarkStart w:id="22" w:name="_Toc244205234"/>
       <w:r>
         <w:lastRenderedPageBreak/>
         <w:t>4.4 System Context</w:t>
@@ -12742,7 +12175,7 @@
         <w:keepNext/>
         <w:keepLines/>
       </w:pPr>
-      <w:bookmarkStart w:id="24" w:name="_Toc244011587"/>
+      <w:bookmarkStart w:id="24" w:name="_Toc244205235"/>
       <w:r>
         <w:lastRenderedPageBreak/>
         <w:t>4.5 High-Level Data Flow</w:t>
@@ -12853,7 +12286,7 @@
         <w:pStyle w:val="Heading1"/>
         <w:pageBreakBefore/>
       </w:pPr>
-      <w:bookmarkStart w:id="26" w:name="_Toc244011588"/>
+      <w:bookmarkStart w:id="26" w:name="_Toc244205236"/>
       <w:r>
         <w:lastRenderedPageBreak/>
         <w:t>5. Business Processes</w:t>
@@ -12866,7 +12299,7 @@
         <w:keepNext/>
         <w:keepLines/>
       </w:pPr>
-      <w:bookmarkStart w:id="27" w:name="_Toc244011589"/>
+      <w:bookmarkStart w:id="27" w:name="_Toc244205237"/>
       <w:r>
         <w:t>5.1 Table Onboarding</w:t>
       </w:r>
@@ -12969,7 +12402,7 @@
         <w:keepNext/>
         <w:keepLines/>
       </w:pPr>
-      <w:bookmarkStart w:id="28" w:name="_Toc244011590"/>
+      <w:bookmarkStart w:id="28" w:name="_Toc244205238"/>
       <w:r>
         <w:lastRenderedPageBreak/>
         <w:t>5.2 Initial Cut-off Run</w:t>
@@ -13083,12 +12516,6 @@
         <w:gridCol w:w="5977"/>
       </w:tblGrid>
       <w:tr>
-        <w:tblPrEx>
-          <w:tblCellMar>
-            <w:top w:w="0" w:type="dxa"/>
-            <w:bottom w:w="0" w:type="dxa"/>
-          </w:tblCellMar>
-        </w:tblPrEx>
         <w:trPr>
           <w:tblHeader/>
         </w:trPr>
@@ -13172,12 +12599,6 @@
         </w:tc>
       </w:tr>
       <w:tr>
-        <w:tblPrEx>
-          <w:tblCellMar>
-            <w:top w:w="0" w:type="dxa"/>
-            <w:bottom w:w="0" w:type="dxa"/>
-          </w:tblCellMar>
-        </w:tblPrEx>
         <w:trPr>
           <w:cantSplit/>
         </w:trPr>
@@ -13252,12 +12673,6 @@
         </w:tc>
       </w:tr>
       <w:tr>
-        <w:tblPrEx>
-          <w:tblCellMar>
-            <w:top w:w="0" w:type="dxa"/>
-            <w:bottom w:w="0" w:type="dxa"/>
-          </w:tblCellMar>
-        </w:tblPrEx>
         <w:trPr>
           <w:cantSplit/>
         </w:trPr>
@@ -13332,12 +12747,6 @@
         </w:tc>
       </w:tr>
       <w:tr>
-        <w:tblPrEx>
-          <w:tblCellMar>
-            <w:top w:w="0" w:type="dxa"/>
-            <w:bottom w:w="0" w:type="dxa"/>
-          </w:tblCellMar>
-        </w:tblPrEx>
         <w:trPr>
           <w:cantSplit/>
         </w:trPr>
@@ -13412,12 +12821,6 @@
         </w:tc>
       </w:tr>
       <w:tr>
-        <w:tblPrEx>
-          <w:tblCellMar>
-            <w:top w:w="0" w:type="dxa"/>
-            <w:bottom w:w="0" w:type="dxa"/>
-          </w:tblCellMar>
-        </w:tblPrEx>
         <w:trPr>
           <w:cantSplit/>
         </w:trPr>
@@ -13492,12 +12895,6 @@
         </w:tc>
       </w:tr>
       <w:tr>
-        <w:tblPrEx>
-          <w:tblCellMar>
-            <w:top w:w="0" w:type="dxa"/>
-            <w:bottom w:w="0" w:type="dxa"/>
-          </w:tblCellMar>
-        </w:tblPrEx>
         <w:trPr>
           <w:cantSplit/>
         </w:trPr>
@@ -13619,7 +13016,7 @@
         <w:keepNext/>
         <w:keepLines/>
       </w:pPr>
-      <w:bookmarkStart w:id="31" w:name="_Toc244011591"/>
+      <w:bookmarkStart w:id="31" w:name="_Toc244205239"/>
       <w:r>
         <w:lastRenderedPageBreak/>
         <w:t>5.3 Daily Routine</w:t>
@@ -13733,12 +13130,6 @@
         <w:gridCol w:w="5977"/>
       </w:tblGrid>
       <w:tr>
-        <w:tblPrEx>
-          <w:tblCellMar>
-            <w:top w:w="0" w:type="dxa"/>
-            <w:bottom w:w="0" w:type="dxa"/>
-          </w:tblCellMar>
-        </w:tblPrEx>
         <w:trPr>
           <w:tblHeader/>
         </w:trPr>
@@ -13822,12 +13213,6 @@
         </w:tc>
       </w:tr>
       <w:tr>
-        <w:tblPrEx>
-          <w:tblCellMar>
-            <w:top w:w="0" w:type="dxa"/>
-            <w:bottom w:w="0" w:type="dxa"/>
-          </w:tblCellMar>
-        </w:tblPrEx>
         <w:trPr>
           <w:cantSplit/>
         </w:trPr>
@@ -13902,12 +13287,6 @@
         </w:tc>
       </w:tr>
       <w:tr>
-        <w:tblPrEx>
-          <w:tblCellMar>
-            <w:top w:w="0" w:type="dxa"/>
-            <w:bottom w:w="0" w:type="dxa"/>
-          </w:tblCellMar>
-        </w:tblPrEx>
         <w:trPr>
           <w:cantSplit/>
         </w:trPr>
@@ -13982,12 +13361,6 @@
         </w:tc>
       </w:tr>
       <w:tr>
-        <w:tblPrEx>
-          <w:tblCellMar>
-            <w:top w:w="0" w:type="dxa"/>
-            <w:bottom w:w="0" w:type="dxa"/>
-          </w:tblCellMar>
-        </w:tblPrEx>
         <w:trPr>
           <w:cantSplit/>
         </w:trPr>
@@ -14063,12 +13436,6 @@
         </w:tc>
       </w:tr>
       <w:tr>
-        <w:tblPrEx>
-          <w:tblCellMar>
-            <w:top w:w="0" w:type="dxa"/>
-            <w:bottom w:w="0" w:type="dxa"/>
-          </w:tblCellMar>
-        </w:tblPrEx>
         <w:trPr>
           <w:cantSplit/>
         </w:trPr>
@@ -14143,12 +13510,6 @@
         </w:tc>
       </w:tr>
       <w:tr>
-        <w:tblPrEx>
-          <w:tblCellMar>
-            <w:top w:w="0" w:type="dxa"/>
-            <w:bottom w:w="0" w:type="dxa"/>
-          </w:tblCellMar>
-        </w:tblPrEx>
         <w:trPr>
           <w:cantSplit/>
         </w:trPr>
@@ -14223,12 +13584,6 @@
         </w:tc>
       </w:tr>
       <w:tr>
-        <w:tblPrEx>
-          <w:tblCellMar>
-            <w:top w:w="0" w:type="dxa"/>
-            <w:bottom w:w="0" w:type="dxa"/>
-          </w:tblCellMar>
-        </w:tblPrEx>
         <w:trPr>
           <w:cantSplit/>
         </w:trPr>
@@ -14337,7 +13692,6 @@
       <w:r>
         <w:t xml:space="preserve"> – Daily Routine steps</w:t>
       </w:r>
-      <w:bookmarkStart w:id="34" w:name="_Toc244011592"/>
       <w:bookmarkEnd w:id="33"/>
     </w:p>
     <w:p>
@@ -14351,6 +13705,7 @@
       <w:pPr>
         <w:pStyle w:val="Heading1"/>
       </w:pPr>
+      <w:bookmarkStart w:id="34" w:name="_Toc244205240"/>
       <w:r>
         <w:t>6. Business Rules</w:t>
       </w:r>
@@ -14379,12 +13734,6 @@
         <w:gridCol w:w="8675"/>
       </w:tblGrid>
       <w:tr>
-        <w:tblPrEx>
-          <w:tblCellMar>
-            <w:top w:w="0" w:type="dxa"/>
-            <w:bottom w:w="0" w:type="dxa"/>
-          </w:tblCellMar>
-        </w:tblPrEx>
         <w:trPr>
           <w:tblHeader/>
         </w:trPr>
@@ -14442,12 +13791,6 @@
         </w:tc>
       </w:tr>
       <w:tr>
-        <w:tblPrEx>
-          <w:tblCellMar>
-            <w:top w:w="0" w:type="dxa"/>
-            <w:bottom w:w="0" w:type="dxa"/>
-          </w:tblCellMar>
-        </w:tblPrEx>
         <w:trPr>
           <w:cantSplit/>
         </w:trPr>
@@ -14499,12 +13842,6 @@
         </w:tc>
       </w:tr>
       <w:tr>
-        <w:tblPrEx>
-          <w:tblCellMar>
-            <w:top w:w="0" w:type="dxa"/>
-            <w:bottom w:w="0" w:type="dxa"/>
-          </w:tblCellMar>
-        </w:tblPrEx>
         <w:trPr>
           <w:cantSplit/>
         </w:trPr>
@@ -14556,12 +13893,6 @@
         </w:tc>
       </w:tr>
       <w:tr>
-        <w:tblPrEx>
-          <w:tblCellMar>
-            <w:top w:w="0" w:type="dxa"/>
-            <w:bottom w:w="0" w:type="dxa"/>
-          </w:tblCellMar>
-        </w:tblPrEx>
         <w:trPr>
           <w:cantSplit/>
         </w:trPr>
@@ -14613,12 +13944,6 @@
         </w:tc>
       </w:tr>
       <w:tr>
-        <w:tblPrEx>
-          <w:tblCellMar>
-            <w:top w:w="0" w:type="dxa"/>
-            <w:bottom w:w="0" w:type="dxa"/>
-          </w:tblCellMar>
-        </w:tblPrEx>
         <w:trPr>
           <w:cantSplit/>
         </w:trPr>
@@ -14670,12 +13995,6 @@
         </w:tc>
       </w:tr>
       <w:tr>
-        <w:tblPrEx>
-          <w:tblCellMar>
-            <w:top w:w="0" w:type="dxa"/>
-            <w:bottom w:w="0" w:type="dxa"/>
-          </w:tblCellMar>
-        </w:tblPrEx>
         <w:trPr>
           <w:cantSplit/>
         </w:trPr>
@@ -14727,12 +14046,6 @@
         </w:tc>
       </w:tr>
       <w:tr>
-        <w:tblPrEx>
-          <w:tblCellMar>
-            <w:top w:w="0" w:type="dxa"/>
-            <w:bottom w:w="0" w:type="dxa"/>
-          </w:tblCellMar>
-        </w:tblPrEx>
         <w:trPr>
           <w:cantSplit/>
         </w:trPr>
@@ -14784,12 +14097,6 @@
         </w:tc>
       </w:tr>
       <w:tr>
-        <w:tblPrEx>
-          <w:tblCellMar>
-            <w:top w:w="0" w:type="dxa"/>
-            <w:bottom w:w="0" w:type="dxa"/>
-          </w:tblCellMar>
-        </w:tblPrEx>
         <w:trPr>
           <w:cantSplit/>
         </w:trPr>
@@ -14841,12 +14148,6 @@
         </w:tc>
       </w:tr>
       <w:tr>
-        <w:tblPrEx>
-          <w:tblCellMar>
-            <w:top w:w="0" w:type="dxa"/>
-            <w:bottom w:w="0" w:type="dxa"/>
-          </w:tblCellMar>
-        </w:tblPrEx>
         <w:trPr>
           <w:cantSplit/>
         </w:trPr>
@@ -14898,12 +14199,6 @@
         </w:tc>
       </w:tr>
       <w:tr>
-        <w:tblPrEx>
-          <w:tblCellMar>
-            <w:top w:w="0" w:type="dxa"/>
-            <w:bottom w:w="0" w:type="dxa"/>
-          </w:tblCellMar>
-        </w:tblPrEx>
         <w:trPr>
           <w:cantSplit/>
         </w:trPr>
@@ -14955,12 +14250,6 @@
         </w:tc>
       </w:tr>
       <w:tr>
-        <w:tblPrEx>
-          <w:tblCellMar>
-            <w:top w:w="0" w:type="dxa"/>
-            <w:bottom w:w="0" w:type="dxa"/>
-          </w:tblCellMar>
-        </w:tblPrEx>
         <w:trPr>
           <w:cantSplit/>
         </w:trPr>
@@ -15012,12 +14301,6 @@
         </w:tc>
       </w:tr>
       <w:tr>
-        <w:tblPrEx>
-          <w:tblCellMar>
-            <w:top w:w="0" w:type="dxa"/>
-            <w:bottom w:w="0" w:type="dxa"/>
-          </w:tblCellMar>
-        </w:tblPrEx>
         <w:trPr>
           <w:cantSplit/>
         </w:trPr>
@@ -15069,12 +14352,6 @@
         </w:tc>
       </w:tr>
       <w:tr>
-        <w:tblPrEx>
-          <w:tblCellMar>
-            <w:top w:w="0" w:type="dxa"/>
-            <w:bottom w:w="0" w:type="dxa"/>
-          </w:tblCellMar>
-        </w:tblPrEx>
         <w:trPr>
           <w:cantSplit/>
         </w:trPr>
@@ -15126,12 +14403,6 @@
         </w:tc>
       </w:tr>
       <w:tr>
-        <w:tblPrEx>
-          <w:tblCellMar>
-            <w:top w:w="0" w:type="dxa"/>
-            <w:bottom w:w="0" w:type="dxa"/>
-          </w:tblCellMar>
-        </w:tblPrEx>
         <w:trPr>
           <w:cantSplit/>
         </w:trPr>
@@ -15183,12 +14454,6 @@
         </w:tc>
       </w:tr>
       <w:tr>
-        <w:tblPrEx>
-          <w:tblCellMar>
-            <w:top w:w="0" w:type="dxa"/>
-            <w:bottom w:w="0" w:type="dxa"/>
-          </w:tblCellMar>
-        </w:tblPrEx>
         <w:trPr>
           <w:cantSplit/>
         </w:trPr>
@@ -15240,12 +14505,6 @@
         </w:tc>
       </w:tr>
       <w:tr>
-        <w:tblPrEx>
-          <w:tblCellMar>
-            <w:top w:w="0" w:type="dxa"/>
-            <w:bottom w:w="0" w:type="dxa"/>
-          </w:tblCellMar>
-        </w:tblPrEx>
         <w:trPr>
           <w:cantSplit/>
         </w:trPr>
@@ -15297,12 +14556,6 @@
         </w:tc>
       </w:tr>
       <w:tr>
-        <w:tblPrEx>
-          <w:tblCellMar>
-            <w:top w:w="0" w:type="dxa"/>
-            <w:bottom w:w="0" w:type="dxa"/>
-          </w:tblCellMar>
-        </w:tblPrEx>
         <w:trPr>
           <w:cantSplit/>
         </w:trPr>
@@ -15354,12 +14607,6 @@
         </w:tc>
       </w:tr>
       <w:tr>
-        <w:tblPrEx>
-          <w:tblCellMar>
-            <w:top w:w="0" w:type="dxa"/>
-            <w:bottom w:w="0" w:type="dxa"/>
-          </w:tblCellMar>
-        </w:tblPrEx>
         <w:trPr>
           <w:cantSplit/>
         </w:trPr>
@@ -15412,12 +14659,6 @@
         </w:tc>
       </w:tr>
       <w:tr>
-        <w:tblPrEx>
-          <w:tblCellMar>
-            <w:top w:w="0" w:type="dxa"/>
-            <w:bottom w:w="0" w:type="dxa"/>
-          </w:tblCellMar>
-        </w:tblPrEx>
         <w:trPr>
           <w:cantSplit/>
         </w:trPr>
@@ -15502,7 +14743,6 @@
       <w:r>
         <w:t xml:space="preserve"> – Business rules</w:t>
       </w:r>
-      <w:bookmarkStart w:id="36" w:name="_Toc244011593"/>
       <w:bookmarkEnd w:id="35"/>
     </w:p>
     <w:p>
@@ -15516,6 +14756,7 @@
       <w:pPr>
         <w:pStyle w:val="Heading1"/>
       </w:pPr>
+      <w:bookmarkStart w:id="36" w:name="_Toc244205241"/>
       <w:r>
         <w:t>7. Business Requirements</w:t>
       </w:r>
@@ -15527,7 +14768,7 @@
         <w:keepNext/>
         <w:keepLines/>
       </w:pPr>
-      <w:bookmarkStart w:id="37" w:name="_Toc244011594"/>
+      <w:bookmarkStart w:id="37" w:name="_Toc244205242"/>
       <w:r>
         <w:t>7.1 Functional Requirements</w:t>
       </w:r>
@@ -15556,12 +14797,6 @@
         <w:gridCol w:w="8578"/>
       </w:tblGrid>
       <w:tr>
-        <w:tblPrEx>
-          <w:tblCellMar>
-            <w:top w:w="0" w:type="dxa"/>
-            <w:bottom w:w="0" w:type="dxa"/>
-          </w:tblCellMar>
-        </w:tblPrEx>
         <w:trPr>
           <w:tblHeader/>
         </w:trPr>
@@ -15619,12 +14854,6 @@
         </w:tc>
       </w:tr>
       <w:tr>
-        <w:tblPrEx>
-          <w:tblCellMar>
-            <w:top w:w="0" w:type="dxa"/>
-            <w:bottom w:w="0" w:type="dxa"/>
-          </w:tblCellMar>
-        </w:tblPrEx>
         <w:trPr>
           <w:cantSplit/>
         </w:trPr>
@@ -15676,12 +14905,6 @@
         </w:tc>
       </w:tr>
       <w:tr>
-        <w:tblPrEx>
-          <w:tblCellMar>
-            <w:top w:w="0" w:type="dxa"/>
-            <w:bottom w:w="0" w:type="dxa"/>
-          </w:tblCellMar>
-        </w:tblPrEx>
         <w:trPr>
           <w:cantSplit/>
         </w:trPr>
@@ -15733,12 +14956,6 @@
         </w:tc>
       </w:tr>
       <w:tr>
-        <w:tblPrEx>
-          <w:tblCellMar>
-            <w:top w:w="0" w:type="dxa"/>
-            <w:bottom w:w="0" w:type="dxa"/>
-          </w:tblCellMar>
-        </w:tblPrEx>
         <w:trPr>
           <w:cantSplit/>
         </w:trPr>
@@ -15806,12 +15023,6 @@
         </w:tc>
       </w:tr>
       <w:tr>
-        <w:tblPrEx>
-          <w:tblCellMar>
-            <w:top w:w="0" w:type="dxa"/>
-            <w:bottom w:w="0" w:type="dxa"/>
-          </w:tblCellMar>
-        </w:tblPrEx>
         <w:trPr>
           <w:cantSplit/>
         </w:trPr>
@@ -15863,12 +15074,6 @@
         </w:tc>
       </w:tr>
       <w:tr>
-        <w:tblPrEx>
-          <w:tblCellMar>
-            <w:top w:w="0" w:type="dxa"/>
-            <w:bottom w:w="0" w:type="dxa"/>
-          </w:tblCellMar>
-        </w:tblPrEx>
         <w:trPr>
           <w:cantSplit/>
         </w:trPr>
@@ -15920,12 +15125,6 @@
         </w:tc>
       </w:tr>
       <w:tr>
-        <w:tblPrEx>
-          <w:tblCellMar>
-            <w:top w:w="0" w:type="dxa"/>
-            <w:bottom w:w="0" w:type="dxa"/>
-          </w:tblCellMar>
-        </w:tblPrEx>
         <w:trPr>
           <w:cantSplit/>
         </w:trPr>
@@ -15977,12 +15176,6 @@
         </w:tc>
       </w:tr>
       <w:tr>
-        <w:tblPrEx>
-          <w:tblCellMar>
-            <w:top w:w="0" w:type="dxa"/>
-            <w:bottom w:w="0" w:type="dxa"/>
-          </w:tblCellMar>
-        </w:tblPrEx>
         <w:trPr>
           <w:cantSplit/>
         </w:trPr>
@@ -16034,12 +15227,6 @@
         </w:tc>
       </w:tr>
       <w:tr>
-        <w:tblPrEx>
-          <w:tblCellMar>
-            <w:top w:w="0" w:type="dxa"/>
-            <w:bottom w:w="0" w:type="dxa"/>
-          </w:tblCellMar>
-        </w:tblPrEx>
         <w:trPr>
           <w:cantSplit/>
         </w:trPr>
@@ -16091,12 +15278,6 @@
         </w:tc>
       </w:tr>
       <w:tr>
-        <w:tblPrEx>
-          <w:tblCellMar>
-            <w:top w:w="0" w:type="dxa"/>
-            <w:bottom w:w="0" w:type="dxa"/>
-          </w:tblCellMar>
-        </w:tblPrEx>
         <w:trPr>
           <w:cantSplit/>
         </w:trPr>
@@ -16148,12 +15329,6 @@
         </w:tc>
       </w:tr>
       <w:tr>
-        <w:tblPrEx>
-          <w:tblCellMar>
-            <w:top w:w="0" w:type="dxa"/>
-            <w:bottom w:w="0" w:type="dxa"/>
-          </w:tblCellMar>
-        </w:tblPrEx>
         <w:trPr>
           <w:cantSplit/>
         </w:trPr>
@@ -16205,12 +15380,6 @@
         </w:tc>
       </w:tr>
       <w:tr>
-        <w:tblPrEx>
-          <w:tblCellMar>
-            <w:top w:w="0" w:type="dxa"/>
-            <w:bottom w:w="0" w:type="dxa"/>
-          </w:tblCellMar>
-        </w:tblPrEx>
         <w:trPr>
           <w:cantSplit/>
         </w:trPr>
@@ -16262,12 +15431,6 @@
         </w:tc>
       </w:tr>
       <w:tr>
-        <w:tblPrEx>
-          <w:tblCellMar>
-            <w:top w:w="0" w:type="dxa"/>
-            <w:bottom w:w="0" w:type="dxa"/>
-          </w:tblCellMar>
-        </w:tblPrEx>
         <w:trPr>
           <w:cantSplit/>
         </w:trPr>
@@ -16335,12 +15498,6 @@
         </w:tc>
       </w:tr>
       <w:tr>
-        <w:tblPrEx>
-          <w:tblCellMar>
-            <w:top w:w="0" w:type="dxa"/>
-            <w:bottom w:w="0" w:type="dxa"/>
-          </w:tblCellMar>
-        </w:tblPrEx>
         <w:trPr>
           <w:cantSplit/>
         </w:trPr>
@@ -16392,12 +15549,6 @@
         </w:tc>
       </w:tr>
       <w:tr>
-        <w:tblPrEx>
-          <w:tblCellMar>
-            <w:top w:w="0" w:type="dxa"/>
-            <w:bottom w:w="0" w:type="dxa"/>
-          </w:tblCellMar>
-        </w:tblPrEx>
         <w:trPr>
           <w:cantSplit/>
         </w:trPr>
@@ -16465,12 +15616,6 @@
         </w:tc>
       </w:tr>
       <w:tr>
-        <w:tblPrEx>
-          <w:tblCellMar>
-            <w:top w:w="0" w:type="dxa"/>
-            <w:bottom w:w="0" w:type="dxa"/>
-          </w:tblCellMar>
-        </w:tblPrEx>
         <w:trPr>
           <w:cantSplit/>
         </w:trPr>
@@ -16522,12 +15667,6 @@
         </w:tc>
       </w:tr>
       <w:tr>
-        <w:tblPrEx>
-          <w:tblCellMar>
-            <w:top w:w="0" w:type="dxa"/>
-            <w:bottom w:w="0" w:type="dxa"/>
-          </w:tblCellMar>
-        </w:tblPrEx>
         <w:trPr>
           <w:cantSplit/>
         </w:trPr>
@@ -16579,12 +15718,6 @@
         </w:tc>
       </w:tr>
       <w:tr>
-        <w:tblPrEx>
-          <w:tblCellMar>
-            <w:top w:w="0" w:type="dxa"/>
-            <w:bottom w:w="0" w:type="dxa"/>
-          </w:tblCellMar>
-        </w:tblPrEx>
         <w:trPr>
           <w:cantSplit/>
         </w:trPr>
@@ -16698,7 +15831,7 @@
         <w:keepNext/>
         <w:keepLines/>
       </w:pPr>
-      <w:bookmarkStart w:id="39" w:name="_Toc244011595"/>
+      <w:bookmarkStart w:id="39" w:name="_Toc244205243"/>
       <w:r>
         <w:lastRenderedPageBreak/>
         <w:t>7.2 Non-Functional Requirements</w:t>
@@ -16728,12 +15861,6 @@
         <w:gridCol w:w="8578"/>
       </w:tblGrid>
       <w:tr>
-        <w:tblPrEx>
-          <w:tblCellMar>
-            <w:top w:w="0" w:type="dxa"/>
-            <w:bottom w:w="0" w:type="dxa"/>
-          </w:tblCellMar>
-        </w:tblPrEx>
         <w:trPr>
           <w:tblHeader/>
         </w:trPr>
@@ -16791,12 +15918,6 @@
         </w:tc>
       </w:tr>
       <w:tr>
-        <w:tblPrEx>
-          <w:tblCellMar>
-            <w:top w:w="0" w:type="dxa"/>
-            <w:bottom w:w="0" w:type="dxa"/>
-          </w:tblCellMar>
-        </w:tblPrEx>
         <w:trPr>
           <w:cantSplit/>
         </w:trPr>
@@ -16848,12 +15969,6 @@
         </w:tc>
       </w:tr>
       <w:tr>
-        <w:tblPrEx>
-          <w:tblCellMar>
-            <w:top w:w="0" w:type="dxa"/>
-            <w:bottom w:w="0" w:type="dxa"/>
-          </w:tblCellMar>
-        </w:tblPrEx>
         <w:trPr>
           <w:cantSplit/>
         </w:trPr>
@@ -16905,12 +16020,6 @@
         </w:tc>
       </w:tr>
       <w:tr>
-        <w:tblPrEx>
-          <w:tblCellMar>
-            <w:top w:w="0" w:type="dxa"/>
-            <w:bottom w:w="0" w:type="dxa"/>
-          </w:tblCellMar>
-        </w:tblPrEx>
         <w:trPr>
           <w:cantSplit/>
         </w:trPr>
@@ -16962,12 +16071,6 @@
         </w:tc>
       </w:tr>
       <w:tr>
-        <w:tblPrEx>
-          <w:tblCellMar>
-            <w:top w:w="0" w:type="dxa"/>
-            <w:bottom w:w="0" w:type="dxa"/>
-          </w:tblCellMar>
-        </w:tblPrEx>
         <w:trPr>
           <w:cantSplit/>
         </w:trPr>
@@ -17019,12 +16122,6 @@
         </w:tc>
       </w:tr>
       <w:tr>
-        <w:tblPrEx>
-          <w:tblCellMar>
-            <w:top w:w="0" w:type="dxa"/>
-            <w:bottom w:w="0" w:type="dxa"/>
-          </w:tblCellMar>
-        </w:tblPrEx>
         <w:trPr>
           <w:cantSplit/>
         </w:trPr>
@@ -17076,12 +16173,6 @@
         </w:tc>
       </w:tr>
       <w:tr>
-        <w:tblPrEx>
-          <w:tblCellMar>
-            <w:top w:w="0" w:type="dxa"/>
-            <w:bottom w:w="0" w:type="dxa"/>
-          </w:tblCellMar>
-        </w:tblPrEx>
         <w:trPr>
           <w:cantSplit/>
         </w:trPr>
@@ -17133,12 +16224,6 @@
         </w:tc>
       </w:tr>
       <w:tr>
-        <w:tblPrEx>
-          <w:tblCellMar>
-            <w:top w:w="0" w:type="dxa"/>
-            <w:bottom w:w="0" w:type="dxa"/>
-          </w:tblCellMar>
-        </w:tblPrEx>
         <w:trPr>
           <w:cantSplit/>
         </w:trPr>
@@ -17190,12 +16275,6 @@
         </w:tc>
       </w:tr>
       <w:tr>
-        <w:tblPrEx>
-          <w:tblCellMar>
-            <w:top w:w="0" w:type="dxa"/>
-            <w:bottom w:w="0" w:type="dxa"/>
-          </w:tblCellMar>
-        </w:tblPrEx>
         <w:trPr>
           <w:cantSplit/>
         </w:trPr>
@@ -17293,7 +16372,7 @@
         <w:keepNext/>
         <w:keepLines/>
       </w:pPr>
-      <w:bookmarkStart w:id="41" w:name="_Toc244011596"/>
+      <w:bookmarkStart w:id="41" w:name="_Toc244205244"/>
       <w:r>
         <w:t>7.3 Configuration Table</w:t>
       </w:r>
@@ -17331,12 +16410,6 @@
         <w:gridCol w:w="2410"/>
       </w:tblGrid>
       <w:tr>
-        <w:tblPrEx>
-          <w:tblCellMar>
-            <w:top w:w="0" w:type="dxa"/>
-            <w:bottom w:w="0" w:type="dxa"/>
-          </w:tblCellMar>
-        </w:tblPrEx>
         <w:trPr>
           <w:tblHeader/>
         </w:trPr>
@@ -17420,12 +16493,6 @@
         </w:tc>
       </w:tr>
       <w:tr>
-        <w:tblPrEx>
-          <w:tblCellMar>
-            <w:top w:w="0" w:type="dxa"/>
-            <w:bottom w:w="0" w:type="dxa"/>
-          </w:tblCellMar>
-        </w:tblPrEx>
         <w:trPr>
           <w:cantSplit/>
         </w:trPr>
@@ -17500,12 +16567,6 @@
         </w:tc>
       </w:tr>
       <w:tr>
-        <w:tblPrEx>
-          <w:tblCellMar>
-            <w:top w:w="0" w:type="dxa"/>
-            <w:bottom w:w="0" w:type="dxa"/>
-          </w:tblCellMar>
-        </w:tblPrEx>
         <w:trPr>
           <w:cantSplit/>
         </w:trPr>
@@ -17580,12 +16641,6 @@
         </w:tc>
       </w:tr>
       <w:tr>
-        <w:tblPrEx>
-          <w:tblCellMar>
-            <w:top w:w="0" w:type="dxa"/>
-            <w:bottom w:w="0" w:type="dxa"/>
-          </w:tblCellMar>
-        </w:tblPrEx>
         <w:trPr>
           <w:cantSplit/>
         </w:trPr>
@@ -17662,12 +16717,6 @@
         </w:tc>
       </w:tr>
       <w:tr>
-        <w:tblPrEx>
-          <w:tblCellMar>
-            <w:top w:w="0" w:type="dxa"/>
-            <w:bottom w:w="0" w:type="dxa"/>
-          </w:tblCellMar>
-        </w:tblPrEx>
         <w:trPr>
           <w:cantSplit/>
         </w:trPr>
@@ -17744,12 +16793,6 @@
         </w:tc>
       </w:tr>
       <w:tr>
-        <w:tblPrEx>
-          <w:tblCellMar>
-            <w:top w:w="0" w:type="dxa"/>
-            <w:bottom w:w="0" w:type="dxa"/>
-          </w:tblCellMar>
-        </w:tblPrEx>
         <w:trPr>
           <w:cantSplit/>
         </w:trPr>
@@ -17824,12 +16867,6 @@
         </w:tc>
       </w:tr>
       <w:tr>
-        <w:tblPrEx>
-          <w:tblCellMar>
-            <w:top w:w="0" w:type="dxa"/>
-            <w:bottom w:w="0" w:type="dxa"/>
-          </w:tblCellMar>
-        </w:tblPrEx>
         <w:trPr>
           <w:cantSplit/>
         </w:trPr>
@@ -17904,12 +16941,6 @@
         </w:tc>
       </w:tr>
       <w:tr>
-        <w:tblPrEx>
-          <w:tblCellMar>
-            <w:top w:w="0" w:type="dxa"/>
-            <w:bottom w:w="0" w:type="dxa"/>
-          </w:tblCellMar>
-        </w:tblPrEx>
         <w:trPr>
           <w:cantSplit/>
         </w:trPr>
@@ -17984,12 +17015,6 @@
         </w:tc>
       </w:tr>
       <w:tr>
-        <w:tblPrEx>
-          <w:tblCellMar>
-            <w:top w:w="0" w:type="dxa"/>
-            <w:bottom w:w="0" w:type="dxa"/>
-          </w:tblCellMar>
-        </w:tblPrEx>
         <w:trPr>
           <w:cantSplit/>
         </w:trPr>
@@ -18064,12 +17089,6 @@
         </w:tc>
       </w:tr>
       <w:tr>
-        <w:tblPrEx>
-          <w:tblCellMar>
-            <w:top w:w="0" w:type="dxa"/>
-            <w:bottom w:w="0" w:type="dxa"/>
-          </w:tblCellMar>
-        </w:tblPrEx>
         <w:trPr>
           <w:cantSplit/>
         </w:trPr>
@@ -18187,7 +17206,7 @@
         <w:keepNext/>
         <w:keepLines/>
       </w:pPr>
-      <w:bookmarkStart w:id="43" w:name="_Toc244011597"/>
+      <w:bookmarkStart w:id="43" w:name="_Toc244205245"/>
       <w:r>
         <w:t>7.4 Execution Log</w:t>
       </w:r>
@@ -18206,7 +17225,7 @@
         <w:pStyle w:val="Heading1"/>
         <w:pageBreakBefore/>
       </w:pPr>
-      <w:bookmarkStart w:id="44" w:name="_Toc244011598"/>
+      <w:bookmarkStart w:id="44" w:name="_Toc244205246"/>
       <w:r>
         <w:lastRenderedPageBreak/>
         <w:t>8. Assumptions, Constraints and Dependencies</w:t>
@@ -18219,7 +17238,7 @@
         <w:keepNext/>
         <w:keepLines/>
       </w:pPr>
-      <w:bookmarkStart w:id="45" w:name="_Toc244011599"/>
+      <w:bookmarkStart w:id="45" w:name="_Toc244205247"/>
       <w:r>
         <w:t>8.1 Assumptions</w:t>
       </w:r>
@@ -18248,12 +17267,6 @@
         <w:gridCol w:w="8675"/>
       </w:tblGrid>
       <w:tr>
-        <w:tblPrEx>
-          <w:tblCellMar>
-            <w:top w:w="0" w:type="dxa"/>
-            <w:bottom w:w="0" w:type="dxa"/>
-          </w:tblCellMar>
-        </w:tblPrEx>
         <w:trPr>
           <w:tblHeader/>
         </w:trPr>
@@ -18311,12 +17324,6 @@
         </w:tc>
       </w:tr>
       <w:tr>
-        <w:tblPrEx>
-          <w:tblCellMar>
-            <w:top w:w="0" w:type="dxa"/>
-            <w:bottom w:w="0" w:type="dxa"/>
-          </w:tblCellMar>
-        </w:tblPrEx>
         <w:trPr>
           <w:cantSplit/>
         </w:trPr>
@@ -18368,12 +17375,6 @@
         </w:tc>
       </w:tr>
       <w:tr>
-        <w:tblPrEx>
-          <w:tblCellMar>
-            <w:top w:w="0" w:type="dxa"/>
-            <w:bottom w:w="0" w:type="dxa"/>
-          </w:tblCellMar>
-        </w:tblPrEx>
         <w:trPr>
           <w:cantSplit/>
         </w:trPr>
@@ -18425,12 +17426,6 @@
         </w:tc>
       </w:tr>
       <w:tr>
-        <w:tblPrEx>
-          <w:tblCellMar>
-            <w:top w:w="0" w:type="dxa"/>
-            <w:bottom w:w="0" w:type="dxa"/>
-          </w:tblCellMar>
-        </w:tblPrEx>
         <w:trPr>
           <w:cantSplit/>
         </w:trPr>
@@ -18482,12 +17477,6 @@
         </w:tc>
       </w:tr>
       <w:tr>
-        <w:tblPrEx>
-          <w:tblCellMar>
-            <w:top w:w="0" w:type="dxa"/>
-            <w:bottom w:w="0" w:type="dxa"/>
-          </w:tblCellMar>
-        </w:tblPrEx>
         <w:trPr>
           <w:cantSplit/>
         </w:trPr>
@@ -18539,12 +17528,6 @@
         </w:tc>
       </w:tr>
       <w:tr>
-        <w:tblPrEx>
-          <w:tblCellMar>
-            <w:top w:w="0" w:type="dxa"/>
-            <w:bottom w:w="0" w:type="dxa"/>
-          </w:tblCellMar>
-        </w:tblPrEx>
         <w:trPr>
           <w:cantSplit/>
         </w:trPr>
@@ -18642,7 +17625,7 @@
         <w:keepNext/>
         <w:keepLines/>
       </w:pPr>
-      <w:bookmarkStart w:id="47" w:name="_Toc244011600"/>
+      <w:bookmarkStart w:id="47" w:name="_Toc244205248"/>
       <w:r>
         <w:t>8.2 Constraints</w:t>
       </w:r>
@@ -18671,12 +17654,6 @@
         <w:gridCol w:w="8675"/>
       </w:tblGrid>
       <w:tr>
-        <w:tblPrEx>
-          <w:tblCellMar>
-            <w:top w:w="0" w:type="dxa"/>
-            <w:bottom w:w="0" w:type="dxa"/>
-          </w:tblCellMar>
-        </w:tblPrEx>
         <w:trPr>
           <w:tblHeader/>
         </w:trPr>
@@ -18734,12 +17711,6 @@
         </w:tc>
       </w:tr>
       <w:tr>
-        <w:tblPrEx>
-          <w:tblCellMar>
-            <w:top w:w="0" w:type="dxa"/>
-            <w:bottom w:w="0" w:type="dxa"/>
-          </w:tblCellMar>
-        </w:tblPrEx>
         <w:trPr>
           <w:cantSplit/>
         </w:trPr>
@@ -18791,12 +17762,6 @@
         </w:tc>
       </w:tr>
       <w:tr>
-        <w:tblPrEx>
-          <w:tblCellMar>
-            <w:top w:w="0" w:type="dxa"/>
-            <w:bottom w:w="0" w:type="dxa"/>
-          </w:tblCellMar>
-        </w:tblPrEx>
         <w:trPr>
           <w:cantSplit/>
         </w:trPr>
@@ -18848,12 +17813,6 @@
         </w:tc>
       </w:tr>
       <w:tr>
-        <w:tblPrEx>
-          <w:tblCellMar>
-            <w:top w:w="0" w:type="dxa"/>
-            <w:bottom w:w="0" w:type="dxa"/>
-          </w:tblCellMar>
-        </w:tblPrEx>
         <w:trPr>
           <w:cantSplit/>
         </w:trPr>
@@ -18905,12 +17864,6 @@
         </w:tc>
       </w:tr>
       <w:tr>
-        <w:tblPrEx>
-          <w:tblCellMar>
-            <w:top w:w="0" w:type="dxa"/>
-            <w:bottom w:w="0" w:type="dxa"/>
-          </w:tblCellMar>
-        </w:tblPrEx>
         <w:trPr>
           <w:cantSplit/>
         </w:trPr>
@@ -18962,12 +17915,6 @@
         </w:tc>
       </w:tr>
       <w:tr>
-        <w:tblPrEx>
-          <w:tblCellMar>
-            <w:top w:w="0" w:type="dxa"/>
-            <w:bottom w:w="0" w:type="dxa"/>
-          </w:tblCellMar>
-        </w:tblPrEx>
         <w:trPr>
           <w:cantSplit/>
         </w:trPr>
@@ -19065,7 +18012,7 @@
         <w:keepNext/>
         <w:keepLines/>
       </w:pPr>
-      <w:bookmarkStart w:id="49" w:name="_Toc244011601"/>
+      <w:bookmarkStart w:id="49" w:name="_Toc244205249"/>
       <w:r>
         <w:t>8.3 Dependencies</w:t>
       </w:r>
@@ -19095,12 +18042,6 @@
         <w:gridCol w:w="3375"/>
       </w:tblGrid>
       <w:tr>
-        <w:tblPrEx>
-          <w:tblCellMar>
-            <w:top w:w="0" w:type="dxa"/>
-            <w:bottom w:w="0" w:type="dxa"/>
-          </w:tblCellMar>
-        </w:tblPrEx>
         <w:trPr>
           <w:tblHeader/>
         </w:trPr>
@@ -19184,12 +18125,6 @@
         </w:tc>
       </w:tr>
       <w:tr>
-        <w:tblPrEx>
-          <w:tblCellMar>
-            <w:top w:w="0" w:type="dxa"/>
-            <w:bottom w:w="0" w:type="dxa"/>
-          </w:tblCellMar>
-        </w:tblPrEx>
         <w:trPr>
           <w:cantSplit/>
         </w:trPr>
@@ -19264,12 +18199,6 @@
         </w:tc>
       </w:tr>
       <w:tr>
-        <w:tblPrEx>
-          <w:tblCellMar>
-            <w:top w:w="0" w:type="dxa"/>
-            <w:bottom w:w="0" w:type="dxa"/>
-          </w:tblCellMar>
-        </w:tblPrEx>
         <w:trPr>
           <w:cantSplit/>
         </w:trPr>
@@ -19344,12 +18273,6 @@
         </w:tc>
       </w:tr>
       <w:tr>
-        <w:tblPrEx>
-          <w:tblCellMar>
-            <w:top w:w="0" w:type="dxa"/>
-            <w:bottom w:w="0" w:type="dxa"/>
-          </w:tblCellMar>
-        </w:tblPrEx>
         <w:trPr>
           <w:cantSplit/>
         </w:trPr>
@@ -19424,12 +18347,6 @@
         </w:tc>
       </w:tr>
       <w:tr>
-        <w:tblPrEx>
-          <w:tblCellMar>
-            <w:top w:w="0" w:type="dxa"/>
-            <w:bottom w:w="0" w:type="dxa"/>
-          </w:tblCellMar>
-        </w:tblPrEx>
         <w:trPr>
           <w:cantSplit/>
         </w:trPr>
@@ -19504,12 +18421,6 @@
         </w:tc>
       </w:tr>
       <w:tr>
-        <w:tblPrEx>
-          <w:tblCellMar>
-            <w:top w:w="0" w:type="dxa"/>
-            <w:bottom w:w="0" w:type="dxa"/>
-          </w:tblCellMar>
-        </w:tblPrEx>
         <w:trPr>
           <w:cantSplit/>
         </w:trPr>
@@ -19584,12 +18495,6 @@
         </w:tc>
       </w:tr>
       <w:tr>
-        <w:tblPrEx>
-          <w:tblCellMar>
-            <w:top w:w="0" w:type="dxa"/>
-            <w:bottom w:w="0" w:type="dxa"/>
-          </w:tblCellMar>
-        </w:tblPrEx>
         <w:trPr>
           <w:cantSplit/>
         </w:trPr>
@@ -19664,12 +18569,6 @@
         </w:tc>
       </w:tr>
       <w:tr>
-        <w:tblPrEx>
-          <w:tblCellMar>
-            <w:top w:w="0" w:type="dxa"/>
-            <w:bottom w:w="0" w:type="dxa"/>
-          </w:tblCellMar>
-        </w:tblPrEx>
         <w:trPr>
           <w:cantSplit/>
         </w:trPr>
@@ -19785,7 +18684,7 @@
         <w:pStyle w:val="Heading1"/>
         <w:pageBreakBefore/>
       </w:pPr>
-      <w:bookmarkStart w:id="51" w:name="_Toc244011602"/>
+      <w:bookmarkStart w:id="51" w:name="_Toc244205250"/>
       <w:r>
         <w:lastRenderedPageBreak/>
         <w:t>9. Risks</w:t>
@@ -19818,12 +18717,6 @@
         <w:gridCol w:w="3858"/>
       </w:tblGrid>
       <w:tr>
-        <w:tblPrEx>
-          <w:tblCellMar>
-            <w:top w:w="0" w:type="dxa"/>
-            <w:bottom w:w="0" w:type="dxa"/>
-          </w:tblCellMar>
-        </w:tblPrEx>
         <w:trPr>
           <w:tblHeader/>
         </w:trPr>
@@ -19959,12 +18852,6 @@
         </w:tc>
       </w:tr>
       <w:tr>
-        <w:tblPrEx>
-          <w:tblCellMar>
-            <w:top w:w="0" w:type="dxa"/>
-            <w:bottom w:w="0" w:type="dxa"/>
-          </w:tblCellMar>
-        </w:tblPrEx>
         <w:trPr>
           <w:cantSplit/>
         </w:trPr>
@@ -20085,12 +18972,6 @@
         </w:tc>
       </w:tr>
       <w:tr>
-        <w:tblPrEx>
-          <w:tblCellMar>
-            <w:top w:w="0" w:type="dxa"/>
-            <w:bottom w:w="0" w:type="dxa"/>
-          </w:tblCellMar>
-        </w:tblPrEx>
         <w:trPr>
           <w:cantSplit/>
         </w:trPr>
@@ -20211,12 +19092,6 @@
         </w:tc>
       </w:tr>
       <w:tr>
-        <w:tblPrEx>
-          <w:tblCellMar>
-            <w:top w:w="0" w:type="dxa"/>
-            <w:bottom w:w="0" w:type="dxa"/>
-          </w:tblCellMar>
-        </w:tblPrEx>
         <w:trPr>
           <w:cantSplit/>
         </w:trPr>
@@ -20337,12 +19212,6 @@
         </w:tc>
       </w:tr>
       <w:tr>
-        <w:tblPrEx>
-          <w:tblCellMar>
-            <w:top w:w="0" w:type="dxa"/>
-            <w:bottom w:w="0" w:type="dxa"/>
-          </w:tblCellMar>
-        </w:tblPrEx>
         <w:trPr>
           <w:cantSplit/>
         </w:trPr>
@@ -20463,12 +19332,6 @@
         </w:tc>
       </w:tr>
       <w:tr>
-        <w:tblPrEx>
-          <w:tblCellMar>
-            <w:top w:w="0" w:type="dxa"/>
-            <w:bottom w:w="0" w:type="dxa"/>
-          </w:tblCellMar>
-        </w:tblPrEx>
         <w:trPr>
           <w:cantSplit/>
         </w:trPr>
@@ -20589,12 +19452,6 @@
         </w:tc>
       </w:tr>
       <w:tr>
-        <w:tblPrEx>
-          <w:tblCellMar>
-            <w:top w:w="0" w:type="dxa"/>
-            <w:bottom w:w="0" w:type="dxa"/>
-          </w:tblCellMar>
-        </w:tblPrEx>
         <w:trPr>
           <w:cantSplit/>
         </w:trPr>
@@ -20715,12 +19572,6 @@
         </w:tc>
       </w:tr>
       <w:tr>
-        <w:tblPrEx>
-          <w:tblCellMar>
-            <w:top w:w="0" w:type="dxa"/>
-            <w:bottom w:w="0" w:type="dxa"/>
-          </w:tblCellMar>
-        </w:tblPrEx>
         <w:trPr>
           <w:cantSplit/>
         </w:trPr>
@@ -20841,12 +19692,6 @@
         </w:tc>
       </w:tr>
       <w:tr>
-        <w:tblPrEx>
-          <w:tblCellMar>
-            <w:top w:w="0" w:type="dxa"/>
-            <w:bottom w:w="0" w:type="dxa"/>
-          </w:tblCellMar>
-        </w:tblPrEx>
         <w:trPr>
           <w:cantSplit/>
         </w:trPr>
@@ -20999,12 +19844,6 @@
         </w:tc>
       </w:tr>
       <w:tr>
-        <w:tblPrEx>
-          <w:tblCellMar>
-            <w:top w:w="0" w:type="dxa"/>
-            <w:bottom w:w="0" w:type="dxa"/>
-          </w:tblCellMar>
-        </w:tblPrEx>
         <w:trPr>
           <w:cantSplit/>
         </w:trPr>
@@ -21125,12 +19964,6 @@
         </w:tc>
       </w:tr>
       <w:tr>
-        <w:tblPrEx>
-          <w:tblCellMar>
-            <w:top w:w="0" w:type="dxa"/>
-            <w:bottom w:w="0" w:type="dxa"/>
-          </w:tblCellMar>
-        </w:tblPrEx>
         <w:trPr>
           <w:cantSplit/>
         </w:trPr>
@@ -21251,12 +20084,6 @@
         </w:tc>
       </w:tr>
       <w:tr>
-        <w:tblPrEx>
-          <w:tblCellMar>
-            <w:top w:w="0" w:type="dxa"/>
-            <w:bottom w:w="0" w:type="dxa"/>
-          </w:tblCellMar>
-        </w:tblPrEx>
         <w:trPr>
           <w:cantSplit/>
         </w:trPr>
@@ -21377,12 +20204,6 @@
         </w:tc>
       </w:tr>
       <w:tr>
-        <w:tblPrEx>
-          <w:tblCellMar>
-            <w:top w:w="0" w:type="dxa"/>
-            <w:bottom w:w="0" w:type="dxa"/>
-          </w:tblCellMar>
-        </w:tblPrEx>
         <w:trPr>
           <w:cantSplit/>
         </w:trPr>
@@ -21546,7 +20367,7 @@
         <w:pStyle w:val="Heading1"/>
         <w:pageBreakBefore/>
       </w:pPr>
-      <w:bookmarkStart w:id="53" w:name="_Toc244011603"/>
+      <w:bookmarkStart w:id="53" w:name="_Toc244205251"/>
       <w:r>
         <w:lastRenderedPageBreak/>
         <w:t>10. Acceptance and Success Criteria</w:t>
@@ -21559,7 +20380,7 @@
         <w:keepNext/>
         <w:keepLines/>
       </w:pPr>
-      <w:bookmarkStart w:id="54" w:name="_Toc244011604"/>
+      <w:bookmarkStart w:id="54" w:name="_Toc244205252"/>
       <w:r>
         <w:t>10.1 Acceptance Criteria</w:t>
       </w:r>
@@ -21589,12 +20410,6 @@
         <w:gridCol w:w="1929"/>
       </w:tblGrid>
       <w:tr>
-        <w:tblPrEx>
-          <w:tblCellMar>
-            <w:top w:w="0" w:type="dxa"/>
-            <w:bottom w:w="0" w:type="dxa"/>
-          </w:tblCellMar>
-        </w:tblPrEx>
         <w:trPr>
           <w:tblHeader/>
         </w:trPr>
@@ -21678,12 +20493,6 @@
         </w:tc>
       </w:tr>
       <w:tr>
-        <w:tblPrEx>
-          <w:tblCellMar>
-            <w:top w:w="0" w:type="dxa"/>
-            <w:bottom w:w="0" w:type="dxa"/>
-          </w:tblCellMar>
-        </w:tblPrEx>
         <w:trPr>
           <w:cantSplit/>
         </w:trPr>
@@ -21758,12 +20567,6 @@
         </w:tc>
       </w:tr>
       <w:tr>
-        <w:tblPrEx>
-          <w:tblCellMar>
-            <w:top w:w="0" w:type="dxa"/>
-            <w:bottom w:w="0" w:type="dxa"/>
-          </w:tblCellMar>
-        </w:tblPrEx>
         <w:trPr>
           <w:cantSplit/>
         </w:trPr>
@@ -21838,12 +20641,6 @@
         </w:tc>
       </w:tr>
       <w:tr>
-        <w:tblPrEx>
-          <w:tblCellMar>
-            <w:top w:w="0" w:type="dxa"/>
-            <w:bottom w:w="0" w:type="dxa"/>
-          </w:tblCellMar>
-        </w:tblPrEx>
         <w:trPr>
           <w:cantSplit/>
         </w:trPr>
@@ -21918,12 +20715,6 @@
         </w:tc>
       </w:tr>
       <w:tr>
-        <w:tblPrEx>
-          <w:tblCellMar>
-            <w:top w:w="0" w:type="dxa"/>
-            <w:bottom w:w="0" w:type="dxa"/>
-          </w:tblCellMar>
-        </w:tblPrEx>
         <w:trPr>
           <w:cantSplit/>
         </w:trPr>
@@ -21998,12 +20789,6 @@
         </w:tc>
       </w:tr>
       <w:tr>
-        <w:tblPrEx>
-          <w:tblCellMar>
-            <w:top w:w="0" w:type="dxa"/>
-            <w:bottom w:w="0" w:type="dxa"/>
-          </w:tblCellMar>
-        </w:tblPrEx>
         <w:trPr>
           <w:cantSplit/>
         </w:trPr>
@@ -22078,12 +20863,6 @@
         </w:tc>
       </w:tr>
       <w:tr>
-        <w:tblPrEx>
-          <w:tblCellMar>
-            <w:top w:w="0" w:type="dxa"/>
-            <w:bottom w:w="0" w:type="dxa"/>
-          </w:tblCellMar>
-        </w:tblPrEx>
         <w:trPr>
           <w:cantSplit/>
         </w:trPr>
@@ -22158,12 +20937,6 @@
         </w:tc>
       </w:tr>
       <w:tr>
-        <w:tblPrEx>
-          <w:tblCellMar>
-            <w:top w:w="0" w:type="dxa"/>
-            <w:bottom w:w="0" w:type="dxa"/>
-          </w:tblCellMar>
-        </w:tblPrEx>
         <w:trPr>
           <w:cantSplit/>
         </w:trPr>
@@ -22238,12 +21011,6 @@
         </w:tc>
       </w:tr>
       <w:tr>
-        <w:tblPrEx>
-          <w:tblCellMar>
-            <w:top w:w="0" w:type="dxa"/>
-            <w:bottom w:w="0" w:type="dxa"/>
-          </w:tblCellMar>
-        </w:tblPrEx>
         <w:trPr>
           <w:cantSplit/>
         </w:trPr>
@@ -22318,12 +21085,6 @@
         </w:tc>
       </w:tr>
       <w:tr>
-        <w:tblPrEx>
-          <w:tblCellMar>
-            <w:top w:w="0" w:type="dxa"/>
-            <w:bottom w:w="0" w:type="dxa"/>
-          </w:tblCellMar>
-        </w:tblPrEx>
         <w:trPr>
           <w:cantSplit/>
         </w:trPr>
@@ -22398,12 +21159,6 @@
         </w:tc>
       </w:tr>
       <w:tr>
-        <w:tblPrEx>
-          <w:tblCellMar>
-            <w:top w:w="0" w:type="dxa"/>
-            <w:bottom w:w="0" w:type="dxa"/>
-          </w:tblCellMar>
-        </w:tblPrEx>
         <w:trPr>
           <w:cantSplit/>
         </w:trPr>
@@ -22494,12 +21249,6 @@
         </w:tc>
       </w:tr>
       <w:tr>
-        <w:tblPrEx>
-          <w:tblCellMar>
-            <w:top w:w="0" w:type="dxa"/>
-            <w:bottom w:w="0" w:type="dxa"/>
-          </w:tblCellMar>
-        </w:tblPrEx>
         <w:trPr>
           <w:cantSplit/>
         </w:trPr>
@@ -22574,12 +21323,6 @@
         </w:tc>
       </w:tr>
       <w:tr>
-        <w:tblPrEx>
-          <w:tblCellMar>
-            <w:top w:w="0" w:type="dxa"/>
-            <w:bottom w:w="0" w:type="dxa"/>
-          </w:tblCellMar>
-        </w:tblPrEx>
         <w:trPr>
           <w:cantSplit/>
         </w:trPr>
@@ -22654,12 +21397,6 @@
         </w:tc>
       </w:tr>
       <w:tr>
-        <w:tblPrEx>
-          <w:tblCellMar>
-            <w:top w:w="0" w:type="dxa"/>
-            <w:bottom w:w="0" w:type="dxa"/>
-          </w:tblCellMar>
-        </w:tblPrEx>
         <w:trPr>
           <w:cantSplit/>
         </w:trPr>
@@ -22734,12 +21471,6 @@
         </w:tc>
       </w:tr>
       <w:tr>
-        <w:tblPrEx>
-          <w:tblCellMar>
-            <w:top w:w="0" w:type="dxa"/>
-            <w:bottom w:w="0" w:type="dxa"/>
-          </w:tblCellMar>
-        </w:tblPrEx>
         <w:trPr>
           <w:cantSplit/>
         </w:trPr>
@@ -22814,12 +21545,6 @@
         </w:tc>
       </w:tr>
       <w:tr>
-        <w:tblPrEx>
-          <w:tblCellMar>
-            <w:top w:w="0" w:type="dxa"/>
-            <w:bottom w:w="0" w:type="dxa"/>
-          </w:tblCellMar>
-        </w:tblPrEx>
         <w:trPr>
           <w:cantSplit/>
         </w:trPr>
@@ -22894,12 +21619,6 @@
         </w:tc>
       </w:tr>
       <w:tr>
-        <w:tblPrEx>
-          <w:tblCellMar>
-            <w:top w:w="0" w:type="dxa"/>
-            <w:bottom w:w="0" w:type="dxa"/>
-          </w:tblCellMar>
-        </w:tblPrEx>
         <w:trPr>
           <w:cantSplit/>
         </w:trPr>
@@ -23026,7 +21745,7 @@
         <w:keepNext/>
         <w:keepLines/>
       </w:pPr>
-      <w:bookmarkStart w:id="56" w:name="_Toc244011605"/>
+      <w:bookmarkStart w:id="56" w:name="_Toc244205253"/>
       <w:r>
         <w:lastRenderedPageBreak/>
         <w:t>10.2 Success Criteria</w:t>
@@ -23056,12 +21775,6 @@
         <w:gridCol w:w="8675"/>
       </w:tblGrid>
       <w:tr>
-        <w:tblPrEx>
-          <w:tblCellMar>
-            <w:top w:w="0" w:type="dxa"/>
-            <w:bottom w:w="0" w:type="dxa"/>
-          </w:tblCellMar>
-        </w:tblPrEx>
         <w:trPr>
           <w:tblHeader/>
         </w:trPr>
@@ -23119,12 +21832,6 @@
         </w:tc>
       </w:tr>
       <w:tr>
-        <w:tblPrEx>
-          <w:tblCellMar>
-            <w:top w:w="0" w:type="dxa"/>
-            <w:bottom w:w="0" w:type="dxa"/>
-          </w:tblCellMar>
-        </w:tblPrEx>
         <w:trPr>
           <w:cantSplit/>
         </w:trPr>
@@ -23176,12 +21883,6 @@
         </w:tc>
       </w:tr>
       <w:tr>
-        <w:tblPrEx>
-          <w:tblCellMar>
-            <w:top w:w="0" w:type="dxa"/>
-            <w:bottom w:w="0" w:type="dxa"/>
-          </w:tblCellMar>
-        </w:tblPrEx>
         <w:trPr>
           <w:cantSplit/>
         </w:trPr>
@@ -23233,12 +21934,6 @@
         </w:tc>
       </w:tr>
       <w:tr>
-        <w:tblPrEx>
-          <w:tblCellMar>
-            <w:top w:w="0" w:type="dxa"/>
-            <w:bottom w:w="0" w:type="dxa"/>
-          </w:tblCellMar>
-        </w:tblPrEx>
         <w:trPr>
           <w:cantSplit/>
         </w:trPr>
@@ -23290,12 +21985,6 @@
         </w:tc>
       </w:tr>
       <w:tr>
-        <w:tblPrEx>
-          <w:tblCellMar>
-            <w:top w:w="0" w:type="dxa"/>
-            <w:bottom w:w="0" w:type="dxa"/>
-          </w:tblCellMar>
-        </w:tblPrEx>
         <w:trPr>
           <w:cantSplit/>
         </w:trPr>
@@ -23347,12 +22036,6 @@
         </w:tc>
       </w:tr>
       <w:tr>
-        <w:tblPrEx>
-          <w:tblCellMar>
-            <w:top w:w="0" w:type="dxa"/>
-            <w:bottom w:w="0" w:type="dxa"/>
-          </w:tblCellMar>
-        </w:tblPrEx>
         <w:trPr>
           <w:cantSplit/>
         </w:trPr>
@@ -23404,12 +22087,6 @@
         </w:tc>
       </w:tr>
       <w:tr>
-        <w:tblPrEx>
-          <w:tblCellMar>
-            <w:top w:w="0" w:type="dxa"/>
-            <w:bottom w:w="0" w:type="dxa"/>
-          </w:tblCellMar>
-        </w:tblPrEx>
         <w:trPr>
           <w:cantSplit/>
         </w:trPr>
@@ -23494,7 +22171,6 @@
       <w:r>
         <w:t xml:space="preserve"> – Success criteria</w:t>
       </w:r>
-      <w:bookmarkStart w:id="58" w:name="_Toc244011606"/>
       <w:bookmarkEnd w:id="57"/>
     </w:p>
     <w:p>
@@ -23513,7 +22189,6 @@
       <w:r>
         <w:t>11. Items to Be Confirmed</w:t>
       </w:r>
-      <w:bookmarkEnd w:id="58"/>
     </w:p>
     <w:p>
       <w:pPr>
@@ -23548,12 +22223,6 @@
         <w:gridCol w:w="1736"/>
       </w:tblGrid>
       <w:tr>
-        <w:tblPrEx>
-          <w:tblCellMar>
-            <w:top w:w="0" w:type="dxa"/>
-            <w:bottom w:w="0" w:type="dxa"/>
-          </w:tblCellMar>
-        </w:tblPrEx>
         <w:trPr>
           <w:tblHeader/>
         </w:trPr>
@@ -23663,12 +22332,6 @@
         </w:tc>
       </w:tr>
       <w:tr>
-        <w:tblPrEx>
-          <w:tblCellMar>
-            <w:top w:w="0" w:type="dxa"/>
-            <w:bottom w:w="0" w:type="dxa"/>
-          </w:tblCellMar>
-        </w:tblPrEx>
         <w:trPr>
           <w:cantSplit/>
         </w:trPr>
@@ -23766,12 +22429,6 @@
         </w:tc>
       </w:tr>
       <w:tr>
-        <w:tblPrEx>
-          <w:tblCellMar>
-            <w:top w:w="0" w:type="dxa"/>
-            <w:bottom w:w="0" w:type="dxa"/>
-          </w:tblCellMar>
-        </w:tblPrEx>
         <w:trPr>
           <w:cantSplit/>
         </w:trPr>
@@ -23869,12 +22526,6 @@
         </w:tc>
       </w:tr>
       <w:tr>
-        <w:tblPrEx>
-          <w:tblCellMar>
-            <w:top w:w="0" w:type="dxa"/>
-            <w:bottom w:w="0" w:type="dxa"/>
-          </w:tblCellMar>
-        </w:tblPrEx>
         <w:trPr>
           <w:cantSplit/>
         </w:trPr>
@@ -23972,12 +22623,6 @@
         </w:tc>
       </w:tr>
       <w:tr>
-        <w:tblPrEx>
-          <w:tblCellMar>
-            <w:top w:w="0" w:type="dxa"/>
-            <w:bottom w:w="0" w:type="dxa"/>
-          </w:tblCellMar>
-        </w:tblPrEx>
         <w:trPr>
           <w:cantSplit/>
         </w:trPr>
@@ -24075,12 +22720,6 @@
         </w:tc>
       </w:tr>
       <w:tr>
-        <w:tblPrEx>
-          <w:tblCellMar>
-            <w:top w:w="0" w:type="dxa"/>
-            <w:bottom w:w="0" w:type="dxa"/>
-          </w:tblCellMar>
-        </w:tblPrEx>
         <w:trPr>
           <w:cantSplit/>
         </w:trPr>
@@ -24178,12 +22817,6 @@
         </w:tc>
       </w:tr>
       <w:tr>
-        <w:tblPrEx>
-          <w:tblCellMar>
-            <w:top w:w="0" w:type="dxa"/>
-            <w:bottom w:w="0" w:type="dxa"/>
-          </w:tblCellMar>
-        </w:tblPrEx>
         <w:trPr>
           <w:cantSplit/>
         </w:trPr>
@@ -24281,12 +22914,6 @@
         </w:tc>
       </w:tr>
       <w:tr>
-        <w:tblPrEx>
-          <w:tblCellMar>
-            <w:top w:w="0" w:type="dxa"/>
-            <w:bottom w:w="0" w:type="dxa"/>
-          </w:tblCellMar>
-        </w:tblPrEx>
         <w:trPr>
           <w:cantSplit/>
         </w:trPr>
@@ -24384,12 +23011,6 @@
         </w:tc>
       </w:tr>
       <w:tr>
-        <w:tblPrEx>
-          <w:tblCellMar>
-            <w:top w:w="0" w:type="dxa"/>
-            <w:bottom w:w="0" w:type="dxa"/>
-          </w:tblCellMar>
-        </w:tblPrEx>
         <w:trPr>
           <w:cantSplit/>
         </w:trPr>
@@ -24487,12 +23108,6 @@
         </w:tc>
       </w:tr>
       <w:tr>
-        <w:tblPrEx>
-          <w:tblCellMar>
-            <w:top w:w="0" w:type="dxa"/>
-            <w:bottom w:w="0" w:type="dxa"/>
-          </w:tblCellMar>
-        </w:tblPrEx>
         <w:trPr>
           <w:cantSplit/>
         </w:trPr>
@@ -24606,12 +23221,6 @@
         </w:tc>
       </w:tr>
       <w:tr>
-        <w:tblPrEx>
-          <w:tblCellMar>
-            <w:top w:w="0" w:type="dxa"/>
-            <w:bottom w:w="0" w:type="dxa"/>
-          </w:tblCellMar>
-        </w:tblPrEx>
         <w:trPr>
           <w:cantSplit/>
         </w:trPr>
@@ -24709,12 +23318,6 @@
         </w:tc>
       </w:tr>
       <w:tr>
-        <w:tblPrEx>
-          <w:tblCellMar>
-            <w:top w:w="0" w:type="dxa"/>
-            <w:bottom w:w="0" w:type="dxa"/>
-          </w:tblCellMar>
-        </w:tblPrEx>
         <w:trPr>
           <w:cantSplit/>
         </w:trPr>
@@ -24823,7 +23426,7 @@
         <w:spacing w:before="80" w:after="200"/>
         <w:jc w:val="center"/>
       </w:pPr>
-      <w:bookmarkStart w:id="59" w:name="_Toc244011629"/>
+      <w:bookmarkStart w:id="58" w:name="_Toc244011629"/>
       <w:r>
         <w:t xml:space="preserve">Table </w:t>
       </w:r>
@@ -24848,7 +23451,7 @@
       <w:r>
         <w:t xml:space="preserve"> – Items to be confirmed</w:t>
       </w:r>
-      <w:bookmarkEnd w:id="59"/>
+      <w:bookmarkEnd w:id="58"/>
     </w:p>
     <w:sectPr>
       <w:headerReference w:type="default" r:id="rId11"/>

--- a/BRD_DWH_Data_Retention_v0.1.docx
+++ b/BRD_DWH_Data_Retention_v0.1.docx
@@ -5113,7 +5113,12 @@
               <w:tab w:val="right" w:leader="dot" w:pos="9628"/>
             </w:tabs>
             <w:rPr>
+              <w:rFonts w:asciiTheme="minorHAnsi" w:eastAsiaTheme="minorEastAsia" w:hAnsiTheme="minorHAnsi" w:cstheme="minorBidi"/>
               <w:noProof/>
+              <w:kern w:val="2"/>
+              <w:sz w:val="24"/>
+              <w:szCs w:val="24"/>
+              <w14:ligatures w14:val="standardContextual"/>
             </w:rPr>
           </w:pPr>
           <w:r>
@@ -5125,7 +5130,7 @@
           <w:r>
             <w:fldChar w:fldCharType="separate"/>
           </w:r>
-          <w:hyperlink w:anchor="_Toc244011608" w:history="1">
+          <w:hyperlink w:anchor="_Toc244206671" w:history="1">
             <w:r>
               <w:rPr>
                 <w:rStyle w:val="Hyperlink"/>
@@ -5149,7 +5154,7 @@
               <w:rPr>
                 <w:noProof/>
               </w:rPr>
-              <w:instrText xml:space="preserve"> PAGEREF _Toc244011608 \h </w:instrText>
+              <w:instrText xml:space="preserve"> PAGEREF _Toc244206671 \h </w:instrText>
             </w:r>
             <w:r>
               <w:rPr>
@@ -5166,7 +5171,7 @@
               <w:rPr>
                 <w:noProof/>
               </w:rPr>
-              <w:t>11</w:t>
+              <w:t>9</w:t>
             </w:r>
             <w:r>
               <w:rPr>
@@ -5183,10 +5188,15 @@
               <w:tab w:val="right" w:leader="dot" w:pos="9628"/>
             </w:tabs>
             <w:rPr>
+              <w:rFonts w:asciiTheme="minorHAnsi" w:eastAsiaTheme="minorEastAsia" w:hAnsiTheme="minorHAnsi" w:cstheme="minorBidi"/>
               <w:noProof/>
+              <w:kern w:val="2"/>
+              <w:sz w:val="24"/>
+              <w:szCs w:val="24"/>
+              <w14:ligatures w14:val="standardContextual"/>
             </w:rPr>
           </w:pPr>
-          <w:hyperlink w:anchor="_Toc244011609" w:history="1">
+          <w:hyperlink w:anchor="_Toc244206672" w:history="1">
             <w:r>
               <w:rPr>
                 <w:rStyle w:val="Hyperlink"/>
@@ -5210,7 +5220,7 @@
               <w:rPr>
                 <w:noProof/>
               </w:rPr>
-              <w:instrText xml:space="preserve"> PAGEREF _Toc244011609 \h </w:instrText>
+              <w:instrText xml:space="preserve"> PAGEREF _Toc244206672 \h </w:instrText>
             </w:r>
             <w:r>
               <w:rPr>
@@ -5227,7 +5237,7 @@
               <w:rPr>
                 <w:noProof/>
               </w:rPr>
-              <w:t>12</w:t>
+              <w:t>10</w:t>
             </w:r>
             <w:r>
               <w:rPr>
@@ -5244,10 +5254,15 @@
               <w:tab w:val="right" w:leader="dot" w:pos="9628"/>
             </w:tabs>
             <w:rPr>
+              <w:rFonts w:asciiTheme="minorHAnsi" w:eastAsiaTheme="minorEastAsia" w:hAnsiTheme="minorHAnsi" w:cstheme="minorBidi"/>
               <w:noProof/>
+              <w:kern w:val="2"/>
+              <w:sz w:val="24"/>
+              <w:szCs w:val="24"/>
+              <w14:ligatures w14:val="standardContextual"/>
             </w:rPr>
           </w:pPr>
-          <w:hyperlink w:anchor="_Toc244011610" w:history="1">
+          <w:hyperlink w:anchor="_Toc244206673" w:history="1">
             <w:r>
               <w:rPr>
                 <w:rStyle w:val="Hyperlink"/>
@@ -5271,7 +5286,7 @@
               <w:rPr>
                 <w:noProof/>
               </w:rPr>
-              <w:instrText xml:space="preserve"> PAGEREF _Toc244011610 \h </w:instrText>
+              <w:instrText xml:space="preserve"> PAGEREF _Toc244206673 \h </w:instrText>
             </w:r>
             <w:r>
               <w:rPr>
@@ -5288,7 +5303,7 @@
               <w:rPr>
                 <w:noProof/>
               </w:rPr>
-              <w:t>14</w:t>
+              <w:t>12</w:t>
             </w:r>
             <w:r>
               <w:rPr>
@@ -5305,10 +5320,15 @@
               <w:tab w:val="right" w:leader="dot" w:pos="9628"/>
             </w:tabs>
             <w:rPr>
+              <w:rFonts w:asciiTheme="minorHAnsi" w:eastAsiaTheme="minorEastAsia" w:hAnsiTheme="minorHAnsi" w:cstheme="minorBidi"/>
               <w:noProof/>
+              <w:kern w:val="2"/>
+              <w:sz w:val="24"/>
+              <w:szCs w:val="24"/>
+              <w14:ligatures w14:val="standardContextual"/>
             </w:rPr>
           </w:pPr>
-          <w:hyperlink w:anchor="_Toc244011611" w:history="1">
+          <w:hyperlink w:anchor="_Toc244206674" w:history="1">
             <w:r>
               <w:rPr>
                 <w:rStyle w:val="Hyperlink"/>
@@ -5332,7 +5352,7 @@
               <w:rPr>
                 <w:noProof/>
               </w:rPr>
-              <w:instrText xml:space="preserve"> PAGEREF _Toc244011611 \h </w:instrText>
+              <w:instrText xml:space="preserve"> PAGEREF _Toc244206674 \h </w:instrText>
             </w:r>
             <w:r>
               <w:rPr>
@@ -5349,7 +5369,7 @@
               <w:rPr>
                 <w:noProof/>
               </w:rPr>
-              <w:t>15</w:t>
+              <w:t>13</w:t>
             </w:r>
             <w:r>
               <w:rPr>
@@ -5411,7 +5431,7 @@
           <w:r>
             <w:fldChar w:fldCharType="separate"/>
           </w:r>
-          <w:hyperlink w:anchor="_Toc244011612" w:history="1">
+          <w:hyperlink w:anchor="_Toc244206653" w:history="1">
             <w:r>
               <w:rPr>
                 <w:rStyle w:val="Hyperlink"/>
@@ -5435,7 +5455,7 @@
               <w:rPr>
                 <w:noProof/>
               </w:rPr>
-              <w:instrText xml:space="preserve"> PAGEREF _Toc244011612 \h </w:instrText>
+              <w:instrText xml:space="preserve"> PAGEREF _Toc244206653 \h </w:instrText>
             </w:r>
             <w:r>
               <w:rPr>
@@ -5452,7 +5472,7 @@
               <w:rPr>
                 <w:noProof/>
               </w:rPr>
-              <w:t>8</w:t>
+              <w:t>6</w:t>
             </w:r>
             <w:r>
               <w:rPr>
@@ -5477,7 +5497,7 @@
               <w14:ligatures w14:val="standardContextual"/>
             </w:rPr>
           </w:pPr>
-          <w:hyperlink w:anchor="_Toc244011613" w:history="1">
+          <w:hyperlink w:anchor="_Toc244206654" w:history="1">
             <w:r>
               <w:rPr>
                 <w:rStyle w:val="Hyperlink"/>
@@ -5501,7 +5521,7 @@
               <w:rPr>
                 <w:noProof/>
               </w:rPr>
-              <w:instrText xml:space="preserve"> PAGEREF _Toc244011613 \h </w:instrText>
+              <w:instrText xml:space="preserve"> PAGEREF _Toc244206654 \h </w:instrText>
             </w:r>
             <w:r>
               <w:rPr>
@@ -5518,7 +5538,7 @@
               <w:rPr>
                 <w:noProof/>
               </w:rPr>
-              <w:t>9</w:t>
+              <w:t>7</w:t>
             </w:r>
             <w:r>
               <w:rPr>
@@ -5543,7 +5563,7 @@
               <w14:ligatures w14:val="standardContextual"/>
             </w:rPr>
           </w:pPr>
-          <w:hyperlink w:anchor="_Toc244011614" w:history="1">
+          <w:hyperlink w:anchor="_Toc244206655" w:history="1">
             <w:r>
               <w:rPr>
                 <w:rStyle w:val="Hyperlink"/>
@@ -5567,7 +5587,7 @@
               <w:rPr>
                 <w:noProof/>
               </w:rPr>
-              <w:instrText xml:space="preserve"> PAGEREF _Toc244011614 \h </w:instrText>
+              <w:instrText xml:space="preserve"> PAGEREF _Toc244206655 \h </w:instrText>
             </w:r>
             <w:r>
               <w:rPr>
@@ -5584,7 +5604,7 @@
               <w:rPr>
                 <w:noProof/>
               </w:rPr>
-              <w:t>9</w:t>
+              <w:t>7</w:t>
             </w:r>
             <w:r>
               <w:rPr>
@@ -5609,7 +5629,7 @@
               <w14:ligatures w14:val="standardContextual"/>
             </w:rPr>
           </w:pPr>
-          <w:hyperlink w:anchor="_Toc244011615" w:history="1">
+          <w:hyperlink w:anchor="_Toc244206656" w:history="1">
             <w:r>
               <w:rPr>
                 <w:rStyle w:val="Hyperlink"/>
@@ -5633,7 +5653,7 @@
               <w:rPr>
                 <w:noProof/>
               </w:rPr>
-              <w:instrText xml:space="preserve"> PAGEREF _Toc244011615 \h </w:instrText>
+              <w:instrText xml:space="preserve"> PAGEREF _Toc244206656 \h </w:instrText>
             </w:r>
             <w:r>
               <w:rPr>
@@ -5650,7 +5670,7 @@
               <w:rPr>
                 <w:noProof/>
               </w:rPr>
-              <w:t>10</w:t>
+              <w:t>7</w:t>
             </w:r>
             <w:r>
               <w:rPr>
@@ -5675,7 +5695,7 @@
               <w14:ligatures w14:val="standardContextual"/>
             </w:rPr>
           </w:pPr>
-          <w:hyperlink w:anchor="_Toc244011616" w:history="1">
+          <w:hyperlink w:anchor="_Toc244206657" w:history="1">
             <w:r>
               <w:rPr>
                 <w:rStyle w:val="Hyperlink"/>
@@ -5699,7 +5719,7 @@
               <w:rPr>
                 <w:noProof/>
               </w:rPr>
-              <w:instrText xml:space="preserve"> PAGEREF _Toc244011616 \h </w:instrText>
+              <w:instrText xml:space="preserve"> PAGEREF _Toc244206657 \h </w:instrText>
             </w:r>
             <w:r>
               <w:rPr>
@@ -5716,7 +5736,7 @@
               <w:rPr>
                 <w:noProof/>
               </w:rPr>
-              <w:t>11</w:t>
+              <w:t>8</w:t>
             </w:r>
             <w:r>
               <w:rPr>
@@ -5741,7 +5761,7 @@
               <w14:ligatures w14:val="standardContextual"/>
             </w:rPr>
           </w:pPr>
-          <w:hyperlink w:anchor="_Toc244011617" w:history="1">
+          <w:hyperlink w:anchor="_Toc244206658" w:history="1">
             <w:r>
               <w:rPr>
                 <w:rStyle w:val="Hyperlink"/>
@@ -5765,7 +5785,7 @@
               <w:rPr>
                 <w:noProof/>
               </w:rPr>
-              <w:instrText xml:space="preserve"> PAGEREF _Toc244011617 \h </w:instrText>
+              <w:instrText xml:space="preserve"> PAGEREF _Toc244206658 \h </w:instrText>
             </w:r>
             <w:r>
               <w:rPr>
@@ -5782,7 +5802,7 @@
               <w:rPr>
                 <w:noProof/>
               </w:rPr>
-              <w:t>15</w:t>
+              <w:t>12</w:t>
             </w:r>
             <w:r>
               <w:rPr>
@@ -5807,7 +5827,7 @@
               <w14:ligatures w14:val="standardContextual"/>
             </w:rPr>
           </w:pPr>
-          <w:hyperlink w:anchor="_Toc244011618" w:history="1">
+          <w:hyperlink w:anchor="_Toc244206659" w:history="1">
             <w:r>
               <w:rPr>
                 <w:rStyle w:val="Hyperlink"/>
@@ -5831,7 +5851,7 @@
               <w:rPr>
                 <w:noProof/>
               </w:rPr>
-              <w:instrText xml:space="preserve"> PAGEREF _Toc244011618 \h </w:instrText>
+              <w:instrText xml:space="preserve"> PAGEREF _Toc244206659 \h </w:instrText>
             </w:r>
             <w:r>
               <w:rPr>
@@ -5848,7 +5868,7 @@
               <w:rPr>
                 <w:noProof/>
               </w:rPr>
-              <w:t>17</w:t>
+              <w:t>14</w:t>
             </w:r>
             <w:r>
               <w:rPr>
@@ -5873,7 +5893,7 @@
               <w14:ligatures w14:val="standardContextual"/>
             </w:rPr>
           </w:pPr>
-          <w:hyperlink w:anchor="_Toc244011619" w:history="1">
+          <w:hyperlink w:anchor="_Toc244206660" w:history="1">
             <w:r>
               <w:rPr>
                 <w:rStyle w:val="Hyperlink"/>
@@ -5897,7 +5917,7 @@
               <w:rPr>
                 <w:noProof/>
               </w:rPr>
-              <w:instrText xml:space="preserve"> PAGEREF _Toc244011619 \h </w:instrText>
+              <w:instrText xml:space="preserve"> PAGEREF _Toc244206660 \h </w:instrText>
             </w:r>
             <w:r>
               <w:rPr>
@@ -5914,7 +5934,7 @@
               <w:rPr>
                 <w:noProof/>
               </w:rPr>
-              <w:t>18</w:t>
+              <w:t>15</w:t>
             </w:r>
             <w:r>
               <w:rPr>
@@ -5939,7 +5959,7 @@
               <w14:ligatures w14:val="standardContextual"/>
             </w:rPr>
           </w:pPr>
-          <w:hyperlink w:anchor="_Toc244011620" w:history="1">
+          <w:hyperlink w:anchor="_Toc244206661" w:history="1">
             <w:r>
               <w:rPr>
                 <w:rStyle w:val="Hyperlink"/>
@@ -5963,7 +5983,7 @@
               <w:rPr>
                 <w:noProof/>
               </w:rPr>
-              <w:instrText xml:space="preserve"> PAGEREF _Toc244011620 \h </w:instrText>
+              <w:instrText xml:space="preserve"> PAGEREF _Toc244206661 \h </w:instrText>
             </w:r>
             <w:r>
               <w:rPr>
@@ -5980,7 +6000,7 @@
               <w:rPr>
                 <w:noProof/>
               </w:rPr>
-              <w:t>19</w:t>
+              <w:t>15</w:t>
             </w:r>
             <w:r>
               <w:rPr>
@@ -6005,7 +6025,7 @@
               <w14:ligatures w14:val="standardContextual"/>
             </w:rPr>
           </w:pPr>
-          <w:hyperlink w:anchor="_Toc244011621" w:history="1">
+          <w:hyperlink w:anchor="_Toc244206662" w:history="1">
             <w:r>
               <w:rPr>
                 <w:rStyle w:val="Hyperlink"/>
@@ -6029,7 +6049,7 @@
               <w:rPr>
                 <w:noProof/>
               </w:rPr>
-              <w:instrText xml:space="preserve"> PAGEREF _Toc244011621 \h </w:instrText>
+              <w:instrText xml:space="preserve"> PAGEREF _Toc244206662 \h </w:instrText>
             </w:r>
             <w:r>
               <w:rPr>
@@ -6046,7 +6066,7 @@
               <w:rPr>
                 <w:noProof/>
               </w:rPr>
-              <w:t>20</w:t>
+              <w:t>16</w:t>
             </w:r>
             <w:r>
               <w:rPr>
@@ -6071,7 +6091,7 @@
               <w14:ligatures w14:val="standardContextual"/>
             </w:rPr>
           </w:pPr>
-          <w:hyperlink w:anchor="_Toc244011622" w:history="1">
+          <w:hyperlink w:anchor="_Toc244206663" w:history="1">
             <w:r>
               <w:rPr>
                 <w:rStyle w:val="Hyperlink"/>
@@ -6095,7 +6115,7 @@
               <w:rPr>
                 <w:noProof/>
               </w:rPr>
-              <w:instrText xml:space="preserve"> PAGEREF _Toc244011622 \h </w:instrText>
+              <w:instrText xml:space="preserve"> PAGEREF _Toc244206663 \h </w:instrText>
             </w:r>
             <w:r>
               <w:rPr>
@@ -6112,7 +6132,7 @@
               <w:rPr>
                 <w:noProof/>
               </w:rPr>
-              <w:t>20</w:t>
+              <w:t>16</w:t>
             </w:r>
             <w:r>
               <w:rPr>
@@ -6137,7 +6157,7 @@
               <w14:ligatures w14:val="standardContextual"/>
             </w:rPr>
           </w:pPr>
-          <w:hyperlink w:anchor="_Toc244011623" w:history="1">
+          <w:hyperlink w:anchor="_Toc244206664" w:history="1">
             <w:r>
               <w:rPr>
                 <w:rStyle w:val="Hyperlink"/>
@@ -6161,7 +6181,7 @@
               <w:rPr>
                 <w:noProof/>
               </w:rPr>
-              <w:instrText xml:space="preserve"> PAGEREF _Toc244011623 \h </w:instrText>
+              <w:instrText xml:space="preserve"> PAGEREF _Toc244206664 \h </w:instrText>
             </w:r>
             <w:r>
               <w:rPr>
@@ -6178,7 +6198,7 @@
               <w:rPr>
                 <w:noProof/>
               </w:rPr>
-              <w:t>21</w:t>
+              <w:t>17</w:t>
             </w:r>
             <w:r>
               <w:rPr>
@@ -6203,7 +6223,7 @@
               <w14:ligatures w14:val="standardContextual"/>
             </w:rPr>
           </w:pPr>
-          <w:hyperlink w:anchor="_Toc244011624" w:history="1">
+          <w:hyperlink w:anchor="_Toc244206665" w:history="1">
             <w:r>
               <w:rPr>
                 <w:rStyle w:val="Hyperlink"/>
@@ -6227,7 +6247,7 @@
               <w:rPr>
                 <w:noProof/>
               </w:rPr>
-              <w:instrText xml:space="preserve"> PAGEREF _Toc244011624 \h </w:instrText>
+              <w:instrText xml:space="preserve"> PAGEREF _Toc244206665 \h </w:instrText>
             </w:r>
             <w:r>
               <w:rPr>
@@ -6244,7 +6264,7 @@
               <w:rPr>
                 <w:noProof/>
               </w:rPr>
-              <w:t>21</w:t>
+              <w:t>17</w:t>
             </w:r>
             <w:r>
               <w:rPr>
@@ -6269,7 +6289,7 @@
               <w14:ligatures w14:val="standardContextual"/>
             </w:rPr>
           </w:pPr>
-          <w:hyperlink w:anchor="_Toc244011625" w:history="1">
+          <w:hyperlink w:anchor="_Toc244206666" w:history="1">
             <w:r>
               <w:rPr>
                 <w:rStyle w:val="Hyperlink"/>
@@ -6293,7 +6313,7 @@
               <w:rPr>
                 <w:noProof/>
               </w:rPr>
-              <w:instrText xml:space="preserve"> PAGEREF _Toc244011625 \h </w:instrText>
+              <w:instrText xml:space="preserve"> PAGEREF _Toc244206666 \h </w:instrText>
             </w:r>
             <w:r>
               <w:rPr>
@@ -6310,7 +6330,7 @@
               <w:rPr>
                 <w:noProof/>
               </w:rPr>
-              <w:t>21</w:t>
+              <w:t>17</w:t>
             </w:r>
             <w:r>
               <w:rPr>
@@ -6335,7 +6355,7 @@
               <w14:ligatures w14:val="standardContextual"/>
             </w:rPr>
           </w:pPr>
-          <w:hyperlink w:anchor="_Toc244011626" w:history="1">
+          <w:hyperlink w:anchor="_Toc244206667" w:history="1">
             <w:r>
               <w:rPr>
                 <w:rStyle w:val="Hyperlink"/>
@@ -6359,7 +6379,7 @@
               <w:rPr>
                 <w:noProof/>
               </w:rPr>
-              <w:instrText xml:space="preserve"> PAGEREF _Toc244011626 \h </w:instrText>
+              <w:instrText xml:space="preserve"> PAGEREF _Toc244206667 \h </w:instrText>
             </w:r>
             <w:r>
               <w:rPr>
@@ -6376,7 +6396,7 @@
               <w:rPr>
                 <w:noProof/>
               </w:rPr>
-              <w:t>22</w:t>
+              <w:t>18</w:t>
             </w:r>
             <w:r>
               <w:rPr>
@@ -6401,7 +6421,7 @@
               <w14:ligatures w14:val="standardContextual"/>
             </w:rPr>
           </w:pPr>
-          <w:hyperlink w:anchor="_Toc244011627" w:history="1">
+          <w:hyperlink w:anchor="_Toc244206668" w:history="1">
             <w:r>
               <w:rPr>
                 <w:rStyle w:val="Hyperlink"/>
@@ -6425,7 +6445,7 @@
               <w:rPr>
                 <w:noProof/>
               </w:rPr>
-              <w:instrText xml:space="preserve"> PAGEREF _Toc244011627 \h </w:instrText>
+              <w:instrText xml:space="preserve"> PAGEREF _Toc244206668 \h </w:instrText>
             </w:r>
             <w:r>
               <w:rPr>
@@ -6442,7 +6462,7 @@
               <w:rPr>
                 <w:noProof/>
               </w:rPr>
-              <w:t>23</w:t>
+              <w:t>19</w:t>
             </w:r>
             <w:r>
               <w:rPr>
@@ -6467,7 +6487,7 @@
               <w14:ligatures w14:val="standardContextual"/>
             </w:rPr>
           </w:pPr>
-          <w:hyperlink w:anchor="_Toc244011628" w:history="1">
+          <w:hyperlink w:anchor="_Toc244206669" w:history="1">
             <w:r>
               <w:rPr>
                 <w:rStyle w:val="Hyperlink"/>
@@ -6491,7 +6511,7 @@
               <w:rPr>
                 <w:noProof/>
               </w:rPr>
-              <w:instrText xml:space="preserve"> PAGEREF _Toc244011628 \h </w:instrText>
+              <w:instrText xml:space="preserve"> PAGEREF _Toc244206669 \h </w:instrText>
             </w:r>
             <w:r>
               <w:rPr>
@@ -6508,7 +6528,7 @@
               <w:rPr>
                 <w:noProof/>
               </w:rPr>
-              <w:t>24</w:t>
+              <w:t>20</w:t>
             </w:r>
             <w:r>
               <w:rPr>
@@ -6533,7 +6553,7 @@
               <w14:ligatures w14:val="standardContextual"/>
             </w:rPr>
           </w:pPr>
-          <w:hyperlink w:anchor="_Toc244011629" w:history="1">
+          <w:hyperlink w:anchor="_Toc244206670" w:history="1">
             <w:r>
               <w:rPr>
                 <w:rStyle w:val="Hyperlink"/>
@@ -6557,7 +6577,7 @@
               <w:rPr>
                 <w:noProof/>
               </w:rPr>
-              <w:instrText xml:space="preserve"> PAGEREF _Toc244011629 \h </w:instrText>
+              <w:instrText xml:space="preserve"> PAGEREF _Toc244206670 \h </w:instrText>
             </w:r>
             <w:r>
               <w:rPr>
@@ -6574,73 +6594,7 @@
               <w:rPr>
                 <w:noProof/>
               </w:rPr>
-              <w:t>25</w:t>
-            </w:r>
-            <w:r>
-              <w:rPr>
-                <w:noProof/>
-              </w:rPr>
-              <w:fldChar w:fldCharType="end"/>
-            </w:r>
-          </w:hyperlink>
-        </w:p>
-        <w:p>
-          <w:pPr>
-            <w:pStyle w:val="TableofFigures"/>
-            <w:tabs>
-              <w:tab w:val="right" w:leader="dot" w:pos="9628"/>
-            </w:tabs>
-            <w:rPr>
-              <w:rFonts w:asciiTheme="minorHAnsi" w:eastAsiaTheme="minorEastAsia" w:hAnsiTheme="minorHAnsi" w:cstheme="minorBidi"/>
-              <w:noProof/>
-              <w:kern w:val="2"/>
-              <w:sz w:val="24"/>
-              <w:szCs w:val="24"/>
-              <w14:ligatures w14:val="standardContextual"/>
-            </w:rPr>
-          </w:pPr>
-          <w:hyperlink w:anchor="_Toc244011630" w:history="1">
-            <w:r>
-              <w:rPr>
-                <w:rStyle w:val="Hyperlink"/>
-                <w:noProof/>
-              </w:rPr>
-              <w:t>Table 19 – Requirement traceability matrix</w:t>
-            </w:r>
-            <w:r>
-              <w:rPr>
-                <w:noProof/>
-              </w:rPr>
-              <w:tab/>
-            </w:r>
-            <w:r>
-              <w:rPr>
-                <w:noProof/>
-              </w:rPr>
-              <w:fldChar w:fldCharType="begin"/>
-            </w:r>
-            <w:r>
-              <w:rPr>
-                <w:noProof/>
-              </w:rPr>
-              <w:instrText xml:space="preserve"> PAGEREF _Toc244011630 \h </w:instrText>
-            </w:r>
-            <w:r>
-              <w:rPr>
-                <w:noProof/>
-              </w:rPr>
-            </w:r>
-            <w:r>
-              <w:rPr>
-                <w:noProof/>
-              </w:rPr>
-              <w:fldChar w:fldCharType="separate"/>
-            </w:r>
-            <w:r>
-              <w:rPr>
-                <w:noProof/>
-              </w:rPr>
-              <w:t>26</w:t>
+              <w:t>21</w:t>
             </w:r>
             <w:r>
               <w:rPr>
@@ -7399,8 +7353,59 @@
                 <w:sz w:val="18"/>
                 <w:szCs w:val="18"/>
               </w:rPr>
+              <w:t>Archive</w:t>
+            </w:r>
+          </w:p>
+        </w:tc>
+        <w:tc>
+          <w:tcPr>
+            <w:tcW w:w="7133" w:type="dxa"/>
+            <w:tcMar>
+              <w:top w:w="60" w:type="dxa"/>
+              <w:left w:w="90" w:type="dxa"/>
+              <w:bottom w:w="60" w:type="dxa"/>
+              <w:right w:w="90" w:type="dxa"/>
+            </w:tcMar>
+          </w:tcPr>
+          <w:p>
+            <w:pPr>
+              <w:spacing w:after="30"/>
+            </w:pPr>
+            <w:r>
+              <w:rPr>
+                <w:sz w:val="18"/>
+                <w:szCs w:val="18"/>
+              </w:rPr>
+              <w:t>Parquet files in Azure Blob Storage that hold data more than three and up to eight years old.</w:t>
+            </w:r>
+          </w:p>
+        </w:tc>
+      </w:tr>
+      <w:tr>
+        <w:trPr>
+          <w:cantSplit/>
+        </w:trPr>
+        <w:tc>
+          <w:tcPr>
+            <w:tcW w:w="2505" w:type="dxa"/>
+            <w:tcMar>
+              <w:top w:w="60" w:type="dxa"/>
+              <w:left w:w="90" w:type="dxa"/>
+              <w:bottom w:w="60" w:type="dxa"/>
+              <w:right w:w="90" w:type="dxa"/>
+            </w:tcMar>
+          </w:tcPr>
+          <w:p>
+            <w:pPr>
+              <w:spacing w:after="30"/>
+            </w:pPr>
+            <w:r>
+              <w:rPr>
+                <w:sz w:val="18"/>
+                <w:szCs w:val="18"/>
+              </w:rPr>
               <w:lastRenderedPageBreak/>
-              <w:t>Archive</w:t>
+              <w:t>Archive cut-off date</w:t>
             </w:r>
           </w:p>
         </w:tc>
@@ -7423,7 +7428,7 @@
                 <w:sz w:val="18"/>
                 <w:szCs w:val="18"/>
               </w:rPr>
-              <w:t>Parquet files in Azure Blob Storage that hold data more than three and up to eight years old.</w:t>
+              <w:t>Run date minus the total retention period (default eight years). Data and archive files with a business date before this date are removed.</w:t>
             </w:r>
           </w:p>
         </w:tc>
@@ -7451,7 +7456,7 @@
                 <w:sz w:val="18"/>
                 <w:szCs w:val="18"/>
               </w:rPr>
-              <w:t>Archive cut-off date</w:t>
+              <w:t>Archived segment</w:t>
             </w:r>
           </w:p>
         </w:tc>
@@ -7474,7 +7479,7 @@
                 <w:sz w:val="18"/>
                 <w:szCs w:val="18"/>
               </w:rPr>
-              <w:t>Run date minus the total retention period (default eight years). Data and archive files with a business date before this date are removed.</w:t>
+              <w:t>Data with a business date on or after the archive cut-off date and before the DWH cut-off date. It is exported to Parquet and then deleted from the DWH.</w:t>
             </w:r>
           </w:p>
         </w:tc>
@@ -7502,7 +7507,7 @@
                 <w:sz w:val="18"/>
                 <w:szCs w:val="18"/>
               </w:rPr>
-              <w:t>Archived segment</w:t>
+              <w:t>Azure Blob Storage</w:t>
             </w:r>
           </w:p>
         </w:tc>
@@ -7525,7 +7530,7 @@
                 <w:sz w:val="18"/>
                 <w:szCs w:val="18"/>
               </w:rPr>
-              <w:t>Data with a business date on or after the archive cut-off date and before the DWH cut-off date. It is exported to Parquet and then deleted from the DWH.</w:t>
+              <w:t>Azure storage service that holds the Parquet archive files.</w:t>
             </w:r>
           </w:p>
         </w:tc>
@@ -7553,7 +7558,7 @@
                 <w:sz w:val="18"/>
                 <w:szCs w:val="18"/>
               </w:rPr>
-              <w:t>Azure Blob Storage</w:t>
+              <w:t>Azure SQL Database</w:t>
             </w:r>
           </w:p>
         </w:tc>
@@ -7576,7 +7581,7 @@
                 <w:sz w:val="18"/>
                 <w:szCs w:val="18"/>
               </w:rPr>
-              <w:t>Azure storage service that holds the Parquet archive files.</w:t>
+              <w:t>The Azure managed database service that hosts the DWH database, including schema ret.</w:t>
             </w:r>
           </w:p>
         </w:tc>
@@ -7604,7 +7609,7 @@
                 <w:sz w:val="18"/>
                 <w:szCs w:val="18"/>
               </w:rPr>
-              <w:t>Azure SQL Database</w:t>
+              <w:t>Batch delete</w:t>
             </w:r>
           </w:p>
         </w:tc>
@@ -7627,7 +7632,7 @@
                 <w:sz w:val="18"/>
                 <w:szCs w:val="18"/>
               </w:rPr>
-              <w:t>The Azure managed database service that hosts the DWH database, including schema ret.</w:t>
+              <w:t>Deleting eligible rows in repeated batches of a limited number of rows, with a short pause between batches.</w:t>
             </w:r>
           </w:p>
         </w:tc>
@@ -7655,7 +7660,7 @@
                 <w:sz w:val="18"/>
                 <w:szCs w:val="18"/>
               </w:rPr>
-              <w:t>Batch delete</w:t>
+              <w:t>Business date</w:t>
             </w:r>
           </w:p>
         </w:tc>
@@ -7678,7 +7683,23 @@
                 <w:sz w:val="18"/>
                 <w:szCs w:val="18"/>
               </w:rPr>
-              <w:t>Deleting eligible rows in repeated batches of a limited number of rows, with a short pause between batches.</w:t>
+              <w:t xml:space="preserve">The date on which the business event occurred, for example </w:t>
+            </w:r>
+            <w:proofErr w:type="spellStart"/>
+            <w:r>
+              <w:rPr>
+                <w:sz w:val="18"/>
+                <w:szCs w:val="18"/>
+              </w:rPr>
+              <w:t>dtmDate</w:t>
+            </w:r>
+            <w:proofErr w:type="spellEnd"/>
+            <w:r>
+              <w:rPr>
+                <w:sz w:val="18"/>
+                <w:szCs w:val="18"/>
+              </w:rPr>
+              <w:t>. Retention is measured against this date.</w:t>
             </w:r>
           </w:p>
         </w:tc>
@@ -7706,7 +7727,7 @@
                 <w:sz w:val="18"/>
                 <w:szCs w:val="18"/>
               </w:rPr>
-              <w:t>Business date</w:t>
+              <w:t>Configuration table</w:t>
             </w:r>
           </w:p>
         </w:tc>
@@ -7729,23 +7750,7 @@
                 <w:sz w:val="18"/>
                 <w:szCs w:val="18"/>
               </w:rPr>
-              <w:t xml:space="preserve">The date on which the business event occurred, for example </w:t>
-            </w:r>
-            <w:proofErr w:type="spellStart"/>
-            <w:r>
-              <w:rPr>
-                <w:sz w:val="18"/>
-                <w:szCs w:val="18"/>
-              </w:rPr>
-              <w:t>dtmDate</w:t>
-            </w:r>
-            <w:proofErr w:type="spellEnd"/>
-            <w:r>
-              <w:rPr>
-                <w:sz w:val="18"/>
-                <w:szCs w:val="18"/>
-              </w:rPr>
-              <w:t>. Retention is measured against this date.</w:t>
+              <w:t>Central table that defines, for each table, the settings used by the retention process (Section 7.3).</w:t>
             </w:r>
           </w:p>
         </w:tc>
@@ -7773,7 +7778,7 @@
                 <w:sz w:val="18"/>
                 <w:szCs w:val="18"/>
               </w:rPr>
-              <w:t>Configuration table</w:t>
+              <w:t>Daily Routine</w:t>
             </w:r>
           </w:p>
         </w:tc>
@@ -7796,7 +7801,23 @@
                 <w:sz w:val="18"/>
                 <w:szCs w:val="18"/>
               </w:rPr>
-              <w:t>Central table that defines, for each table, the settings used by the retention process (Section 7.3).</w:t>
+              <w:t xml:space="preserve">The scheduled daily process that archives and removes data as </w:t>
+            </w:r>
+            <w:proofErr w:type="gramStart"/>
+            <w:r>
+              <w:rPr>
+                <w:sz w:val="18"/>
+                <w:szCs w:val="18"/>
+              </w:rPr>
+              <w:t>it</w:t>
+            </w:r>
+            <w:proofErr w:type="gramEnd"/>
+            <w:r>
+              <w:rPr>
+                <w:sz w:val="18"/>
+                <w:szCs w:val="18"/>
+              </w:rPr>
+              <w:t xml:space="preserve"> ages beyond the cut-off dates. It starts on the day after the Initial Cut-off Run has been completed for all in-scope tables of the initial implementation. A table added later is included from the day after its own Initial Cut-off Run is completed.</w:t>
             </w:r>
           </w:p>
         </w:tc>
@@ -7824,7 +7845,7 @@
                 <w:sz w:val="18"/>
                 <w:szCs w:val="18"/>
               </w:rPr>
-              <w:t>Daily Routine</w:t>
+              <w:t>DWH cut-off date</w:t>
             </w:r>
           </w:p>
         </w:tc>
@@ -7847,23 +7868,7 @@
                 <w:sz w:val="18"/>
                 <w:szCs w:val="18"/>
               </w:rPr>
-              <w:t xml:space="preserve">The scheduled daily process that archives and removes data as </w:t>
-            </w:r>
-            <w:proofErr w:type="gramStart"/>
-            <w:r>
-              <w:rPr>
-                <w:sz w:val="18"/>
-                <w:szCs w:val="18"/>
-              </w:rPr>
-              <w:t>it</w:t>
-            </w:r>
-            <w:proofErr w:type="gramEnd"/>
-            <w:r>
-              <w:rPr>
-                <w:sz w:val="18"/>
-                <w:szCs w:val="18"/>
-              </w:rPr>
-              <w:t xml:space="preserve"> ages beyond the cut-off dates. It starts on the day after the Initial Cut-off Run has been completed for all in-scope tables of the initial implementation. A table added later is included from the day after its own Initial Cut-off Run is completed.</w:t>
+              <w:t>Run date minus the DWH retention period (default three years). Data with a business date before this date leaves the DWH.</w:t>
             </w:r>
           </w:p>
         </w:tc>
@@ -7891,7 +7896,7 @@
                 <w:sz w:val="18"/>
                 <w:szCs w:val="18"/>
               </w:rPr>
-              <w:t>DWH cut-off date</w:t>
+              <w:t>Execution log</w:t>
             </w:r>
           </w:p>
         </w:tc>
@@ -7914,7 +7919,7 @@
                 <w:sz w:val="18"/>
                 <w:szCs w:val="18"/>
               </w:rPr>
-              <w:t>Run date minus the DWH retention period (default three years). Data with a business date before this date leaves the DWH.</w:t>
+              <w:t>Records written to the log tables for each table and execution (Section 7.4).</w:t>
             </w:r>
           </w:p>
         </w:tc>
@@ -7942,7 +7947,7 @@
                 <w:sz w:val="18"/>
                 <w:szCs w:val="18"/>
               </w:rPr>
-              <w:t>Execution log</w:t>
+              <w:t>Expired segment</w:t>
             </w:r>
           </w:p>
         </w:tc>
@@ -7965,7 +7970,7 @@
                 <w:sz w:val="18"/>
                 <w:szCs w:val="18"/>
               </w:rPr>
-              <w:t>Records written to the log tables for each table and execution (Section 7.4).</w:t>
+              <w:t>Data with a business date before the archive cut-off date.</w:t>
             </w:r>
           </w:p>
         </w:tc>
@@ -7993,7 +7998,7 @@
                 <w:sz w:val="18"/>
                 <w:szCs w:val="18"/>
               </w:rPr>
-              <w:t>Expired segment</w:t>
+              <w:t>Hypercare</w:t>
             </w:r>
           </w:p>
         </w:tc>
@@ -8016,7 +8021,7 @@
                 <w:sz w:val="18"/>
                 <w:szCs w:val="18"/>
               </w:rPr>
-              <w:t>Data with a business date before the archive cut-off date.</w:t>
+              <w:t>The period of support after deployment, until 31 March 2027.</w:t>
             </w:r>
           </w:p>
         </w:tc>
@@ -8044,7 +8049,7 @@
                 <w:sz w:val="18"/>
                 <w:szCs w:val="18"/>
               </w:rPr>
-              <w:t>Hypercare</w:t>
+              <w:t>Initial Cut-off Run</w:t>
             </w:r>
           </w:p>
         </w:tc>
@@ -8067,7 +8072,7 @@
                 <w:sz w:val="18"/>
                 <w:szCs w:val="18"/>
               </w:rPr>
-              <w:t>The period of support after deployment, until 31 March 2027.</w:t>
+              <w:t>Initial implementation (cut-off): the process, executed once for each in-scope table, that archives historical data and removes data beyond the retention period. It is executed for all in-scope tables during the initial implementation, and for each table added to the configuration table later, before that table enters the Daily Routine.</w:t>
             </w:r>
           </w:p>
         </w:tc>
@@ -8095,7 +8100,7 @@
                 <w:sz w:val="18"/>
                 <w:szCs w:val="18"/>
               </w:rPr>
-              <w:t>Initial Cut-off Run</w:t>
+              <w:t>Integration Runtime</w:t>
             </w:r>
           </w:p>
         </w:tc>
@@ -8118,7 +8123,7 @@
                 <w:sz w:val="18"/>
                 <w:szCs w:val="18"/>
               </w:rPr>
-              <w:t>Initial implementation (cut-off): the process, executed once for each in-scope table, that archives historical data and removes data beyond the retention period. It is executed for all in-scope tables during the initial implementation, and for each table added to the configuration table later, before that table enters the Daily Routine.</w:t>
+              <w:t>The ADF component that provides connectivity between ADF and the data stores. It is provided by the Customer infrastructure team.</w:t>
             </w:r>
           </w:p>
         </w:tc>
@@ -8146,7 +8151,7 @@
                 <w:sz w:val="18"/>
                 <w:szCs w:val="18"/>
               </w:rPr>
-              <w:t>Integration Runtime</w:t>
+              <w:t>Parquet</w:t>
             </w:r>
           </w:p>
         </w:tc>
@@ -8169,7 +8174,7 @@
                 <w:sz w:val="18"/>
                 <w:szCs w:val="18"/>
               </w:rPr>
-              <w:t>The ADF component that provides connectivity between ADF and the data stores. It is provided by the Customer infrastructure team.</w:t>
+              <w:t>Columnar file format used for the archive files.</w:t>
             </w:r>
           </w:p>
         </w:tc>
@@ -8197,7 +8202,7 @@
                 <w:sz w:val="18"/>
                 <w:szCs w:val="18"/>
               </w:rPr>
-              <w:t>Parquet</w:t>
+              <w:t>Retained segment</w:t>
             </w:r>
           </w:p>
         </w:tc>
@@ -8220,7 +8225,7 @@
                 <w:sz w:val="18"/>
                 <w:szCs w:val="18"/>
               </w:rPr>
-              <w:t>Columnar file format used for the archive files.</w:t>
+              <w:t>Data with a business date on or after the DWH cut-off date. It stays in the DWH.</w:t>
             </w:r>
           </w:p>
         </w:tc>
@@ -8248,7 +8253,7 @@
                 <w:sz w:val="18"/>
                 <w:szCs w:val="18"/>
               </w:rPr>
-              <w:t>Retained segment</w:t>
+              <w:t>Retention column</w:t>
             </w:r>
           </w:p>
         </w:tc>
@@ -8271,7 +8276,7 @@
                 <w:sz w:val="18"/>
                 <w:szCs w:val="18"/>
               </w:rPr>
-              <w:t>Data with a business date on or after the DWH cut-off date. It stays in the DWH.</w:t>
+              <w:t>The business date column of a table, registered in the configuration table. It must be of a date or datetime data type and must not contain NULL values.</w:t>
             </w:r>
           </w:p>
         </w:tc>
@@ -8299,7 +8304,7 @@
                 <w:sz w:val="18"/>
                 <w:szCs w:val="18"/>
               </w:rPr>
-              <w:t>Retention column</w:t>
+              <w:t>Retention period</w:t>
             </w:r>
           </w:p>
         </w:tc>
@@ -8322,7 +8327,7 @@
                 <w:sz w:val="18"/>
                 <w:szCs w:val="18"/>
               </w:rPr>
-              <w:t>The business date column of a table, registered in the configuration table. It must be of a date or datetime data type and must not contain NULL values.</w:t>
+              <w:t>The number of years data is kept: the DWH retention period (default three years) and the total retention period covering the DWH and the archive (default eight years: three years in the DWH and five years in Azure Blob Storage).</w:t>
             </w:r>
           </w:p>
         </w:tc>
@@ -8350,7 +8355,7 @@
                 <w:sz w:val="18"/>
                 <w:szCs w:val="18"/>
               </w:rPr>
-              <w:t>Retention period</w:t>
+              <w:t>Rolling window</w:t>
             </w:r>
           </w:p>
         </w:tc>
@@ -8373,7 +8378,7 @@
                 <w:sz w:val="18"/>
                 <w:szCs w:val="18"/>
               </w:rPr>
-              <w:t>The number of years data is kept: the DWH retention period (default three years) and the total retention period covering the DWH and the archive (default eight years: three years in the DWH and five years in Azure Blob Storage).</w:t>
+              <w:t>A retention window that is recalculated relative to the run date on every daily run.</w:t>
             </w:r>
           </w:p>
         </w:tc>
@@ -8401,7 +8406,7 @@
                 <w:sz w:val="18"/>
                 <w:szCs w:val="18"/>
               </w:rPr>
-              <w:t>Rolling window</w:t>
+              <w:t>Row-count validation</w:t>
             </w:r>
           </w:p>
         </w:tc>
@@ -8424,7 +8429,7 @@
                 <w:sz w:val="18"/>
                 <w:szCs w:val="18"/>
               </w:rPr>
-              <w:t>A retention window that is recalculated relative to the run date on every daily run.</w:t>
+              <w:t>Comparison of the number of rows in the Parquet files with the number of rows in the DWH for the same data, performed before any data is removed from the DWH.</w:t>
             </w:r>
           </w:p>
         </w:tc>
@@ -8452,7 +8457,7 @@
                 <w:sz w:val="18"/>
                 <w:szCs w:val="18"/>
               </w:rPr>
-              <w:t>Row-count validation</w:t>
+              <w:t>Run date</w:t>
             </w:r>
           </w:p>
         </w:tc>
@@ -8475,7 +8480,7 @@
                 <w:sz w:val="18"/>
                 <w:szCs w:val="18"/>
               </w:rPr>
-              <w:t>Comparison of the number of rows in the Parquet files with the number of rows in the DWH for the same data, performed before any data is removed from the DWH.</w:t>
+              <w:t>The current date in UTC+7 at the time of execution.</w:t>
             </w:r>
           </w:p>
         </w:tc>
@@ -8503,7 +8508,7 @@
                 <w:sz w:val="18"/>
                 <w:szCs w:val="18"/>
               </w:rPr>
-              <w:t>Run date</w:t>
+              <w:t>Schema ret</w:t>
             </w:r>
           </w:p>
         </w:tc>
@@ -8526,7 +8531,7 @@
                 <w:sz w:val="18"/>
                 <w:szCs w:val="18"/>
               </w:rPr>
-              <w:t>The current date in UTC+7 at the time of execution.</w:t>
+              <w:t>The database schema in the DWH database that holds the configuration table, log tables, and stored procedures of the retention solution.</w:t>
             </w:r>
           </w:p>
         </w:tc>
@@ -8554,7 +8559,7 @@
                 <w:sz w:val="18"/>
                 <w:szCs w:val="18"/>
               </w:rPr>
-              <w:t>Schema ret</w:t>
+              <w:t>Stored procedure</w:t>
             </w:r>
           </w:p>
         </w:tc>
@@ -8577,7 +8582,7 @@
                 <w:sz w:val="18"/>
                 <w:szCs w:val="18"/>
               </w:rPr>
-              <w:t>The database schema in the DWH database that holds the configuration table, log tables, and stored procedures of the retention solution.</w:t>
+              <w:t>A program stored in the DWH database under schema ret that implements part of the retention logic.</w:t>
             </w:r>
           </w:p>
         </w:tc>
@@ -8605,7 +8610,7 @@
                 <w:sz w:val="18"/>
                 <w:szCs w:val="18"/>
               </w:rPr>
-              <w:t>Stored procedure</w:t>
+              <w:t>Table rebuild</w:t>
             </w:r>
           </w:p>
         </w:tc>
@@ -8628,7 +8633,7 @@
                 <w:sz w:val="18"/>
                 <w:szCs w:val="18"/>
               </w:rPr>
-              <w:t>A program stored in the DWH database under schema ret that implements part of the retention logic.</w:t>
+              <w:t>Creating a new table that contains only the retained data and using it to replace the original table.</w:t>
             </w:r>
           </w:p>
         </w:tc>
@@ -8649,57 +8654,6 @@
           </w:tcPr>
           <w:p>
             <w:pPr>
-              <w:spacing w:after="30"/>
-            </w:pPr>
-            <w:r>
-              <w:rPr>
-                <w:sz w:val="18"/>
-                <w:szCs w:val="18"/>
-              </w:rPr>
-              <w:t>Table rebuild</w:t>
-            </w:r>
-          </w:p>
-        </w:tc>
-        <w:tc>
-          <w:tcPr>
-            <w:tcW w:w="7133" w:type="dxa"/>
-            <w:tcMar>
-              <w:top w:w="60" w:type="dxa"/>
-              <w:left w:w="90" w:type="dxa"/>
-              <w:bottom w:w="60" w:type="dxa"/>
-              <w:right w:w="90" w:type="dxa"/>
-            </w:tcMar>
-          </w:tcPr>
-          <w:p>
-            <w:pPr>
-              <w:spacing w:after="30"/>
-            </w:pPr>
-            <w:r>
-              <w:rPr>
-                <w:sz w:val="18"/>
-                <w:szCs w:val="18"/>
-              </w:rPr>
-              <w:t>Creating a new table that contains only the retained data and using it to replace the original table.</w:t>
-            </w:r>
-          </w:p>
-        </w:tc>
-      </w:tr>
-      <w:tr>
-        <w:trPr>
-          <w:cantSplit/>
-        </w:trPr>
-        <w:tc>
-          <w:tcPr>
-            <w:tcW w:w="2505" w:type="dxa"/>
-            <w:tcMar>
-              <w:top w:w="60" w:type="dxa"/>
-              <w:left w:w="90" w:type="dxa"/>
-              <w:bottom w:w="60" w:type="dxa"/>
-              <w:right w:w="90" w:type="dxa"/>
-            </w:tcMar>
-          </w:tcPr>
-          <w:p>
-            <w:pPr>
               <w:keepNext/>
               <w:spacing w:after="30"/>
             </w:pPr>
@@ -8708,7 +8662,6 @@
                 <w:sz w:val="18"/>
                 <w:szCs w:val="18"/>
               </w:rPr>
-              <w:lastRenderedPageBreak/>
               <w:t>Technical assessment</w:t>
             </w:r>
           </w:p>
@@ -9197,7 +9150,7 @@
         <w:spacing w:before="80" w:after="200"/>
         <w:jc w:val="center"/>
       </w:pPr>
-      <w:bookmarkStart w:id="8" w:name="_Toc244011612"/>
+      <w:bookmarkStart w:id="8" w:name="_Toc244206653"/>
       <w:r>
         <w:t xml:space="preserve">Table </w:t>
       </w:r>
@@ -10044,7 +9997,7 @@
         <w:spacing w:before="80" w:after="200"/>
         <w:jc w:val="center"/>
       </w:pPr>
-      <w:bookmarkStart w:id="12" w:name="_Toc244011613"/>
+      <w:bookmarkStart w:id="12" w:name="_Toc244206654"/>
       <w:r>
         <w:t xml:space="preserve">Table </w:t>
       </w:r>
@@ -10584,7 +10537,7 @@
         <w:spacing w:before="80" w:after="200"/>
         <w:jc w:val="center"/>
       </w:pPr>
-      <w:bookmarkStart w:id="14" w:name="_Toc244011614"/>
+      <w:bookmarkStart w:id="14" w:name="_Toc244206655"/>
       <w:r>
         <w:t xml:space="preserve">Table </w:t>
       </w:r>
@@ -11352,7 +11305,7 @@
         <w:spacing w:before="80" w:after="200"/>
         <w:jc w:val="center"/>
       </w:pPr>
-      <w:bookmarkStart w:id="16" w:name="_Toc244011615"/>
+      <w:bookmarkStart w:id="16" w:name="_Toc244206656"/>
       <w:r>
         <w:t xml:space="preserve">Table </w:t>
       </w:r>
@@ -12000,7 +11953,7 @@
         <w:spacing w:before="80" w:after="200"/>
         <w:jc w:val="center"/>
       </w:pPr>
-      <w:bookmarkStart w:id="21" w:name="_Toc244011616"/>
+      <w:bookmarkStart w:id="21" w:name="_Toc244206657"/>
       <w:r>
         <w:t xml:space="preserve">Table </w:t>
       </w:r>
@@ -12121,7 +12074,7 @@
         <w:spacing w:after="200"/>
         <w:jc w:val="center"/>
       </w:pPr>
-      <w:bookmarkStart w:id="23" w:name="_Toc244011608"/>
+      <w:bookmarkStart w:id="23" w:name="_Toc244206671"/>
       <w:r>
         <w:t xml:space="preserve">Figure </w:t>
       </w:r>
@@ -12254,7 +12207,7 @@
         <w:spacing w:after="200"/>
         <w:jc w:val="center"/>
       </w:pPr>
-      <w:bookmarkStart w:id="25" w:name="_Toc244011609"/>
+      <w:bookmarkStart w:id="25" w:name="_Toc244206672"/>
       <w:r>
         <w:t xml:space="preserve">Figure </w:t>
       </w:r>
@@ -12465,7 +12418,7 @@
         <w:spacing w:after="200"/>
         <w:jc w:val="center"/>
       </w:pPr>
-      <w:bookmarkStart w:id="29" w:name="_Toc244011610"/>
+      <w:bookmarkStart w:id="29" w:name="_Toc244206673"/>
       <w:r>
         <w:t xml:space="preserve">Figure </w:t>
       </w:r>
@@ -12978,7 +12931,7 @@
         <w:spacing w:before="80" w:after="200"/>
         <w:jc w:val="center"/>
       </w:pPr>
-      <w:bookmarkStart w:id="30" w:name="_Toc244011617"/>
+      <w:bookmarkStart w:id="30" w:name="_Toc244206658"/>
       <w:r>
         <w:t xml:space="preserve">Table </w:t>
       </w:r>
@@ -13079,7 +13032,7 @@
         <w:spacing w:after="200"/>
         <w:jc w:val="center"/>
       </w:pPr>
-      <w:bookmarkStart w:id="32" w:name="_Toc244011611"/>
+      <w:bookmarkStart w:id="32" w:name="_Toc244206674"/>
       <w:r>
         <w:t xml:space="preserve">Figure </w:t>
       </w:r>
@@ -13667,7 +13620,7 @@
         <w:spacing w:before="80" w:after="200"/>
         <w:jc w:val="center"/>
       </w:pPr>
-      <w:bookmarkStart w:id="33" w:name="_Toc244011618"/>
+      <w:bookmarkStart w:id="33" w:name="_Toc244206659"/>
       <w:r>
         <w:t xml:space="preserve">Table </w:t>
       </w:r>
@@ -14718,7 +14671,7 @@
         <w:spacing w:before="80" w:after="200"/>
         <w:jc w:val="center"/>
       </w:pPr>
-      <w:bookmarkStart w:id="35" w:name="_Toc244011619"/>
+      <w:bookmarkStart w:id="35" w:name="_Toc244206660"/>
       <w:r>
         <w:t xml:space="preserve">Table </w:t>
       </w:r>
@@ -15793,7 +15746,7 @@
         <w:spacing w:before="80" w:after="200"/>
         <w:jc w:val="center"/>
       </w:pPr>
-      <w:bookmarkStart w:id="38" w:name="_Toc244011620"/>
+      <w:bookmarkStart w:id="38" w:name="_Toc244206661"/>
       <w:r>
         <w:t xml:space="preserve">Table </w:t>
       </w:r>
@@ -16334,7 +16287,7 @@
         <w:spacing w:before="80" w:after="200"/>
         <w:jc w:val="center"/>
       </w:pPr>
-      <w:bookmarkStart w:id="40" w:name="_Toc244011621"/>
+      <w:bookmarkStart w:id="40" w:name="_Toc244206662"/>
       <w:r>
         <w:t xml:space="preserve">Table </w:t>
       </w:r>
@@ -17172,7 +17125,7 @@
         <w:spacing w:before="80" w:after="200"/>
         <w:jc w:val="center"/>
       </w:pPr>
-      <w:bookmarkStart w:id="42" w:name="_Toc244011622"/>
+      <w:bookmarkStart w:id="42" w:name="_Toc244206663"/>
       <w:r>
         <w:t xml:space="preserve">Table </w:t>
       </w:r>
@@ -17587,7 +17540,7 @@
         <w:spacing w:before="80" w:after="200"/>
         <w:jc w:val="center"/>
       </w:pPr>
-      <w:bookmarkStart w:id="46" w:name="_Toc244011623"/>
+      <w:bookmarkStart w:id="46" w:name="_Toc244206664"/>
       <w:r>
         <w:t xml:space="preserve">Table </w:t>
       </w:r>
@@ -17974,7 +17927,7 @@
         <w:spacing w:before="80" w:after="200"/>
         <w:jc w:val="center"/>
       </w:pPr>
-      <w:bookmarkStart w:id="48" w:name="_Toc244011624"/>
+      <w:bookmarkStart w:id="48" w:name="_Toc244206665"/>
       <w:r>
         <w:t xml:space="preserve">Table </w:t>
       </w:r>
@@ -18652,7 +18605,7 @@
         <w:spacing w:before="80" w:after="200"/>
         <w:jc w:val="center"/>
       </w:pPr>
-      <w:bookmarkStart w:id="50" w:name="_Toc244011625"/>
+      <w:bookmarkStart w:id="50" w:name="_Toc244206666"/>
       <w:r>
         <w:t xml:space="preserve">Table </w:t>
       </w:r>
@@ -20335,7 +20288,7 @@
         <w:spacing w:before="80" w:after="200"/>
         <w:jc w:val="center"/>
       </w:pPr>
-      <w:bookmarkStart w:id="52" w:name="_Toc244011626"/>
+      <w:bookmarkStart w:id="52" w:name="_Toc244206667"/>
       <w:r>
         <w:t xml:space="preserve">Table </w:t>
       </w:r>
@@ -21702,7 +21655,7 @@
         <w:spacing w:before="80" w:after="200"/>
         <w:jc w:val="center"/>
       </w:pPr>
-      <w:bookmarkStart w:id="55" w:name="_Toc244011627"/>
+      <w:bookmarkStart w:id="55" w:name="_Toc244206668"/>
       <w:r>
         <w:t xml:space="preserve">Table </w:t>
       </w:r>
@@ -22146,7 +22099,7 @@
         <w:spacing w:before="80" w:after="200"/>
         <w:jc w:val="center"/>
       </w:pPr>
-      <w:bookmarkStart w:id="57" w:name="_Toc244011628"/>
+      <w:bookmarkStart w:id="57" w:name="_Toc244206669"/>
       <w:r>
         <w:t xml:space="preserve">Table </w:t>
       </w:r>
@@ -23426,7 +23379,7 @@
         <w:spacing w:before="80" w:after="200"/>
         <w:jc w:val="center"/>
       </w:pPr>
-      <w:bookmarkStart w:id="58" w:name="_Toc244011629"/>
+      <w:bookmarkStart w:id="58" w:name="_Toc244206670"/>
       <w:r>
         <w:t xml:space="preserve">Table </w:t>
       </w:r>
